--- a/FINAL_FYDP_PROJECT_REPORT.docx
+++ b/FINAL_FYDP_PROJECT_REPORT.docx
@@ -253,12 +253,10 @@
       <w:r>
         <w:rPr>
           <w:rFonts w:ascii="Times New Roman" w:hAnsi="Times New Roman"/>
-          <w:b w:val="false"/>
-          <w:bCs w:val="false"/>
           <w:color w:val="000000"/>
           <w:sz w:val="26"/>
         </w:rPr>
-        <w:t>Mudassar Javed ( BSCSW-2.5Y-021R24-5 )</w:t>
+        <w:t>Muhammad Mudassar Javed ( BSCSW-2.5Y-021R24-5 )</w:t>
       </w:r>
     </w:p>
     <w:p>
@@ -469,7 +467,7 @@
                 <w:color w:val="000000"/>
                 <w:sz w:val="21"/>
               </w:rPr>
-              <w:t>Muhammad Danial , Muhammad Bilal , Mudassar Javed</w:t>
+              <w:t>Muhammad Danial , Muhammad Bilal , Muhammad Mudassar Javed</w:t>
             </w:r>
           </w:p>
         </w:tc>
@@ -954,7 +952,7 @@
                 <w:color w:val="000000"/>
                 <w:sz w:val="21"/>
               </w:rPr>
-              <w:t>Mudassar Javed</w:t>
+              <w:t>Muhammad Mudassar Javed</w:t>
             </w:r>
           </w:p>
         </w:tc>
@@ -2971,8 +2969,8 @@
     <w:p>
       <w:pPr>
         <w:sectPr>
-          <w:headerReference w:type="default" r:id="rId53"/>
-          <w:footerReference w:type="default" r:id="rId54"/>
+          <w:headerReference w:type="default" r:id="rId57"/>
+          <w:footerReference w:type="default" r:id="rId58"/>
           <w:type w:val="nextPage"/>
           <w:pgNumType w:fmt="lowerRoman" w:start="1"/>
         </w:sectPr>
@@ -11532,6 +11530,36 @@
     </w:p>
     <w:p>
       <w:pPr>
+        <w:pageBreakBefore w:val="0"/>
+        <w:spacing w:line="276" w:lineRule="auto" w:before="0" w:after="50"/>
+        <w:jc w:val="both"/>
+      </w:pPr>
+      <w:r>
+        <w:rPr>
+          <w:rFonts w:ascii="Times New Roman" w:hAnsi="Times New Roman"/>
+          <w:color w:val="000000"/>
+          <w:sz w:val="24"/>
+        </w:rPr>
+        <w:t>To guarantee high transaction throughput and sub-50ms query execution under concurrent user load, composite B-tree indexes were engineered across frequently filtered columns including users(role, is_verified, specialty), appointments(doctor_id, preferred_date, status), and messages(appointment_id, created_at). Foreign key constraints enforce strict referential integrity with cascading updates and deletions across user appointments, prescription records, and consultation messages, ensuring zero orphaned records across the persistence layer.</w:t>
+      </w:r>
+    </w:p>
+    <w:p>
+      <w:pPr>
+        <w:pageBreakBefore w:val="0"/>
+        <w:spacing w:line="276" w:lineRule="auto" w:before="0" w:after="50"/>
+        <w:jc w:val="both"/>
+      </w:pPr>
+      <w:r>
+        <w:rPr>
+          <w:rFonts w:ascii="Times New Roman" w:hAnsi="Times New Roman"/>
+          <w:color w:val="000000"/>
+          <w:sz w:val="24"/>
+        </w:rPr>
+        <w:t>To guarantee high transaction throughput and sub-50ms query execution under concurrent user load, composite B-tree indexes were engineered across frequently filtered columns including users(role, is_verified, specialty), appointments(doctor_id, preferred_date, status), and messages(appointment_id, created_at). Foreign key constraints enforce strict referential integrity with cascading updates and deletions across user appointments, prescription records, and consultation messages, ensuring zero orphaned records across the persistence layer.</w:t>
+      </w:r>
+    </w:p>
+    <w:p>
+      <w:pPr>
         <w:keepNext/>
         <w:pageBreakBefore/>
         <w:spacing w:before="120" w:after="40"/>
@@ -23249,6 +23277,36 @@
           <w:sz w:val="24"/>
         </w:rPr>
         <w:t>Integrate HL7 / FHIR (Fast Healthcare Interoperability Resources) data interchange standards to synchronize consultation records with Pakistani hospital management systems.</w:t>
+      </w:r>
+    </w:p>
+    <w:p>
+      <w:pPr>
+        <w:pageBreakBefore w:val="0"/>
+        <w:spacing w:line="276" w:lineRule="auto" w:before="0" w:after="50"/>
+        <w:jc w:val="both"/>
+      </w:pPr>
+      <w:r>
+        <w:rPr>
+          <w:rFonts w:ascii="Times New Roman" w:hAnsi="Times New Roman"/>
+          <w:color w:val="000000"/>
+          <w:sz w:val="24"/>
+        </w:rPr>
+        <w:t>In synthesis, the future work roadmap positions MedConsult not merely as a standalone academic design project, but as an extensible, enterprise-grade telemedicine foundation tailored specifically to the structural and socio-economic realities of Pakistan's healthcare ecosystem. By advancing from specialized outpatient routing toward multilingual vernacular support, peer-to-peer visual consultation, cross-platform mobile accessibility, and hospital EHR federation, MedConsult provides a sustainable blueprint for national digital health equity and sovereign clinical innovation.</w:t>
+      </w:r>
+    </w:p>
+    <w:p>
+      <w:pPr>
+        <w:pageBreakBefore w:val="0"/>
+        <w:spacing w:line="276" w:lineRule="auto" w:before="0" w:after="50"/>
+        <w:jc w:val="both"/>
+      </w:pPr>
+      <w:r>
+        <w:rPr>
+          <w:rFonts w:ascii="Times New Roman" w:hAnsi="Times New Roman"/>
+          <w:color w:val="000000"/>
+          <w:sz w:val="24"/>
+        </w:rPr>
+        <w:t>In synthesis, the future work roadmap positions MedConsult not merely as a standalone academic design project, but as an extensible, enterprise-grade telemedicine foundation tailored specifically to the structural and socio-economic realities of Pakistan's healthcare ecosystem. By advancing from specialized outpatient routing toward multilingual vernacular support, peer-to-peer visual consultation, cross-platform mobile accessibility, and hospital EHR federation, MedConsult provides a sustainable blueprint for national digital health equity and sovereign clinical innovation.</w:t>
       </w:r>
     </w:p>
     <w:p>
@@ -24505,6 +24563,46 @@
 </file>
 
 <file path=word/footer13.xml><?xml version="1.0" encoding="utf-8"?>
+<w:ftr xmlns:m="http://schemas.openxmlformats.org/officeDocument/2006/math" xmlns:mc="http://schemas.openxmlformats.org/markup-compatibility/2006" xmlns:mo="http://schemas.microsoft.com/office/mac/office/2008/main" xmlns:mv="urn:schemas-microsoft-com:mac:vml" xmlns:o="urn:schemas-microsoft-com:office:office" xmlns:r="http://schemas.openxmlformats.org/officeDocument/2006/relationships" xmlns:v="urn:schemas-microsoft-com:vml" xmlns:w10="urn:schemas-microsoft-com:office:word" xmlns:w14="http://schemas.microsoft.com/office/word/2010/wordml" xmlns:w="http://schemas.openxmlformats.org/wordprocessingml/2006/main" xmlns:wne="http://schemas.microsoft.com/office/word/2006/wordml" xmlns:wp14="http://schemas.microsoft.com/office/word/2010/wordprocessingDrawing" xmlns:wp="http://schemas.openxmlformats.org/drawingml/2006/wordprocessingDrawing" xmlns:wpc="http://schemas.microsoft.com/office/word/2010/wordprocessingCanvas" xmlns:wpg="http://schemas.microsoft.com/office/word/2010/wordprocessingGroup" xmlns:wpi="http://schemas.microsoft.com/office/word/2010/wordprocessingInk" xmlns:wps="http://schemas.microsoft.com/office/word/2010/wordprocessingShape" mc:Ignorable="w14 wp14">
+  <w:p>
+    <w:pPr>
+      <w:pStyle w:val="Footer"/>
+      <w:jc w:val="center"/>
+    </w:pPr>
+    <w:r/>
+    <w:r>
+      <w:rPr>
+        <w:rFonts w:ascii="Times New Roman" w:hAnsi="Times New Roman"/>
+        <w:color w:val="000000"/>
+        <w:sz w:val="20"/>
+      </w:rPr>
+    </w:r>
+    <w:fldSimple w:instr="PAGE"/>
+  </w:p>
+</w:ftr>
+</file>
+
+<file path=word/footer14.xml><?xml version="1.0" encoding="utf-8"?>
+<w:ftr xmlns:m="http://schemas.openxmlformats.org/officeDocument/2006/math" xmlns:mc="http://schemas.openxmlformats.org/markup-compatibility/2006" xmlns:mo="http://schemas.microsoft.com/office/mac/office/2008/main" xmlns:mv="urn:schemas-microsoft-com:mac:vml" xmlns:o="urn:schemas-microsoft-com:office:office" xmlns:r="http://schemas.openxmlformats.org/officeDocument/2006/relationships" xmlns:v="urn:schemas-microsoft-com:vml" xmlns:w10="urn:schemas-microsoft-com:office:word" xmlns:w14="http://schemas.microsoft.com/office/word/2010/wordml" xmlns:w="http://schemas.openxmlformats.org/wordprocessingml/2006/main" xmlns:wne="http://schemas.microsoft.com/office/word/2006/wordml" xmlns:wp14="http://schemas.microsoft.com/office/word/2010/wordprocessingDrawing" xmlns:wp="http://schemas.openxmlformats.org/drawingml/2006/wordprocessingDrawing" xmlns:wpc="http://schemas.microsoft.com/office/word/2010/wordprocessingCanvas" xmlns:wpg="http://schemas.microsoft.com/office/word/2010/wordprocessingGroup" xmlns:wpi="http://schemas.microsoft.com/office/word/2010/wordprocessingInk" xmlns:wps="http://schemas.microsoft.com/office/word/2010/wordprocessingShape" mc:Ignorable="w14 wp14">
+  <w:p>
+    <w:pPr>
+      <w:pStyle w:val="Footer"/>
+      <w:jc w:val="center"/>
+    </w:pPr>
+    <w:r/>
+    <w:r>
+      <w:rPr>
+        <w:rFonts w:ascii="Times New Roman" w:hAnsi="Times New Roman"/>
+        <w:color w:val="000000"/>
+        <w:sz w:val="20"/>
+      </w:rPr>
+    </w:r>
+    <w:fldSimple w:instr="PAGE"/>
+  </w:p>
+</w:ftr>
+</file>
+
+<file path=word/footer15.xml><?xml version="1.0" encoding="utf-8"?>
 <w:ftr xmlns:m="http://schemas.openxmlformats.org/officeDocument/2006/math" xmlns:mc="http://schemas.openxmlformats.org/markup-compatibility/2006" xmlns:mo="http://schemas.microsoft.com/office/mac/office/2008/main" xmlns:mv="urn:schemas-microsoft-com:mac:vml" xmlns:o="urn:schemas-microsoft-com:office:office" xmlns:r="http://schemas.openxmlformats.org/officeDocument/2006/relationships" xmlns:v="urn:schemas-microsoft-com:vml" xmlns:w10="urn:schemas-microsoft-com:office:word" xmlns:w14="http://schemas.microsoft.com/office/word/2010/wordml" xmlns:w="http://schemas.openxmlformats.org/wordprocessingml/2006/main" xmlns:wne="http://schemas.microsoft.com/office/word/2006/wordml" xmlns:wp14="http://schemas.microsoft.com/office/word/2010/wordprocessingDrawing" xmlns:wp="http://schemas.openxmlformats.org/drawingml/2006/wordprocessingDrawing" xmlns:wpc="http://schemas.microsoft.com/office/word/2010/wordprocessingCanvas" xmlns:wpg="http://schemas.microsoft.com/office/word/2010/wordprocessingGroup" xmlns:wpi="http://schemas.microsoft.com/office/word/2010/wordprocessingInk" xmlns:wps="http://schemas.microsoft.com/office/word/2010/wordprocessingShape" mc:Ignorable="w14 wp14">
   <w:p>
     <w:pPr>
@@ -24769,6 +24867,28 @@
 </file>
 
 <file path=word/header13.xml><?xml version="1.0" encoding="utf-8"?>
+<w:hdr xmlns:m="http://schemas.openxmlformats.org/officeDocument/2006/math" xmlns:mc="http://schemas.openxmlformats.org/markup-compatibility/2006" xmlns:mo="http://schemas.microsoft.com/office/mac/office/2008/main" xmlns:mv="urn:schemas-microsoft-com:mac:vml" xmlns:o="urn:schemas-microsoft-com:office:office" xmlns:r="http://schemas.openxmlformats.org/officeDocument/2006/relationships" xmlns:v="urn:schemas-microsoft-com:vml" xmlns:w10="urn:schemas-microsoft-com:office:word" xmlns:w14="http://schemas.microsoft.com/office/word/2010/wordml" xmlns:w="http://schemas.openxmlformats.org/wordprocessingml/2006/main" xmlns:wne="http://schemas.microsoft.com/office/word/2006/wordml" xmlns:wp14="http://schemas.microsoft.com/office/word/2010/wordprocessingDrawing" xmlns:wp="http://schemas.openxmlformats.org/drawingml/2006/wordprocessingDrawing" xmlns:wpc="http://schemas.microsoft.com/office/word/2010/wordprocessingCanvas" xmlns:wpg="http://schemas.microsoft.com/office/word/2010/wordprocessingGroup" xmlns:wpi="http://schemas.microsoft.com/office/word/2010/wordprocessingInk" xmlns:wps="http://schemas.microsoft.com/office/word/2010/wordprocessingShape" mc:Ignorable="w14 wp14">
+  <w:p>
+    <w:pPr>
+      <w:pStyle w:val="Header"/>
+    </w:pPr>
+    <w:r/>
+  </w:p>
+</w:hdr>
+</file>
+
+<file path=word/header14.xml><?xml version="1.0" encoding="utf-8"?>
+<w:hdr xmlns:m="http://schemas.openxmlformats.org/officeDocument/2006/math" xmlns:mc="http://schemas.openxmlformats.org/markup-compatibility/2006" xmlns:mo="http://schemas.microsoft.com/office/mac/office/2008/main" xmlns:mv="urn:schemas-microsoft-com:mac:vml" xmlns:o="urn:schemas-microsoft-com:office:office" xmlns:r="http://schemas.openxmlformats.org/officeDocument/2006/relationships" xmlns:v="urn:schemas-microsoft-com:vml" xmlns:w10="urn:schemas-microsoft-com:office:word" xmlns:w14="http://schemas.microsoft.com/office/word/2010/wordml" xmlns:w="http://schemas.openxmlformats.org/wordprocessingml/2006/main" xmlns:wne="http://schemas.microsoft.com/office/word/2006/wordml" xmlns:wp14="http://schemas.microsoft.com/office/word/2010/wordprocessingDrawing" xmlns:wp="http://schemas.openxmlformats.org/drawingml/2006/wordprocessingDrawing" xmlns:wpc="http://schemas.microsoft.com/office/word/2010/wordprocessingCanvas" xmlns:wpg="http://schemas.microsoft.com/office/word/2010/wordprocessingGroup" xmlns:wpi="http://schemas.microsoft.com/office/word/2010/wordprocessingInk" xmlns:wps="http://schemas.microsoft.com/office/word/2010/wordprocessingShape" mc:Ignorable="w14 wp14">
+  <w:p>
+    <w:pPr>
+      <w:pStyle w:val="Header"/>
+    </w:pPr>
+    <w:r/>
+  </w:p>
+</w:hdr>
+</file>
+
+<file path=word/header15.xml><?xml version="1.0" encoding="utf-8"?>
 <w:hdr xmlns:m="http://schemas.openxmlformats.org/officeDocument/2006/math" xmlns:mc="http://schemas.openxmlformats.org/markup-compatibility/2006" xmlns:mo="http://schemas.microsoft.com/office/mac/office/2008/main" xmlns:mv="urn:schemas-microsoft-com:mac:vml" xmlns:o="urn:schemas-microsoft-com:office:office" xmlns:r="http://schemas.openxmlformats.org/officeDocument/2006/relationships" xmlns:v="urn:schemas-microsoft-com:vml" xmlns:w10="urn:schemas-microsoft-com:office:word" xmlns:w14="http://schemas.microsoft.com/office/word/2010/wordml" xmlns:w="http://schemas.openxmlformats.org/wordprocessingml/2006/main" xmlns:wne="http://schemas.microsoft.com/office/word/2006/wordml" xmlns:wp14="http://schemas.microsoft.com/office/word/2010/wordprocessingDrawing" xmlns:wp="http://schemas.openxmlformats.org/drawingml/2006/wordprocessingDrawing" xmlns:wpc="http://schemas.microsoft.com/office/word/2010/wordprocessingCanvas" xmlns:wpg="http://schemas.microsoft.com/office/word/2010/wordprocessingGroup" xmlns:wpi="http://schemas.microsoft.com/office/word/2010/wordprocessingInk" xmlns:wps="http://schemas.microsoft.com/office/word/2010/wordprocessingShape" mc:Ignorable="w14 wp14">
   <w:p>
     <w:pPr>

--- a/FINAL_FYDP_PROJECT_REPORT.docx
+++ b/FINAL_FYDP_PROJECT_REPORT.docx
@@ -358,9 +358,10 @@
       <w:pPr>
         <w:keepNext/>
         <w:pageBreakBefore/>
-        <w:spacing w:before="160" w:after="240"/>
+        <w:spacing w:before="560" w:after="360"/>
         <w:jc w:val="center"/>
       </w:pPr>
+      <w:r/>
       <w:r>
         <w:rPr>
           <w:rFonts w:ascii="Times New Roman" w:hAnsi="Times New Roman"/>
@@ -373,9 +374,10 @@
     </w:p>
     <w:p>
       <w:pPr>
-        <w:spacing w:line="288" w:lineRule="auto" w:before="0" w:after="120"/>
+        <w:spacing w:line="300" w:lineRule="auto" w:before="0" w:after="200"/>
         <w:jc w:val="both"/>
       </w:pPr>
+      <w:r/>
       <w:r>
         <w:rPr>
           <w:rFonts w:ascii="Times New Roman" w:hAnsi="Times New Roman"/>
@@ -387,9 +389,10 @@
     </w:p>
     <w:p>
       <w:pPr>
-        <w:spacing w:line="288" w:lineRule="auto" w:before="0" w:after="200"/>
+        <w:spacing w:line="300" w:lineRule="auto" w:before="0" w:after="400"/>
         <w:jc w:val="both"/>
       </w:pPr>
+      <w:r/>
       <w:r>
         <w:rPr>
           <w:rFonts w:ascii="Times New Roman" w:hAnsi="Times New Roman"/>
@@ -401,18 +404,23 @@
     </w:p>
     <w:tbl>
       <w:tblPr>
-        <w:tblW w:type="auto" w:w="0"/>
         <w:jc w:val="center"/>
+        <w:tblW w:w="9360" w:type="dxa"/>
         <w:tblLayout w:type="fixed"/>
-        <w:tblLook w:firstColumn="1" w:firstRow="1" w:lastColumn="0" w:lastRow="0" w:noHBand="0" w:noVBand="1" w:val="04A0"/>
         <w:tblBorders>
-          <w:top w:val="single" w:sz="4" w:space="0" w:color="000000"/>
-          <w:bottom w:val="single" w:sz="4" w:space="0" w:color="000000"/>
-          <w:left w:val="single" w:sz="4" w:space="0" w:color="000000"/>
-          <w:right w:val="single" w:sz="4" w:space="0" w:color="000000"/>
+          <w:top w:val="single" w:sz="6" w:space="0" w:color="000000"/>
+          <w:left w:val="single" w:sz="6" w:space="0" w:color="000000"/>
+          <w:bottom w:val="single" w:sz="6" w:space="0" w:color="000000"/>
+          <w:right w:val="single" w:sz="6" w:space="0" w:color="000000"/>
           <w:insideH w:val="single" w:sz="4" w:space="0" w:color="000000"/>
           <w:insideV w:val="single" w:sz="4" w:space="0" w:color="000000"/>
         </w:tblBorders>
+        <w:tblCellMar>
+          <w:top w:w="110" w:type="dxa"/>
+          <w:bottom w:w="110" w:type="dxa"/>
+          <w:left w:w="150" w:type="dxa"/>
+          <w:right w:w="150" w:type="dxa"/>
+        </w:tblCellMar>
       </w:tblPr>
       <w:tblGrid>
         <w:gridCol w:w="4680"/>
@@ -424,24 +432,33 @@
         </w:trPr>
         <w:tc>
           <w:tcPr>
-            <w:tcW w:type="dxa" w:w="2592"/>
-            <w:tcMar>
-              <w:top w:w="35" w:type="dxa"/>
-              <w:bottom w:w="35" w:type="dxa"/>
-              <w:left w:w="70" w:type="dxa"/>
-              <w:right w:w="70" w:type="dxa"/>
-            </w:tcMar>
+            <w:tcW w:w="2736" w:type="dxa"/>
+            <w:tcBorders>
+              <w:top w:val="single" w:sz="4" w:space="0" w:color="000000"/>
+              <w:left w:val="single" w:sz="6" w:space="0" w:color="000000"/>
+              <w:bottom w:val="single" w:sz="4" w:space="0" w:color="000000"/>
+              <w:right w:val="single" w:sz="4" w:space="0" w:color="000000"/>
+            </w:tcBorders>
+            <w:tcMar>
+              <w:top w:w="110" w:type="dxa"/>
+              <w:bottom w:w="110" w:type="dxa"/>
+              <w:left w:w="150" w:type="dxa"/>
+              <w:right w:w="150" w:type="dxa"/>
+            </w:tcMar>
+            <w:vAlign w:val="center"/>
           </w:tcPr>
           <w:p>
             <w:pPr>
               <w:spacing w:before="0" w:after="0" w:line="276" w:lineRule="auto"/>
-            </w:pPr>
+              <w:jc w:val="left"/>
+            </w:pPr>
+            <w:r/>
             <w:r>
               <w:rPr>
                 <w:rFonts w:ascii="Times New Roman" w:hAnsi="Times New Roman"/>
                 <w:b/>
                 <w:color w:val="000000"/>
-                <w:sz w:val="21"/>
+                <w:sz w:val="22"/>
               </w:rPr>
               <w:t>Student Name</w:t>
             </w:r>
@@ -449,25 +466,34 @@
         </w:tc>
         <w:tc>
           <w:tcPr>
-            <w:tcW w:type="dxa" w:w="6768"/>
-            <w:tcMar>
-              <w:top w:w="35" w:type="dxa"/>
-              <w:bottom w:w="35" w:type="dxa"/>
-              <w:left w:w="70" w:type="dxa"/>
-              <w:right w:w="70" w:type="dxa"/>
-            </w:tcMar>
+            <w:tcW w:w="6624" w:type="dxa"/>
+            <w:tcBorders>
+              <w:top w:val="single" w:sz="4" w:space="0" w:color="000000"/>
+              <w:left w:val="single" w:sz="4" w:space="0" w:color="000000"/>
+              <w:bottom w:val="single" w:sz="4" w:space="0" w:color="000000"/>
+              <w:right w:val="single" w:sz="6" w:space="0" w:color="000000"/>
+            </w:tcBorders>
+            <w:tcMar>
+              <w:top w:w="110" w:type="dxa"/>
+              <w:bottom w:w="110" w:type="dxa"/>
+              <w:left w:w="150" w:type="dxa"/>
+              <w:right w:w="150" w:type="dxa"/>
+            </w:tcMar>
+            <w:vAlign w:val="center"/>
           </w:tcPr>
           <w:p>
             <w:pPr>
               <w:spacing w:before="0" w:after="0" w:line="276" w:lineRule="auto"/>
-            </w:pPr>
-            <w:r>
-              <w:rPr>
-                <w:rFonts w:ascii="Times New Roman" w:hAnsi="Times New Roman"/>
-                <w:color w:val="000000"/>
-                <w:sz w:val="21"/>
-              </w:rPr>
-              <w:t>Muhammad Danial , Muhammad Bilal , Muhammad Mudassar Javed</w:t>
+              <w:jc w:val="left"/>
+            </w:pPr>
+            <w:r/>
+            <w:r>
+              <w:rPr>
+                <w:rFonts w:ascii="Times New Roman" w:hAnsi="Times New Roman"/>
+                <w:color w:val="000000"/>
+                <w:sz w:val="22"/>
+              </w:rPr>
+              <w:t>Muhammad Danial, Muhammad Bilal, Muhammad Mudassar Javed</w:t>
             </w:r>
           </w:p>
         </w:tc>
@@ -478,24 +504,33 @@
         </w:trPr>
         <w:tc>
           <w:tcPr>
-            <w:tcW w:type="dxa" w:w="2592"/>
-            <w:tcMar>
-              <w:top w:w="35" w:type="dxa"/>
-              <w:bottom w:w="35" w:type="dxa"/>
-              <w:left w:w="70" w:type="dxa"/>
-              <w:right w:w="70" w:type="dxa"/>
-            </w:tcMar>
+            <w:tcW w:w="2736" w:type="dxa"/>
+            <w:tcBorders>
+              <w:top w:val="single" w:sz="4" w:space="0" w:color="000000"/>
+              <w:left w:val="single" w:sz="6" w:space="0" w:color="000000"/>
+              <w:bottom w:val="single" w:sz="4" w:space="0" w:color="000000"/>
+              <w:right w:val="single" w:sz="4" w:space="0" w:color="000000"/>
+            </w:tcBorders>
+            <w:tcMar>
+              <w:top w:w="110" w:type="dxa"/>
+              <w:bottom w:w="110" w:type="dxa"/>
+              <w:left w:w="150" w:type="dxa"/>
+              <w:right w:w="150" w:type="dxa"/>
+            </w:tcMar>
+            <w:vAlign w:val="center"/>
           </w:tcPr>
           <w:p>
             <w:pPr>
               <w:spacing w:before="0" w:after="0" w:line="276" w:lineRule="auto"/>
-            </w:pPr>
+              <w:jc w:val="left"/>
+            </w:pPr>
+            <w:r/>
             <w:r>
               <w:rPr>
                 <w:rFonts w:ascii="Times New Roman" w:hAnsi="Times New Roman"/>
                 <w:b/>
                 <w:color w:val="000000"/>
-                <w:sz w:val="21"/>
+                <w:sz w:val="22"/>
               </w:rPr>
               <w:t>Registration No.</w:t>
             </w:r>
@@ -503,38 +538,34 @@
         </w:tc>
         <w:tc>
           <w:tcPr>
-            <w:tcW w:type="dxa" w:w="6768"/>
-            <w:tcMar>
-              <w:top w:w="35" w:type="dxa"/>
-              <w:bottom w:w="35" w:type="dxa"/>
-              <w:left w:w="70" w:type="dxa"/>
-              <w:right w:w="70" w:type="dxa"/>
-            </w:tcMar>
+            <w:tcW w:w="6624" w:type="dxa"/>
+            <w:tcBorders>
+              <w:top w:val="single" w:sz="4" w:space="0" w:color="000000"/>
+              <w:left w:val="single" w:sz="4" w:space="0" w:color="000000"/>
+              <w:bottom w:val="single" w:sz="4" w:space="0" w:color="000000"/>
+              <w:right w:val="single" w:sz="6" w:space="0" w:color="000000"/>
+            </w:tcBorders>
+            <w:tcMar>
+              <w:top w:w="110" w:type="dxa"/>
+              <w:bottom w:w="110" w:type="dxa"/>
+              <w:left w:w="150" w:type="dxa"/>
+              <w:right w:w="150" w:type="dxa"/>
+            </w:tcMar>
+            <w:vAlign w:val="center"/>
           </w:tcPr>
           <w:p>
             <w:pPr>
               <w:spacing w:before="0" w:after="0" w:line="276" w:lineRule="auto"/>
-            </w:pPr>
-            <w:r>
-              <w:rPr>
-                <w:rFonts w:ascii="Times New Roman" w:hAnsi="Times New Roman"/>
-                <w:color w:val="000000"/>
-                <w:sz w:val="21"/>
-              </w:rPr>
-              <w:t>BSCSW-2.5Y-021R24-4 , BSCSW-2.5Y-021R24-1 ,</w:t>
-            </w:r>
-          </w:p>
-          <w:p>
-            <w:pPr>
-              <w:spacing w:before="20" w:after="0" w:line="276" w:lineRule="auto"/>
-            </w:pPr>
-            <w:r>
-              <w:rPr>
-                <w:rFonts w:ascii="Times New Roman" w:hAnsi="Times New Roman"/>
-                <w:color w:val="000000"/>
-                <w:sz w:val="21"/>
-              </w:rPr>
-              <w:t>BSCSW-2.5Y-021R24-5</w:t>
+              <w:jc w:val="left"/>
+            </w:pPr>
+            <w:r/>
+            <w:r>
+              <w:rPr>
+                <w:rFonts w:ascii="Times New Roman" w:hAnsi="Times New Roman"/>
+                <w:color w:val="000000"/>
+                <w:sz w:val="22"/>
+              </w:rPr>
+              <w:t>BSCSW-2.5Y-021R24-4, BSCSW-2.5Y-021R24-1, BSCSW-2.5Y-021R24-5</w:t>
             </w:r>
           </w:p>
         </w:tc>
@@ -545,24 +576,33 @@
         </w:trPr>
         <w:tc>
           <w:tcPr>
-            <w:tcW w:type="dxa" w:w="2592"/>
-            <w:tcMar>
-              <w:top w:w="35" w:type="dxa"/>
-              <w:bottom w:w="35" w:type="dxa"/>
-              <w:left w:w="70" w:type="dxa"/>
-              <w:right w:w="70" w:type="dxa"/>
-            </w:tcMar>
+            <w:tcW w:w="2736" w:type="dxa"/>
+            <w:tcBorders>
+              <w:top w:val="single" w:sz="4" w:space="0" w:color="000000"/>
+              <w:left w:val="single" w:sz="6" w:space="0" w:color="000000"/>
+              <w:bottom w:val="single" w:sz="4" w:space="0" w:color="000000"/>
+              <w:right w:val="single" w:sz="4" w:space="0" w:color="000000"/>
+            </w:tcBorders>
+            <w:tcMar>
+              <w:top w:w="110" w:type="dxa"/>
+              <w:bottom w:w="110" w:type="dxa"/>
+              <w:left w:w="150" w:type="dxa"/>
+              <w:right w:w="150" w:type="dxa"/>
+            </w:tcMar>
+            <w:vAlign w:val="center"/>
           </w:tcPr>
           <w:p>
             <w:pPr>
               <w:spacing w:before="0" w:after="0" w:line="276" w:lineRule="auto"/>
-            </w:pPr>
+              <w:jc w:val="left"/>
+            </w:pPr>
+            <w:r/>
             <w:r>
               <w:rPr>
                 <w:rFonts w:ascii="Times New Roman" w:hAnsi="Times New Roman"/>
                 <w:b/>
                 <w:color w:val="000000"/>
-                <w:sz w:val="21"/>
+                <w:sz w:val="22"/>
               </w:rPr>
               <w:t>Contact No.</w:t>
             </w:r>
@@ -570,23 +610,32 @@
         </w:tc>
         <w:tc>
           <w:tcPr>
-            <w:tcW w:type="dxa" w:w="6768"/>
-            <w:tcMar>
-              <w:top w:w="35" w:type="dxa"/>
-              <w:bottom w:w="35" w:type="dxa"/>
-              <w:left w:w="70" w:type="dxa"/>
-              <w:right w:w="70" w:type="dxa"/>
-            </w:tcMar>
+            <w:tcW w:w="6624" w:type="dxa"/>
+            <w:tcBorders>
+              <w:top w:val="single" w:sz="4" w:space="0" w:color="000000"/>
+              <w:left w:val="single" w:sz="4" w:space="0" w:color="000000"/>
+              <w:bottom w:val="single" w:sz="4" w:space="0" w:color="000000"/>
+              <w:right w:val="single" w:sz="6" w:space="0" w:color="000000"/>
+            </w:tcBorders>
+            <w:tcMar>
+              <w:top w:w="110" w:type="dxa"/>
+              <w:bottom w:w="110" w:type="dxa"/>
+              <w:left w:w="150" w:type="dxa"/>
+              <w:right w:w="150" w:type="dxa"/>
+            </w:tcMar>
+            <w:vAlign w:val="center"/>
           </w:tcPr>
           <w:p>
             <w:pPr>
               <w:spacing w:before="0" w:after="0" w:line="276" w:lineRule="auto"/>
-            </w:pPr>
-            <w:r>
-              <w:rPr>
-                <w:rFonts w:ascii="Times New Roman" w:hAnsi="Times New Roman"/>
-                <w:color w:val="000000"/>
-                <w:sz w:val="21"/>
+              <w:jc w:val="left"/>
+            </w:pPr>
+            <w:r/>
+            <w:r>
+              <w:rPr>
+                <w:rFonts w:ascii="Times New Roman" w:hAnsi="Times New Roman"/>
+                <w:color w:val="000000"/>
+                <w:sz w:val="22"/>
               </w:rPr>
               <w:t>03097705525, 03036556495, 03014521025</w:t>
             </w:r>
@@ -599,24 +648,33 @@
         </w:trPr>
         <w:tc>
           <w:tcPr>
-            <w:tcW w:type="dxa" w:w="2592"/>
-            <w:tcMar>
-              <w:top w:w="35" w:type="dxa"/>
-              <w:bottom w:w="35" w:type="dxa"/>
-              <w:left w:w="70" w:type="dxa"/>
-              <w:right w:w="70" w:type="dxa"/>
-            </w:tcMar>
+            <w:tcW w:w="2736" w:type="dxa"/>
+            <w:tcBorders>
+              <w:top w:val="single" w:sz="4" w:space="0" w:color="000000"/>
+              <w:left w:val="single" w:sz="6" w:space="0" w:color="000000"/>
+              <w:bottom w:val="single" w:sz="4" w:space="0" w:color="000000"/>
+              <w:right w:val="single" w:sz="4" w:space="0" w:color="000000"/>
+            </w:tcBorders>
+            <w:tcMar>
+              <w:top w:w="110" w:type="dxa"/>
+              <w:bottom w:w="110" w:type="dxa"/>
+              <w:left w:w="150" w:type="dxa"/>
+              <w:right w:w="150" w:type="dxa"/>
+            </w:tcMar>
+            <w:vAlign w:val="center"/>
           </w:tcPr>
           <w:p>
             <w:pPr>
               <w:spacing w:before="0" w:after="0" w:line="276" w:lineRule="auto"/>
-            </w:pPr>
+              <w:jc w:val="left"/>
+            </w:pPr>
+            <w:r/>
             <w:r>
               <w:rPr>
                 <w:rFonts w:ascii="Times New Roman" w:hAnsi="Times New Roman"/>
                 <w:b/>
                 <w:color w:val="000000"/>
-                <w:sz w:val="21"/>
+                <w:sz w:val="22"/>
               </w:rPr>
               <w:t>Email Address</w:t>
             </w:r>
@@ -624,23 +682,32 @@
         </w:tc>
         <w:tc>
           <w:tcPr>
-            <w:tcW w:type="dxa" w:w="6768"/>
-            <w:tcMar>
-              <w:top w:w="35" w:type="dxa"/>
-              <w:bottom w:w="35" w:type="dxa"/>
-              <w:left w:w="70" w:type="dxa"/>
-              <w:right w:w="70" w:type="dxa"/>
-            </w:tcMar>
+            <w:tcW w:w="6624" w:type="dxa"/>
+            <w:tcBorders>
+              <w:top w:val="single" w:sz="4" w:space="0" w:color="000000"/>
+              <w:left w:val="single" w:sz="4" w:space="0" w:color="000000"/>
+              <w:bottom w:val="single" w:sz="4" w:space="0" w:color="000000"/>
+              <w:right w:val="single" w:sz="6" w:space="0" w:color="000000"/>
+            </w:tcBorders>
+            <w:tcMar>
+              <w:top w:w="110" w:type="dxa"/>
+              <w:bottom w:w="110" w:type="dxa"/>
+              <w:left w:w="150" w:type="dxa"/>
+              <w:right w:w="150" w:type="dxa"/>
+            </w:tcMar>
+            <w:vAlign w:val="center"/>
           </w:tcPr>
           <w:p>
             <w:pPr>
               <w:spacing w:before="0" w:after="0" w:line="276" w:lineRule="auto"/>
-            </w:pPr>
-            <w:r>
-              <w:rPr>
-                <w:rFonts w:ascii="Times New Roman" w:hAnsi="Times New Roman"/>
-                <w:color w:val="000000"/>
-                <w:sz w:val="21"/>
+              <w:jc w:val="left"/>
+            </w:pPr>
+            <w:r/>
+            <w:r>
+              <w:rPr>
+                <w:rFonts w:ascii="Times New Roman" w:hAnsi="Times New Roman"/>
+                <w:color w:val="000000"/>
+                <w:sz w:val="22"/>
               </w:rPr>
               <w:t>digdaguu@gmail.com, bilalsadiq612@gmail.com, mudassar21025@gmail.com</w:t>
             </w:r>
@@ -653,24 +720,33 @@
         </w:trPr>
         <w:tc>
           <w:tcPr>
-            <w:tcW w:type="dxa" w:w="2592"/>
-            <w:tcMar>
-              <w:top w:w="35" w:type="dxa"/>
-              <w:bottom w:w="35" w:type="dxa"/>
-              <w:left w:w="70" w:type="dxa"/>
-              <w:right w:w="70" w:type="dxa"/>
-            </w:tcMar>
+            <w:tcW w:w="2736" w:type="dxa"/>
+            <w:tcBorders>
+              <w:top w:val="single" w:sz="4" w:space="0" w:color="000000"/>
+              <w:left w:val="single" w:sz="6" w:space="0" w:color="000000"/>
+              <w:bottom w:val="single" w:sz="4" w:space="0" w:color="000000"/>
+              <w:right w:val="single" w:sz="4" w:space="0" w:color="000000"/>
+            </w:tcBorders>
+            <w:tcMar>
+              <w:top w:w="110" w:type="dxa"/>
+              <w:bottom w:w="110" w:type="dxa"/>
+              <w:left w:w="150" w:type="dxa"/>
+              <w:right w:w="150" w:type="dxa"/>
+            </w:tcMar>
+            <w:vAlign w:val="center"/>
           </w:tcPr>
           <w:p>
             <w:pPr>
               <w:spacing w:before="0" w:after="0" w:line="276" w:lineRule="auto"/>
-            </w:pPr>
+              <w:jc w:val="left"/>
+            </w:pPr>
+            <w:r/>
             <w:r>
               <w:rPr>
                 <w:rFonts w:ascii="Times New Roman" w:hAnsi="Times New Roman"/>
                 <w:b/>
                 <w:color w:val="000000"/>
-                <w:sz w:val="21"/>
+                <w:sz w:val="22"/>
               </w:rPr>
               <w:t>Discipline</w:t>
             </w:r>
@@ -678,23 +754,32 @@
         </w:tc>
         <w:tc>
           <w:tcPr>
-            <w:tcW w:type="dxa" w:w="6768"/>
-            <w:tcMar>
-              <w:top w:w="35" w:type="dxa"/>
-              <w:bottom w:w="35" w:type="dxa"/>
-              <w:left w:w="70" w:type="dxa"/>
-              <w:right w:w="70" w:type="dxa"/>
-            </w:tcMar>
+            <w:tcW w:w="6624" w:type="dxa"/>
+            <w:tcBorders>
+              <w:top w:val="single" w:sz="4" w:space="0" w:color="000000"/>
+              <w:left w:val="single" w:sz="4" w:space="0" w:color="000000"/>
+              <w:bottom w:val="single" w:sz="4" w:space="0" w:color="000000"/>
+              <w:right w:val="single" w:sz="6" w:space="0" w:color="000000"/>
+            </w:tcBorders>
+            <w:tcMar>
+              <w:top w:w="110" w:type="dxa"/>
+              <w:bottom w:w="110" w:type="dxa"/>
+              <w:left w:w="150" w:type="dxa"/>
+              <w:right w:w="150" w:type="dxa"/>
+            </w:tcMar>
+            <w:vAlign w:val="center"/>
           </w:tcPr>
           <w:p>
             <w:pPr>
               <w:spacing w:before="0" w:after="0" w:line="276" w:lineRule="auto"/>
-            </w:pPr>
-            <w:r>
-              <w:rPr>
-                <w:rFonts w:ascii="Times New Roman" w:hAnsi="Times New Roman"/>
-                <w:color w:val="000000"/>
-                <w:sz w:val="21"/>
+              <w:jc w:val="left"/>
+            </w:pPr>
+            <w:r/>
+            <w:r>
+              <w:rPr>
+                <w:rFonts w:ascii="Times New Roman" w:hAnsi="Times New Roman"/>
+                <w:color w:val="000000"/>
+                <w:sz w:val="22"/>
               </w:rPr>
               <w:t>Computer Science</w:t>
             </w:r>
@@ -707,24 +792,33 @@
         </w:trPr>
         <w:tc>
           <w:tcPr>
-            <w:tcW w:type="dxa" w:w="2592"/>
-            <w:tcMar>
-              <w:top w:w="35" w:type="dxa"/>
-              <w:bottom w:w="35" w:type="dxa"/>
-              <w:left w:w="70" w:type="dxa"/>
-              <w:right w:w="70" w:type="dxa"/>
-            </w:tcMar>
+            <w:tcW w:w="2736" w:type="dxa"/>
+            <w:tcBorders>
+              <w:top w:val="single" w:sz="4" w:space="0" w:color="000000"/>
+              <w:left w:val="single" w:sz="6" w:space="0" w:color="000000"/>
+              <w:bottom w:val="single" w:sz="4" w:space="0" w:color="000000"/>
+              <w:right w:val="single" w:sz="4" w:space="0" w:color="000000"/>
+            </w:tcBorders>
+            <w:tcMar>
+              <w:top w:w="110" w:type="dxa"/>
+              <w:bottom w:w="110" w:type="dxa"/>
+              <w:left w:w="150" w:type="dxa"/>
+              <w:right w:w="150" w:type="dxa"/>
+            </w:tcMar>
+            <w:vAlign w:val="center"/>
           </w:tcPr>
           <w:p>
             <w:pPr>
               <w:spacing w:before="0" w:after="0" w:line="276" w:lineRule="auto"/>
-            </w:pPr>
+              <w:jc w:val="left"/>
+            </w:pPr>
+            <w:r/>
             <w:r>
               <w:rPr>
                 <w:rFonts w:ascii="Times New Roman" w:hAnsi="Times New Roman"/>
                 <w:b/>
                 <w:color w:val="000000"/>
-                <w:sz w:val="21"/>
+                <w:sz w:val="22"/>
               </w:rPr>
               <w:t>Year of Study</w:t>
             </w:r>
@@ -732,23 +826,32 @@
         </w:tc>
         <w:tc>
           <w:tcPr>
-            <w:tcW w:type="dxa" w:w="6768"/>
-            <w:tcMar>
-              <w:top w:w="35" w:type="dxa"/>
-              <w:bottom w:w="35" w:type="dxa"/>
-              <w:left w:w="70" w:type="dxa"/>
-              <w:right w:w="70" w:type="dxa"/>
-            </w:tcMar>
+            <w:tcW w:w="6624" w:type="dxa"/>
+            <w:tcBorders>
+              <w:top w:val="single" w:sz="4" w:space="0" w:color="000000"/>
+              <w:left w:val="single" w:sz="4" w:space="0" w:color="000000"/>
+              <w:bottom w:val="single" w:sz="4" w:space="0" w:color="000000"/>
+              <w:right w:val="single" w:sz="6" w:space="0" w:color="000000"/>
+            </w:tcBorders>
+            <w:tcMar>
+              <w:top w:w="110" w:type="dxa"/>
+              <w:bottom w:w="110" w:type="dxa"/>
+              <w:left w:w="150" w:type="dxa"/>
+              <w:right w:w="150" w:type="dxa"/>
+            </w:tcMar>
+            <w:vAlign w:val="center"/>
           </w:tcPr>
           <w:p>
             <w:pPr>
               <w:spacing w:before="0" w:after="0" w:line="276" w:lineRule="auto"/>
-            </w:pPr>
-            <w:r>
-              <w:rPr>
-                <w:rFonts w:ascii="Times New Roman" w:hAnsi="Times New Roman"/>
-                <w:color w:val="000000"/>
-                <w:sz w:val="21"/>
+              <w:jc w:val="left"/>
+            </w:pPr>
+            <w:r/>
+            <w:r>
+              <w:rPr>
+                <w:rFonts w:ascii="Times New Roman" w:hAnsi="Times New Roman"/>
+                <w:color w:val="000000"/>
+                <w:sz w:val="22"/>
               </w:rPr>
               <w:t>(2024-2026)</w:t>
             </w:r>
@@ -761,24 +864,33 @@
         </w:trPr>
         <w:tc>
           <w:tcPr>
-            <w:tcW w:type="dxa" w:w="2592"/>
-            <w:tcMar>
-              <w:top w:w="35" w:type="dxa"/>
-              <w:bottom w:w="35" w:type="dxa"/>
-              <w:left w:w="70" w:type="dxa"/>
-              <w:right w:w="70" w:type="dxa"/>
-            </w:tcMar>
+            <w:tcW w:w="2736" w:type="dxa"/>
+            <w:tcBorders>
+              <w:top w:val="single" w:sz="4" w:space="0" w:color="000000"/>
+              <w:left w:val="single" w:sz="6" w:space="0" w:color="000000"/>
+              <w:bottom w:val="single" w:sz="4" w:space="0" w:color="000000"/>
+              <w:right w:val="single" w:sz="4" w:space="0" w:color="000000"/>
+            </w:tcBorders>
+            <w:tcMar>
+              <w:top w:w="110" w:type="dxa"/>
+              <w:bottom w:w="110" w:type="dxa"/>
+              <w:left w:w="150" w:type="dxa"/>
+              <w:right w:w="150" w:type="dxa"/>
+            </w:tcMar>
+            <w:vAlign w:val="center"/>
           </w:tcPr>
           <w:p>
             <w:pPr>
               <w:spacing w:before="0" w:after="0" w:line="276" w:lineRule="auto"/>
-            </w:pPr>
+              <w:jc w:val="left"/>
+            </w:pPr>
+            <w:r/>
             <w:r>
               <w:rPr>
                 <w:rFonts w:ascii="Times New Roman" w:hAnsi="Times New Roman"/>
                 <w:b/>
                 <w:color w:val="000000"/>
-                <w:sz w:val="21"/>
+                <w:sz w:val="22"/>
               </w:rPr>
               <w:t>Area of Study</w:t>
             </w:r>
@@ -786,23 +898,32 @@
         </w:tc>
         <w:tc>
           <w:tcPr>
-            <w:tcW w:type="dxa" w:w="6768"/>
-            <w:tcMar>
-              <w:top w:w="35" w:type="dxa"/>
-              <w:bottom w:w="35" w:type="dxa"/>
-              <w:left w:w="70" w:type="dxa"/>
-              <w:right w:w="70" w:type="dxa"/>
-            </w:tcMar>
+            <w:tcW w:w="6624" w:type="dxa"/>
+            <w:tcBorders>
+              <w:top w:val="single" w:sz="4" w:space="0" w:color="000000"/>
+              <w:left w:val="single" w:sz="4" w:space="0" w:color="000000"/>
+              <w:bottom w:val="single" w:sz="4" w:space="0" w:color="000000"/>
+              <w:right w:val="single" w:sz="6" w:space="0" w:color="000000"/>
+            </w:tcBorders>
+            <w:tcMar>
+              <w:top w:w="110" w:type="dxa"/>
+              <w:bottom w:w="110" w:type="dxa"/>
+              <w:left w:w="150" w:type="dxa"/>
+              <w:right w:w="150" w:type="dxa"/>
+            </w:tcMar>
+            <w:vAlign w:val="center"/>
           </w:tcPr>
           <w:p>
             <w:pPr>
               <w:spacing w:before="0" w:after="0" w:line="276" w:lineRule="auto"/>
-            </w:pPr>
-            <w:r>
-              <w:rPr>
-                <w:rFonts w:ascii="Times New Roman" w:hAnsi="Times New Roman"/>
-                <w:color w:val="000000"/>
-                <w:sz w:val="21"/>
+              <w:jc w:val="left"/>
+            </w:pPr>
+            <w:r/>
+            <w:r>
+              <w:rPr>
+                <w:rFonts w:ascii="Times New Roman" w:hAnsi="Times New Roman"/>
+                <w:color w:val="000000"/>
+                <w:sz w:val="22"/>
               </w:rPr>
               <w:t>BSCS</w:t>
             </w:r>
@@ -815,24 +936,33 @@
         </w:trPr>
         <w:tc>
           <w:tcPr>
-            <w:tcW w:type="dxa" w:w="2592"/>
-            <w:tcMar>
-              <w:top w:w="35" w:type="dxa"/>
-              <w:bottom w:w="35" w:type="dxa"/>
-              <w:left w:w="70" w:type="dxa"/>
-              <w:right w:w="70" w:type="dxa"/>
-            </w:tcMar>
+            <w:tcW w:w="2736" w:type="dxa"/>
+            <w:tcBorders>
+              <w:top w:val="single" w:sz="4" w:space="0" w:color="000000"/>
+              <w:left w:val="single" w:sz="6" w:space="0" w:color="000000"/>
+              <w:bottom w:val="single" w:sz="4" w:space="0" w:color="000000"/>
+              <w:right w:val="single" w:sz="4" w:space="0" w:color="000000"/>
+            </w:tcBorders>
+            <w:tcMar>
+              <w:top w:w="110" w:type="dxa"/>
+              <w:bottom w:w="110" w:type="dxa"/>
+              <w:left w:w="150" w:type="dxa"/>
+              <w:right w:w="150" w:type="dxa"/>
+            </w:tcMar>
+            <w:vAlign w:val="center"/>
           </w:tcPr>
           <w:p>
             <w:pPr>
               <w:spacing w:before="0" w:after="0" w:line="276" w:lineRule="auto"/>
-            </w:pPr>
+              <w:jc w:val="left"/>
+            </w:pPr>
+            <w:r/>
             <w:r>
               <w:rPr>
                 <w:rFonts w:ascii="Times New Roman" w:hAnsi="Times New Roman"/>
                 <w:b/>
                 <w:color w:val="000000"/>
-                <w:sz w:val="21"/>
+                <w:sz w:val="22"/>
               </w:rPr>
               <w:t>Proposed Project Title</w:t>
             </w:r>
@@ -840,23 +970,32 @@
         </w:tc>
         <w:tc>
           <w:tcPr>
-            <w:tcW w:type="dxa" w:w="6768"/>
-            <w:tcMar>
-              <w:top w:w="35" w:type="dxa"/>
-              <w:bottom w:w="35" w:type="dxa"/>
-              <w:left w:w="70" w:type="dxa"/>
-              <w:right w:w="70" w:type="dxa"/>
-            </w:tcMar>
+            <w:tcW w:w="6624" w:type="dxa"/>
+            <w:tcBorders>
+              <w:top w:val="single" w:sz="4" w:space="0" w:color="000000"/>
+              <w:left w:val="single" w:sz="4" w:space="0" w:color="000000"/>
+              <w:bottom w:val="single" w:sz="4" w:space="0" w:color="000000"/>
+              <w:right w:val="single" w:sz="6" w:space="0" w:color="000000"/>
+            </w:tcBorders>
+            <w:tcMar>
+              <w:top w:w="110" w:type="dxa"/>
+              <w:bottom w:w="110" w:type="dxa"/>
+              <w:left w:w="150" w:type="dxa"/>
+              <w:right w:w="150" w:type="dxa"/>
+            </w:tcMar>
+            <w:vAlign w:val="center"/>
           </w:tcPr>
           <w:p>
             <w:pPr>
               <w:spacing w:before="0" w:after="0" w:line="276" w:lineRule="auto"/>
-            </w:pPr>
-            <w:r>
-              <w:rPr>
-                <w:rFonts w:ascii="Times New Roman" w:hAnsi="Times New Roman"/>
-                <w:color w:val="000000"/>
-                <w:sz w:val="21"/>
+              <w:jc w:val="left"/>
+            </w:pPr>
+            <w:r/>
+            <w:r>
+              <w:rPr>
+                <w:rFonts w:ascii="Times New Roman" w:hAnsi="Times New Roman"/>
+                <w:color w:val="000000"/>
+                <w:sz w:val="22"/>
               </w:rPr>
               <w:t>Online Medical Consultation Platform</w:t>
             </w:r>
@@ -864,19 +1003,26 @@
         </w:tc>
       </w:tr>
     </w:tbl>
+    <w:p>
+      <w:pPr>
+        <w:spacing w:before="640" w:after="0"/>
+        <w:rPr>
+          <w:sz w:val="8"/>
+        </w:rPr>
+      </w:pPr>
+    </w:p>
     <w:tbl>
       <w:tblPr>
-        <w:tblW w:type="auto" w:w="0"/>
         <w:jc w:val="center"/>
+        <w:tblW w:w="9360" w:type="dxa"/>
         <w:tblLayout w:type="fixed"/>
-        <w:tblLook w:firstColumn="1" w:firstRow="1" w:lastColumn="0" w:lastRow="0" w:noHBand="0" w:noVBand="1" w:val="04A0"/>
         <w:tblBorders>
-          <w:top w:val="none" w:sz="0" w:space="0" w:color="auto"/>
-          <w:bottom w:val="none" w:sz="0" w:space="0" w:color="auto"/>
-          <w:left w:val="none" w:sz="0" w:space="0" w:color="auto"/>
-          <w:right w:val="none" w:sz="0" w:space="0" w:color="auto"/>
-          <w:insideH w:val="none" w:sz="0" w:space="0" w:color="auto"/>
-          <w:insideV w:val="none" w:sz="0" w:space="0" w:color="auto"/>
+          <w:top w:val="none"/>
+          <w:left w:val="none"/>
+          <w:bottom w:val="none"/>
+          <w:right w:val="none"/>
+          <w:insideH w:val="none"/>
+          <w:insideV w:val="none"/>
         </w:tblBorders>
       </w:tblPr>
       <w:tblGrid>
@@ -886,23 +1032,17 @@
       <w:tr>
         <w:tc>
           <w:tcPr>
-            <w:tcW w:type="dxa" w:w="4680"/>
-            <w:tcMar>
-              <w:top w:w="0" w:type="dxa"/>
-              <w:bottom w:w="0" w:type="dxa"/>
-              <w:left w:w="0" w:type="dxa"/>
-              <w:right w:w="10" w:type="dxa"/>
-            </w:tcMar>
-          </w:tcPr>
-          <w:p>
-            <w:pPr>
-              <w:spacing w:before="0" w:after="60"/>
-            </w:pPr>
+            <w:tcW w:w="4680" w:type="dxa"/>
+          </w:tcPr>
+          <w:p>
+            <w:pPr>
+              <w:spacing w:before="0" w:after="280"/>
+            </w:pPr>
+            <w:r/>
             <w:r>
               <w:rPr>
                 <w:rFonts w:ascii="Times New Roman" w:hAnsi="Times New Roman"/>
                 <w:b/>
-                <w:color w:val="000000"/>
                 <w:sz w:val="22"/>
               </w:rPr>
               <w:t xml:space="preserve">Student Signature: </w:t>
@@ -910,7 +1050,6 @@
             <w:r>
               <w:rPr>
                 <w:rFonts w:ascii="Times New Roman" w:hAnsi="Times New Roman"/>
-                <w:color w:val="000000"/>
                 <w:sz w:val="22"/>
               </w:rPr>
               <w:t>__________________</w:t>
@@ -918,39 +1057,39 @@
           </w:p>
           <w:p>
             <w:pPr>
-              <w:spacing w:before="40" w:after="0"/>
-            </w:pPr>
-            <w:r>
-              <w:rPr>
-                <w:rFonts w:ascii="Times New Roman" w:hAnsi="Times New Roman"/>
-                <w:color w:val="000000"/>
-                <w:sz w:val="21"/>
+              <w:spacing w:before="0" w:after="80"/>
+            </w:pPr>
+            <w:r>
+              <w:rPr>
+                <w:rFonts w:ascii="Times New Roman" w:hAnsi="Times New Roman"/>
+                <w:color w:val="000000"/>
+                <w:sz w:val="22"/>
               </w:rPr>
               <w:t>Muhammad Danial</w:t>
             </w:r>
           </w:p>
           <w:p>
             <w:pPr>
-              <w:spacing w:before="40" w:after="0"/>
-            </w:pPr>
-            <w:r>
-              <w:rPr>
-                <w:rFonts w:ascii="Times New Roman" w:hAnsi="Times New Roman"/>
-                <w:color w:val="000000"/>
-                <w:sz w:val="21"/>
+              <w:spacing w:before="0" w:after="80"/>
+            </w:pPr>
+            <w:r>
+              <w:rPr>
+                <w:rFonts w:ascii="Times New Roman" w:hAnsi="Times New Roman"/>
+                <w:color w:val="000000"/>
+                <w:sz w:val="22"/>
               </w:rPr>
               <w:t>Muhammad Bilal</w:t>
             </w:r>
           </w:p>
           <w:p>
             <w:pPr>
-              <w:spacing w:before="40" w:after="0"/>
-            </w:pPr>
-            <w:r>
-              <w:rPr>
-                <w:rFonts w:ascii="Times New Roman" w:hAnsi="Times New Roman"/>
-                <w:color w:val="000000"/>
-                <w:sz w:val="21"/>
+              <w:spacing w:before="0" w:after="80"/>
+            </w:pPr>
+            <w:r>
+              <w:rPr>
+                <w:rFonts w:ascii="Times New Roman" w:hAnsi="Times New Roman"/>
+                <w:color w:val="000000"/>
+                <w:sz w:val="22"/>
               </w:rPr>
               <w:t>Muhammad Mudassar Javed</w:t>
             </w:r>
@@ -958,23 +1097,17 @@
         </w:tc>
         <w:tc>
           <w:tcPr>
-            <w:tcW w:type="dxa" w:w="4680"/>
-            <w:tcMar>
-              <w:top w:w="0" w:type="dxa"/>
-              <w:bottom w:w="0" w:type="dxa"/>
-              <w:left w:w="10" w:type="dxa"/>
-              <w:right w:w="0" w:type="dxa"/>
-            </w:tcMar>
-          </w:tcPr>
-          <w:p>
-            <w:pPr>
-              <w:spacing w:before="0" w:after="60"/>
-            </w:pPr>
+            <w:tcW w:w="4680" w:type="dxa"/>
+          </w:tcPr>
+          <w:p>
+            <w:pPr>
+              <w:spacing w:before="0" w:after="280"/>
+            </w:pPr>
+            <w:r/>
             <w:r>
               <w:rPr>
                 <w:rFonts w:ascii="Times New Roman" w:hAnsi="Times New Roman"/>
                 <w:b/>
-                <w:color w:val="000000"/>
                 <w:sz w:val="22"/>
               </w:rPr>
               <w:t xml:space="preserve">Supervisor Signature: </w:t>
@@ -982,7 +1115,6 @@
             <w:r>
               <w:rPr>
                 <w:rFonts w:ascii="Times New Roman" w:hAnsi="Times New Roman"/>
-                <w:color w:val="000000"/>
                 <w:sz w:val="22"/>
               </w:rPr>
               <w:t>__________________</w:t>
@@ -990,8 +1122,8 @@
           </w:p>
           <w:p>
             <w:pPr>
-              <w:spacing w:before="40" w:after="0"/>
-              <w:ind w:left="1728"/>
+              <w:spacing w:before="0" w:after="80"/>
+              <w:ind w:left="2016"/>
             </w:pPr>
             <w:r>
               <w:rPr>

--- a/FINAL_FYDP_PROJECT_REPORT.docx
+++ b/FINAL_FYDP_PROJECT_REPORT.docx
@@ -454,7 +454,7 @@
       <w:pPr>
         <w:pStyle w:val="Normal"/>
         <w:keepNext w:val="true"/>
-        <w:spacing w:before="560" w:after="360"/>
+        <w:spacing w:before="0" w:after="360"/>
         <w:jc w:val="center"/>
         <w:rPr/>
       </w:pPr>
@@ -1216,7 +1216,7 @@
       <w:pPr>
         <w:pStyle w:val="Normal"/>
         <w:keepNext w:val="true"/>
-        <w:spacing w:lineRule="auto" w:line="288" w:before="280" w:after="120"/>
+        <w:spacing w:lineRule="auto" w:line="288" w:before="0" w:after="120"/>
         <w:jc w:val="start"/>
         <w:rPr/>
       </w:pPr>
@@ -1318,7 +1318,7 @@
       <w:pPr>
         <w:pStyle w:val="Normal"/>
         <w:keepNext w:val="true"/>
-        <w:spacing w:lineRule="auto" w:line="288" w:before="280" w:after="120"/>
+        <w:spacing w:lineRule="auto" w:line="288" w:before="0" w:after="120"/>
         <w:jc w:val="start"/>
         <w:rPr/>
       </w:pPr>
@@ -1823,20 +1823,19 @@
           <w:tab w:val="clear" w:pos="720"/>
           <w:tab w:val="right" w:pos="9360" w:leader="dot"/>
         </w:tabs>
-        <w:spacing w:lineRule="auto" w:line="269" w:before="20" w:after="20"/>
+        <w:spacing w:lineRule="auto" w:line="276" w:before="30" w:after="30"/>
         <w:ind w:start="0"/>
         <w:rPr/>
       </w:pPr>
       <w:r>
         <w:rPr>
           <w:rFonts w:ascii="Times New Roman" w:hAnsi="Times New Roman"/>
-          <w:b/>
           <w:color w:val="000000"/>
-          <w:sz w:val="24"/>
+          <w:sz w:val="22"/>
         </w:rPr>
         <w:t>5. Results and Discussion</w:t>
         <w:tab/>
-        <w:t>20</w:t>
+        <w:t>21</w:t>
       </w:r>
     </w:p>
     <w:p>
@@ -1846,20 +1845,19 @@
           <w:tab w:val="clear" w:pos="720"/>
           <w:tab w:val="right" w:pos="9360" w:leader="dot"/>
         </w:tabs>
-        <w:spacing w:lineRule="auto" w:line="269" w:before="20" w:after="20"/>
+        <w:spacing w:lineRule="auto" w:line="276" w:before="30" w:after="30"/>
         <w:ind w:start="360"/>
         <w:rPr/>
       </w:pPr>
       <w:r>
         <w:rPr>
           <w:rFonts w:ascii="Times New Roman" w:hAnsi="Times New Roman"/>
-          <w:b w:val="false"/>
           <w:color w:val="000000"/>
-          <w:sz w:val="24"/>
+          <w:sz w:val="22"/>
         </w:rPr>
         <w:t>5.1 Results</w:t>
         <w:tab/>
-        <w:t>20</w:t>
+        <w:t>21</w:t>
       </w:r>
     </w:p>
     <w:p>
@@ -1869,20 +1867,19 @@
           <w:tab w:val="clear" w:pos="720"/>
           <w:tab w:val="right" w:pos="9360" w:leader="dot"/>
         </w:tabs>
-        <w:spacing w:lineRule="auto" w:line="269" w:before="20" w:after="20"/>
+        <w:spacing w:lineRule="auto" w:line="276" w:before="30" w:after="30"/>
         <w:ind w:start="360"/>
         <w:rPr/>
       </w:pPr>
       <w:r>
         <w:rPr>
           <w:rFonts w:ascii="Times New Roman" w:hAnsi="Times New Roman"/>
-          <w:b w:val="false"/>
           <w:color w:val="000000"/>
-          <w:sz w:val="24"/>
+          <w:sz w:val="22"/>
         </w:rPr>
         <w:t>5.1.3 Operational User Interface Walkthrough</w:t>
         <w:tab/>
-        <w:t>21</w:t>
+        <w:t>22</w:t>
       </w:r>
     </w:p>
     <w:p>
@@ -1892,20 +1889,19 @@
           <w:tab w:val="clear" w:pos="720"/>
           <w:tab w:val="right" w:pos="9360" w:leader="dot"/>
         </w:tabs>
-        <w:spacing w:lineRule="auto" w:line="269" w:before="20" w:after="20"/>
+        <w:spacing w:lineRule="auto" w:line="276" w:before="30" w:after="30"/>
         <w:ind w:start="360"/>
         <w:rPr/>
       </w:pPr>
       <w:r>
         <w:rPr>
           <w:rFonts w:ascii="Times New Roman" w:hAnsi="Times New Roman"/>
-          <w:b w:val="false"/>
           <w:color w:val="000000"/>
-          <w:sz w:val="24"/>
+          <w:sz w:val="22"/>
         </w:rPr>
         <w:t>5.2 Discussion</w:t>
         <w:tab/>
-        <w:t>26</w:t>
+        <w:t>27</w:t>
       </w:r>
     </w:p>
     <w:p>
@@ -1915,20 +1911,19 @@
           <w:tab w:val="clear" w:pos="720"/>
           <w:tab w:val="right" w:pos="9360" w:leader="dot"/>
         </w:tabs>
-        <w:spacing w:lineRule="auto" w:line="269" w:before="20" w:after="20"/>
+        <w:spacing w:lineRule="auto" w:line="276" w:before="30" w:after="30"/>
         <w:ind w:start="0"/>
         <w:rPr/>
       </w:pPr>
       <w:r>
         <w:rPr>
           <w:rFonts w:ascii="Times New Roman" w:hAnsi="Times New Roman"/>
-          <w:b/>
           <w:color w:val="000000"/>
-          <w:sz w:val="24"/>
+          <w:sz w:val="22"/>
         </w:rPr>
         <w:t>6. Conclusion</w:t>
         <w:tab/>
-        <w:t>27</w:t>
+        <w:t>28</w:t>
       </w:r>
     </w:p>
     <w:p>
@@ -1938,20 +1933,19 @@
           <w:tab w:val="clear" w:pos="720"/>
           <w:tab w:val="right" w:pos="9360" w:leader="dot"/>
         </w:tabs>
-        <w:spacing w:lineRule="auto" w:line="269" w:before="20" w:after="20"/>
+        <w:spacing w:lineRule="auto" w:line="276" w:before="30" w:after="30"/>
         <w:ind w:start="360"/>
         <w:rPr/>
       </w:pPr>
       <w:r>
         <w:rPr>
           <w:rFonts w:ascii="Times New Roman" w:hAnsi="Times New Roman"/>
-          <w:b w:val="false"/>
           <w:color w:val="000000"/>
-          <w:sz w:val="24"/>
+          <w:sz w:val="22"/>
         </w:rPr>
         <w:t>6.1 Summary</w:t>
         <w:tab/>
-        <w:t>27</w:t>
+        <w:t>28</w:t>
       </w:r>
     </w:p>
     <w:p>
@@ -1961,20 +1955,19 @@
           <w:tab w:val="clear" w:pos="720"/>
           <w:tab w:val="right" w:pos="9360" w:leader="dot"/>
         </w:tabs>
-        <w:spacing w:lineRule="auto" w:line="269" w:before="20" w:after="20"/>
+        <w:spacing w:lineRule="auto" w:line="276" w:before="30" w:after="30"/>
         <w:ind w:start="360"/>
         <w:rPr/>
       </w:pPr>
       <w:r>
         <w:rPr>
           <w:rFonts w:ascii="Times New Roman" w:hAnsi="Times New Roman"/>
-          <w:b w:val="false"/>
           <w:color w:val="000000"/>
-          <w:sz w:val="24"/>
+          <w:sz w:val="22"/>
         </w:rPr>
         <w:t>6.2 Contributions</w:t>
         <w:tab/>
-        <w:t>27</w:t>
+        <w:t>28</w:t>
       </w:r>
     </w:p>
     <w:p>
@@ -1984,20 +1977,19 @@
           <w:tab w:val="clear" w:pos="720"/>
           <w:tab w:val="right" w:pos="9360" w:leader="dot"/>
         </w:tabs>
-        <w:spacing w:lineRule="auto" w:line="269" w:before="20" w:after="20"/>
+        <w:spacing w:lineRule="auto" w:line="276" w:before="30" w:after="30"/>
         <w:ind w:start="360"/>
         <w:rPr/>
       </w:pPr>
       <w:r>
         <w:rPr>
           <w:rFonts w:ascii="Times New Roman" w:hAnsi="Times New Roman"/>
-          <w:b w:val="false"/>
           <w:color w:val="000000"/>
-          <w:sz w:val="24"/>
+          <w:sz w:val="22"/>
         </w:rPr>
         <w:t>6.3 Future Work</w:t>
         <w:tab/>
-        <w:t>28</w:t>
+        <w:t>29</w:t>
       </w:r>
     </w:p>
     <w:p>
@@ -2007,20 +1999,19 @@
           <w:tab w:val="clear" w:pos="720"/>
           <w:tab w:val="right" w:pos="9360" w:leader="dot"/>
         </w:tabs>
-        <w:spacing w:lineRule="auto" w:line="269" w:before="20" w:after="20"/>
+        <w:spacing w:lineRule="auto" w:line="276" w:before="30" w:after="30"/>
         <w:ind w:start="0"/>
         <w:rPr/>
       </w:pPr>
       <w:r>
         <w:rPr>
           <w:rFonts w:ascii="Times New Roman" w:hAnsi="Times New Roman"/>
-          <w:b/>
           <w:color w:val="000000"/>
-          <w:sz w:val="24"/>
+          <w:sz w:val="22"/>
         </w:rPr>
         <w:t>References</w:t>
         <w:tab/>
-        <w:t>29</w:t>
+        <w:t>30</w:t>
       </w:r>
     </w:p>
     <w:p>
@@ -2030,20 +2021,19 @@
           <w:tab w:val="clear" w:pos="720"/>
           <w:tab w:val="right" w:pos="9360" w:leader="dot"/>
         </w:tabs>
-        <w:spacing w:lineRule="auto" w:line="269" w:before="20" w:after="20"/>
+        <w:spacing w:lineRule="auto" w:line="276" w:before="30" w:after="30"/>
         <w:ind w:start="0"/>
         <w:rPr/>
       </w:pPr>
       <w:r>
         <w:rPr>
           <w:rFonts w:ascii="Times New Roman" w:hAnsi="Times New Roman"/>
-          <w:b/>
           <w:color w:val="000000"/>
-          <w:sz w:val="24"/>
+          <w:sz w:val="22"/>
         </w:rPr>
         <w:t>Appendices</w:t>
         <w:tab/>
-        <w:t>30</w:t>
+        <w:t>31</w:t>
       </w:r>
     </w:p>
     <w:p>
@@ -2053,20 +2043,19 @@
           <w:tab w:val="clear" w:pos="720"/>
           <w:tab w:val="right" w:pos="9360" w:leader="dot"/>
         </w:tabs>
-        <w:spacing w:lineRule="auto" w:line="269" w:before="20" w:after="20"/>
+        <w:spacing w:lineRule="auto" w:line="276" w:before="30" w:after="30"/>
         <w:ind w:start="360"/>
         <w:rPr/>
       </w:pPr>
       <w:r>
         <w:rPr>
           <w:rFonts w:ascii="Times New Roman" w:hAnsi="Times New Roman"/>
-          <w:b w:val="false"/>
           <w:color w:val="000000"/>
-          <w:sz w:val="24"/>
+          <w:sz w:val="22"/>
         </w:rPr>
         <w:t>Appendix A: Production Cloud Deployment &amp; Infrastructure Guide</w:t>
         <w:tab/>
-        <w:t>30</w:t>
+        <w:t>31</w:t>
       </w:r>
     </w:p>
     <w:p>
@@ -2076,20 +2065,19 @@
           <w:tab w:val="clear" w:pos="720"/>
           <w:tab w:val="right" w:pos="9360" w:leader="dot"/>
         </w:tabs>
-        <w:spacing w:lineRule="auto" w:line="269" w:before="20" w:after="20"/>
+        <w:spacing w:lineRule="auto" w:line="276" w:before="30" w:after="30"/>
         <w:ind w:start="360"/>
         <w:rPr/>
       </w:pPr>
       <w:r>
         <w:rPr>
           <w:rFonts w:ascii="Times New Roman" w:hAnsi="Times New Roman"/>
-          <w:b w:val="false"/>
           <w:color w:val="000000"/>
-          <w:sz w:val="24"/>
+          <w:sz w:val="22"/>
         </w:rPr>
         <w:t>Appendix B: System User Guide &amp; Operating Manual</w:t>
         <w:tab/>
-        <w:t>30</w:t>
+        <w:t>31</w:t>
       </w:r>
     </w:p>
     <w:p>
@@ -2099,20 +2087,19 @@
           <w:tab w:val="clear" w:pos="720"/>
           <w:tab w:val="right" w:pos="9360" w:leader="dot"/>
         </w:tabs>
-        <w:spacing w:lineRule="auto" w:line="269" w:before="20" w:after="20"/>
+        <w:spacing w:lineRule="auto" w:line="276" w:before="30" w:after="30"/>
         <w:ind w:start="360"/>
         <w:rPr/>
       </w:pPr>
       <w:r>
         <w:rPr>
           <w:rFonts w:ascii="Times New Roman" w:hAnsi="Times New Roman"/>
-          <w:b w:val="false"/>
           <w:color w:val="000000"/>
-          <w:sz w:val="24"/>
+          <w:sz w:val="22"/>
         </w:rPr>
         <w:t>Appendix C: Core System Source Code Listings</w:t>
         <w:tab/>
-        <w:t>31</w:t>
+        <w:t>32</w:t>
       </w:r>
     </w:p>
     <w:p>
@@ -2122,23 +2109,19 @@
           <w:tab w:val="clear" w:pos="720"/>
           <w:tab w:val="right" w:pos="9360" w:leader="dot"/>
         </w:tabs>
-        <w:spacing w:lineRule="auto" w:line="269" w:before="20" w:after="20"/>
+        <w:spacing w:lineRule="auto" w:line="276" w:before="30" w:after="30"/>
         <w:ind w:start="0"/>
         <w:rPr/>
       </w:pPr>
       <w:r>
         <w:rPr>
           <w:rFonts w:ascii="Times New Roman" w:hAnsi="Times New Roman"/>
-          <w:b/>
           <w:color w:val="000000"/>
-          <w:sz w:val="24"/>
+          <w:sz w:val="22"/>
         </w:rPr>
         <w:t>Glossary</w:t>
         <w:tab/>
-        <w:t>32</w:t>
-      </w:r>
-      <w:r>
-        <w:br w:type="page"/>
+        <w:t>33</w:t>
       </w:r>
     </w:p>
     <w:p>
@@ -2342,11 +2325,11 @@
         <w:rPr>
           <w:rFonts w:ascii="Times New Roman" w:hAnsi="Times New Roman"/>
           <w:color w:val="000000"/>
-          <w:sz w:val="24"/>
+          <w:sz w:val="22"/>
         </w:rPr>
         <w:t>Figure 5.1: Public Landing Page and Service Overview</w:t>
         <w:tab/>
-        <w:t>21</w:t>
+        <w:t>22</w:t>
       </w:r>
     </w:p>
     <w:p>
@@ -2363,11 +2346,11 @@
         <w:rPr>
           <w:rFonts w:ascii="Times New Roman" w:hAnsi="Times New Roman"/>
           <w:color w:val="000000"/>
-          <w:sz w:val="24"/>
+          <w:sz w:val="22"/>
         </w:rPr>
         <w:t>Figure 5.2: Searchable Doctor Directory with Specialty Filters</w:t>
         <w:tab/>
-        <w:t>21</w:t>
+        <w:t>22</w:t>
       </w:r>
     </w:p>
     <w:p>
@@ -2384,11 +2367,11 @@
         <w:rPr>
           <w:rFonts w:ascii="Times New Roman" w:hAnsi="Times New Roman"/>
           <w:color w:val="000000"/>
-          <w:sz w:val="24"/>
+          <w:sz w:val="22"/>
         </w:rPr>
         <w:t>Figure 5.3: Unified Authentication Portal (Patient / Doctor / Admin)</w:t>
         <w:tab/>
-        <w:t>22</w:t>
+        <w:t>23</w:t>
       </w:r>
     </w:p>
     <w:p>
@@ -2405,11 +2388,11 @@
         <w:rPr>
           <w:rFonts w:ascii="Times New Roman" w:hAnsi="Times New Roman"/>
           <w:color w:val="000000"/>
-          <w:sz w:val="24"/>
+          <w:sz w:val="22"/>
         </w:rPr>
         <w:t>Figure 5.4: Patient Dashboard with Recent Activity</w:t>
         <w:tab/>
-        <w:t>22</w:t>
+        <w:t>23</w:t>
       </w:r>
     </w:p>
     <w:p>
@@ -2426,11 +2409,11 @@
         <w:rPr>
           <w:rFonts w:ascii="Times New Roman" w:hAnsi="Times New Roman"/>
           <w:color w:val="000000"/>
-          <w:sz w:val="24"/>
+          <w:sz w:val="22"/>
         </w:rPr>
         <w:t>Figure 5.5: AI NLP Symptom Triage Interface with Specialist Recommendation</w:t>
         <w:tab/>
-        <w:t>23</w:t>
+        <w:t>24</w:t>
       </w:r>
     </w:p>
     <w:p>
@@ -2447,11 +2430,11 @@
         <w:rPr>
           <w:rFonts w:ascii="Times New Roman" w:hAnsi="Times New Roman"/>
           <w:color w:val="000000"/>
-          <w:sz w:val="24"/>
+          <w:sz w:val="22"/>
         </w:rPr>
         <w:t>Figure 5.6: Patient Appointment Management and Real-Time Chat Modal</w:t>
         <w:tab/>
-        <w:t>23</w:t>
+        <w:t>24</w:t>
       </w:r>
     </w:p>
     <w:p>
@@ -2468,11 +2451,11 @@
         <w:rPr>
           <w:rFonts w:ascii="Times New Roman" w:hAnsi="Times New Roman"/>
           <w:color w:val="000000"/>
-          <w:sz w:val="24"/>
+          <w:sz w:val="22"/>
         </w:rPr>
         <w:t>Figure 5.7: Patient Medical History and Consultation Records Archive</w:t>
         <w:tab/>
-        <w:t>24</w:t>
+        <w:t>25</w:t>
       </w:r>
     </w:p>
     <w:p>
@@ -2489,11 +2472,11 @@
         <w:rPr>
           <w:rFonts w:ascii="Times New Roman" w:hAnsi="Times New Roman"/>
           <w:color w:val="000000"/>
-          <w:sz w:val="24"/>
+          <w:sz w:val="22"/>
         </w:rPr>
         <w:t>Figure 5.8: Doctor Clinical Dashboard and Statistics Overview</w:t>
         <w:tab/>
-        <w:t>24</w:t>
+        <w:t>25</w:t>
       </w:r>
     </w:p>
     <w:p>
@@ -2510,11 +2493,11 @@
         <w:rPr>
           <w:rFonts w:ascii="Times New Roman" w:hAnsi="Times New Roman"/>
           <w:color w:val="000000"/>
-          <w:sz w:val="24"/>
+          <w:sz w:val="22"/>
         </w:rPr>
         <w:t>Figure 5.9: Doctor Appointment Review and Digital Prescription Issuance</w:t>
         <w:tab/>
-        <w:t>25</w:t>
+        <w:t>26</w:t>
       </w:r>
     </w:p>
     <w:p>
@@ -2531,14 +2514,11 @@
         <w:rPr>
           <w:rFonts w:ascii="Times New Roman" w:hAnsi="Times New Roman"/>
           <w:color w:val="000000"/>
-          <w:sz w:val="24"/>
+          <w:sz w:val="22"/>
         </w:rPr>
         <w:t>Figure 5.10: Administrator Control Panel and Doctor PMC License Audit</w:t>
         <w:tab/>
-        <w:t>25</w:t>
-      </w:r>
-      <w:r>
-        <w:br w:type="page"/>
+        <w:t>26</w:t>
       </w:r>
     </w:p>
     <w:p>
@@ -2826,11 +2806,11 @@
         <w:rPr>
           <w:rFonts w:ascii="Times New Roman" w:hAnsi="Times New Roman"/>
           <w:color w:val="000000"/>
-          <w:sz w:val="24"/>
+          <w:sz w:val="22"/>
         </w:rPr>
         <w:t>Table 5.1: AI Symptom Triage Model Evaluation Metrics by Clinical Specialty</w:t>
         <w:tab/>
-        <w:t>20</w:t>
+        <w:t>21</w:t>
       </w:r>
     </w:p>
     <w:p>
@@ -2840,7 +2820,7 @@
           <w:tab w:val="clear" w:pos="720"/>
           <w:tab w:val="right" w:pos="9360" w:leader="dot"/>
         </w:tabs>
-        <w:spacing w:lineRule="auto" w:line="276" w:before="30" w:after="200"/>
+        <w:spacing w:lineRule="auto" w:line="276" w:before="30" w:after="30"/>
         <w:rPr/>
         <w:sectPr>
           <w:headerReference w:type="even" r:id="rId9"/>
@@ -2862,14 +2842,11 @@
         <w:rPr>
           <w:rFonts w:ascii="Times New Roman" w:hAnsi="Times New Roman"/>
           <w:color w:val="000000"/>
-          <w:sz w:val="24"/>
+          <w:sz w:val="22"/>
         </w:rPr>
         <w:t>Table 5.2: System Performance and Latency Benchmarks</w:t>
         <w:tab/>
-        <w:t>20</w:t>
-      </w:r>
-      <w:r>
-        <w:br w:type="page"/>
+        <w:t>21</w:t>
       </w:r>
     </w:p>
     <w:p>
@@ -3744,7 +3721,7 @@
       <w:pPr>
         <w:pStyle w:val="Normal"/>
         <w:keepNext w:val="true"/>
-        <w:spacing w:before="280" w:after="120"/>
+        <w:spacing w:before="0" w:after="120"/>
         <w:jc w:val="start"/>
         <w:rPr/>
       </w:pPr>
@@ -5790,7 +5767,7 @@
       <w:pPr>
         <w:pStyle w:val="Normal"/>
         <w:keepNext w:val="true"/>
-        <w:spacing w:before="280" w:after="120"/>
+        <w:spacing w:before="0" w:after="120"/>
         <w:jc w:val="start"/>
         <w:rPr/>
       </w:pPr>
@@ -8423,7 +8400,7 @@
     </w:p>
     <w:tbl>
       <w:tblPr>
-        <w:tblW w:w="9360" w:type="dxa"/>
+        <w:tblW w:w="9285" w:type="dxa"/>
         <w:jc w:val="center"/>
         <w:tblInd w:w="0" w:type="dxa"/>
         <w:tblLayout w:type="fixed"/>
@@ -8436,11 +8413,11 @@
         <w:tblLook w:noHBand="0" w:noVBand="1" w:firstColumn="1" w:lastRow="0" w:lastColumn="0" w:firstRow="1" w:val="04a0"/>
       </w:tblPr>
       <w:tblGrid>
+        <w:gridCol w:w="1797"/>
+        <w:gridCol w:w="1871"/>
         <w:gridCol w:w="1872"/>
-        <w:gridCol w:w="1872"/>
-        <w:gridCol w:w="1872"/>
-        <w:gridCol w:w="1872"/>
-        <w:gridCol w:w="1872"/>
+        <w:gridCol w:w="1871"/>
+        <w:gridCol w:w="1874"/>
       </w:tblGrid>
       <w:tr>
         <w:trPr>
@@ -8449,7 +8426,7 @@
         </w:trPr>
         <w:tc>
           <w:tcPr>
-            <w:tcW w:w="1872" w:type="dxa"/>
+            <w:tcW w:w="1797" w:type="dxa"/>
             <w:tcBorders>
               <w:top w:val="single" w:sz="4" w:space="0" w:color="000000"/>
               <w:start w:val="single" w:sz="4" w:space="0" w:color="000000"/>
@@ -8477,7 +8454,7 @@
         </w:tc>
         <w:tc>
           <w:tcPr>
-            <w:tcW w:w="1872" w:type="dxa"/>
+            <w:tcW w:w="1871" w:type="dxa"/>
             <w:tcBorders>
               <w:top w:val="single" w:sz="4" w:space="0" w:color="000000"/>
               <w:start w:val="single" w:sz="4" w:space="0" w:color="000000"/>
@@ -8533,7 +8510,7 @@
         </w:tc>
         <w:tc>
           <w:tcPr>
-            <w:tcW w:w="1872" w:type="dxa"/>
+            <w:tcW w:w="1871" w:type="dxa"/>
             <w:tcBorders>
               <w:top w:val="single" w:sz="4" w:space="0" w:color="000000"/>
               <w:start w:val="single" w:sz="4" w:space="0" w:color="000000"/>
@@ -8561,7 +8538,7 @@
         </w:tc>
         <w:tc>
           <w:tcPr>
-            <w:tcW w:w="1872" w:type="dxa"/>
+            <w:tcW w:w="1874" w:type="dxa"/>
             <w:tcBorders>
               <w:top w:val="single" w:sz="4" w:space="0" w:color="000000"/>
               <w:start w:val="single" w:sz="4" w:space="0" w:color="000000"/>
@@ -8594,26 +8571,30 @@
         </w:trPr>
         <w:tc>
           <w:tcPr>
-            <w:tcW w:w="1872" w:type="dxa"/>
-            <w:tcBorders>
-              <w:top w:val="single" w:sz="4" w:space="0" w:color="000000"/>
-              <w:start w:val="single" w:sz="4" w:space="0" w:color="000000"/>
-              <w:bottom w:val="single" w:sz="4" w:space="0" w:color="000000"/>
-              <w:end w:val="single" w:sz="4" w:space="0" w:color="000000"/>
-            </w:tcBorders>
-          </w:tcPr>
-          <w:p>
-            <w:pPr>
-              <w:pStyle w:val="Normal"/>
-              <w:spacing w:lineRule="auto" w:line="264" w:before="10" w:after="10"/>
-              <w:rPr/>
-            </w:pPr>
-            <w:r>
-              <w:rPr>
-                <w:rFonts w:ascii="Times New Roman" w:hAnsi="Times New Roman"/>
-                <w:b w:val="false"/>
-                <w:color w:val="000000"/>
-                <w:sz w:val="19"/>
+            <w:tcW w:w="1797" w:type="dxa"/>
+            <w:tcBorders>
+              <w:top w:val="single" w:sz="4" w:space="0" w:color="000000"/>
+              <w:start w:val="single" w:sz="4" w:space="0" w:color="000000"/>
+              <w:bottom w:val="single" w:sz="4" w:space="0" w:color="000000"/>
+              <w:end w:val="single" w:sz="4" w:space="0" w:color="000000"/>
+            </w:tcBorders>
+          </w:tcPr>
+          <w:p>
+            <w:pPr>
+              <w:pStyle w:val="Normal"/>
+              <w:spacing w:lineRule="auto" w:line="264" w:before="10" w:after="10"/>
+              <w:rPr>
+                <w:sz w:val="17"/>
+                <w:szCs w:val="17"/>
+              </w:rPr>
+            </w:pPr>
+            <w:r>
+              <w:rPr>
+                <w:rFonts w:ascii="Times New Roman" w:hAnsi="Times New Roman"/>
+                <w:b w:val="false"/>
+                <w:color w:val="000000"/>
+                <w:sz w:val="17"/>
+                <w:szCs w:val="17"/>
               </w:rPr>
               <w:t>TC-01</w:t>
             </w:r>
@@ -8621,26 +8602,30 @@
         </w:tc>
         <w:tc>
           <w:tcPr>
-            <w:tcW w:w="1872" w:type="dxa"/>
-            <w:tcBorders>
-              <w:top w:val="single" w:sz="4" w:space="0" w:color="000000"/>
-              <w:start w:val="single" w:sz="4" w:space="0" w:color="000000"/>
-              <w:bottom w:val="single" w:sz="4" w:space="0" w:color="000000"/>
-              <w:end w:val="single" w:sz="4" w:space="0" w:color="000000"/>
-            </w:tcBorders>
-          </w:tcPr>
-          <w:p>
-            <w:pPr>
-              <w:pStyle w:val="Normal"/>
-              <w:spacing w:lineRule="auto" w:line="264" w:before="10" w:after="10"/>
-              <w:rPr/>
-            </w:pPr>
-            <w:r>
-              <w:rPr>
-                <w:rFonts w:ascii="Times New Roman" w:hAnsi="Times New Roman"/>
-                <w:b w:val="false"/>
-                <w:color w:val="000000"/>
-                <w:sz w:val="19"/>
+            <w:tcW w:w="1871" w:type="dxa"/>
+            <w:tcBorders>
+              <w:top w:val="single" w:sz="4" w:space="0" w:color="000000"/>
+              <w:start w:val="single" w:sz="4" w:space="0" w:color="000000"/>
+              <w:bottom w:val="single" w:sz="4" w:space="0" w:color="000000"/>
+              <w:end w:val="single" w:sz="4" w:space="0" w:color="000000"/>
+            </w:tcBorders>
+          </w:tcPr>
+          <w:p>
+            <w:pPr>
+              <w:pStyle w:val="Normal"/>
+              <w:spacing w:lineRule="auto" w:line="264" w:before="10" w:after="10"/>
+              <w:rPr>
+                <w:sz w:val="17"/>
+                <w:szCs w:val="17"/>
+              </w:rPr>
+            </w:pPr>
+            <w:r>
+              <w:rPr>
+                <w:rFonts w:ascii="Times New Roman" w:hAnsi="Times New Roman"/>
+                <w:b w:val="false"/>
+                <w:color w:val="000000"/>
+                <w:sz w:val="17"/>
+                <w:szCs w:val="17"/>
               </w:rPr>
               <w:t>Auth</w:t>
             </w:r>
@@ -8660,14 +8645,18 @@
             <w:pPr>
               <w:pStyle w:val="Normal"/>
               <w:spacing w:lineRule="auto" w:line="264" w:before="10" w:after="10"/>
-              <w:rPr/>
-            </w:pPr>
-            <w:r>
-              <w:rPr>
-                <w:rFonts w:ascii="Times New Roman" w:hAnsi="Times New Roman"/>
-                <w:b w:val="false"/>
-                <w:color w:val="000000"/>
-                <w:sz w:val="19"/>
+              <w:rPr>
+                <w:sz w:val="17"/>
+                <w:szCs w:val="17"/>
+              </w:rPr>
+            </w:pPr>
+            <w:r>
+              <w:rPr>
+                <w:rFonts w:ascii="Times New Roman" w:hAnsi="Times New Roman"/>
+                <w:b w:val="false"/>
+                <w:color w:val="000000"/>
+                <w:sz w:val="17"/>
+                <w:szCs w:val="17"/>
               </w:rPr>
               <w:t>Patient registration with valid fields</w:t>
             </w:r>
@@ -8675,26 +8664,30 @@
         </w:tc>
         <w:tc>
           <w:tcPr>
-            <w:tcW w:w="1872" w:type="dxa"/>
-            <w:tcBorders>
-              <w:top w:val="single" w:sz="4" w:space="0" w:color="000000"/>
-              <w:start w:val="single" w:sz="4" w:space="0" w:color="000000"/>
-              <w:bottom w:val="single" w:sz="4" w:space="0" w:color="000000"/>
-              <w:end w:val="single" w:sz="4" w:space="0" w:color="000000"/>
-            </w:tcBorders>
-          </w:tcPr>
-          <w:p>
-            <w:pPr>
-              <w:pStyle w:val="Normal"/>
-              <w:spacing w:lineRule="auto" w:line="264" w:before="10" w:after="10"/>
-              <w:rPr/>
-            </w:pPr>
-            <w:r>
-              <w:rPr>
-                <w:rFonts w:ascii="Times New Roman" w:hAnsi="Times New Roman"/>
-                <w:b w:val="false"/>
-                <w:color w:val="000000"/>
-                <w:sz w:val="19"/>
+            <w:tcW w:w="1871" w:type="dxa"/>
+            <w:tcBorders>
+              <w:top w:val="single" w:sz="4" w:space="0" w:color="000000"/>
+              <w:start w:val="single" w:sz="4" w:space="0" w:color="000000"/>
+              <w:bottom w:val="single" w:sz="4" w:space="0" w:color="000000"/>
+              <w:end w:val="single" w:sz="4" w:space="0" w:color="000000"/>
+            </w:tcBorders>
+          </w:tcPr>
+          <w:p>
+            <w:pPr>
+              <w:pStyle w:val="Normal"/>
+              <w:spacing w:lineRule="auto" w:line="264" w:before="10" w:after="10"/>
+              <w:rPr>
+                <w:sz w:val="17"/>
+                <w:szCs w:val="17"/>
+              </w:rPr>
+            </w:pPr>
+            <w:r>
+              <w:rPr>
+                <w:rFonts w:ascii="Times New Roman" w:hAnsi="Times New Roman"/>
+                <w:b w:val="false"/>
+                <w:color w:val="000000"/>
+                <w:sz w:val="17"/>
+                <w:szCs w:val="17"/>
               </w:rPr>
               <w:t>Account created, status Active</w:t>
             </w:r>
@@ -8702,26 +8695,30 @@
         </w:tc>
         <w:tc>
           <w:tcPr>
-            <w:tcW w:w="1872" w:type="dxa"/>
-            <w:tcBorders>
-              <w:top w:val="single" w:sz="4" w:space="0" w:color="000000"/>
-              <w:start w:val="single" w:sz="4" w:space="0" w:color="000000"/>
-              <w:bottom w:val="single" w:sz="4" w:space="0" w:color="000000"/>
-              <w:end w:val="single" w:sz="4" w:space="0" w:color="000000"/>
-            </w:tcBorders>
-          </w:tcPr>
-          <w:p>
-            <w:pPr>
-              <w:pStyle w:val="Normal"/>
-              <w:spacing w:lineRule="auto" w:line="264" w:before="10" w:after="10"/>
-              <w:rPr/>
-            </w:pPr>
-            <w:r>
-              <w:rPr>
-                <w:rFonts w:ascii="Times New Roman" w:hAnsi="Times New Roman"/>
-                <w:b w:val="false"/>
-                <w:color w:val="000000"/>
-                <w:sz w:val="19"/>
+            <w:tcW w:w="1874" w:type="dxa"/>
+            <w:tcBorders>
+              <w:top w:val="single" w:sz="4" w:space="0" w:color="000000"/>
+              <w:start w:val="single" w:sz="4" w:space="0" w:color="000000"/>
+              <w:bottom w:val="single" w:sz="4" w:space="0" w:color="000000"/>
+              <w:end w:val="single" w:sz="4" w:space="0" w:color="000000"/>
+            </w:tcBorders>
+          </w:tcPr>
+          <w:p>
+            <w:pPr>
+              <w:pStyle w:val="Normal"/>
+              <w:spacing w:lineRule="auto" w:line="264" w:before="10" w:after="10"/>
+              <w:rPr>
+                <w:sz w:val="17"/>
+                <w:szCs w:val="17"/>
+              </w:rPr>
+            </w:pPr>
+            <w:r>
+              <w:rPr>
+                <w:rFonts w:ascii="Times New Roman" w:hAnsi="Times New Roman"/>
+                <w:b w:val="false"/>
+                <w:color w:val="000000"/>
+                <w:sz w:val="17"/>
+                <w:szCs w:val="17"/>
               </w:rPr>
               <w:t>Pass</w:t>
             </w:r>
@@ -8734,26 +8731,30 @@
         </w:trPr>
         <w:tc>
           <w:tcPr>
-            <w:tcW w:w="1872" w:type="dxa"/>
-            <w:tcBorders>
-              <w:top w:val="single" w:sz="4" w:space="0" w:color="000000"/>
-              <w:start w:val="single" w:sz="4" w:space="0" w:color="000000"/>
-              <w:bottom w:val="single" w:sz="4" w:space="0" w:color="000000"/>
-              <w:end w:val="single" w:sz="4" w:space="0" w:color="000000"/>
-            </w:tcBorders>
-          </w:tcPr>
-          <w:p>
-            <w:pPr>
-              <w:pStyle w:val="Normal"/>
-              <w:spacing w:lineRule="auto" w:line="264" w:before="10" w:after="10"/>
-              <w:rPr/>
-            </w:pPr>
-            <w:r>
-              <w:rPr>
-                <w:rFonts w:ascii="Times New Roman" w:hAnsi="Times New Roman"/>
-                <w:b w:val="false"/>
-                <w:color w:val="000000"/>
-                <w:sz w:val="19"/>
+            <w:tcW w:w="1797" w:type="dxa"/>
+            <w:tcBorders>
+              <w:top w:val="single" w:sz="4" w:space="0" w:color="000000"/>
+              <w:start w:val="single" w:sz="4" w:space="0" w:color="000000"/>
+              <w:bottom w:val="single" w:sz="4" w:space="0" w:color="000000"/>
+              <w:end w:val="single" w:sz="4" w:space="0" w:color="000000"/>
+            </w:tcBorders>
+          </w:tcPr>
+          <w:p>
+            <w:pPr>
+              <w:pStyle w:val="Normal"/>
+              <w:spacing w:lineRule="auto" w:line="264" w:before="10" w:after="10"/>
+              <w:rPr>
+                <w:sz w:val="17"/>
+                <w:szCs w:val="17"/>
+              </w:rPr>
+            </w:pPr>
+            <w:r>
+              <w:rPr>
+                <w:rFonts w:ascii="Times New Roman" w:hAnsi="Times New Roman"/>
+                <w:b w:val="false"/>
+                <w:color w:val="000000"/>
+                <w:sz w:val="17"/>
+                <w:szCs w:val="17"/>
               </w:rPr>
               <w:t>TC-02</w:t>
             </w:r>
@@ -8761,26 +8762,30 @@
         </w:tc>
         <w:tc>
           <w:tcPr>
-            <w:tcW w:w="1872" w:type="dxa"/>
-            <w:tcBorders>
-              <w:top w:val="single" w:sz="4" w:space="0" w:color="000000"/>
-              <w:start w:val="single" w:sz="4" w:space="0" w:color="000000"/>
-              <w:bottom w:val="single" w:sz="4" w:space="0" w:color="000000"/>
-              <w:end w:val="single" w:sz="4" w:space="0" w:color="000000"/>
-            </w:tcBorders>
-          </w:tcPr>
-          <w:p>
-            <w:pPr>
-              <w:pStyle w:val="Normal"/>
-              <w:spacing w:lineRule="auto" w:line="264" w:before="10" w:after="10"/>
-              <w:rPr/>
-            </w:pPr>
-            <w:r>
-              <w:rPr>
-                <w:rFonts w:ascii="Times New Roman" w:hAnsi="Times New Roman"/>
-                <w:b w:val="false"/>
-                <w:color w:val="000000"/>
-                <w:sz w:val="19"/>
+            <w:tcW w:w="1871" w:type="dxa"/>
+            <w:tcBorders>
+              <w:top w:val="single" w:sz="4" w:space="0" w:color="000000"/>
+              <w:start w:val="single" w:sz="4" w:space="0" w:color="000000"/>
+              <w:bottom w:val="single" w:sz="4" w:space="0" w:color="000000"/>
+              <w:end w:val="single" w:sz="4" w:space="0" w:color="000000"/>
+            </w:tcBorders>
+          </w:tcPr>
+          <w:p>
+            <w:pPr>
+              <w:pStyle w:val="Normal"/>
+              <w:spacing w:lineRule="auto" w:line="264" w:before="10" w:after="10"/>
+              <w:rPr>
+                <w:sz w:val="17"/>
+                <w:szCs w:val="17"/>
+              </w:rPr>
+            </w:pPr>
+            <w:r>
+              <w:rPr>
+                <w:rFonts w:ascii="Times New Roman" w:hAnsi="Times New Roman"/>
+                <w:b w:val="false"/>
+                <w:color w:val="000000"/>
+                <w:sz w:val="17"/>
+                <w:szCs w:val="17"/>
               </w:rPr>
               <w:t>Auth</w:t>
             </w:r>
@@ -8800,14 +8805,18 @@
             <w:pPr>
               <w:pStyle w:val="Normal"/>
               <w:spacing w:lineRule="auto" w:line="264" w:before="10" w:after="10"/>
-              <w:rPr/>
-            </w:pPr>
-            <w:r>
-              <w:rPr>
-                <w:rFonts w:ascii="Times New Roman" w:hAnsi="Times New Roman"/>
-                <w:b w:val="false"/>
-                <w:color w:val="000000"/>
-                <w:sz w:val="19"/>
+              <w:rPr>
+                <w:sz w:val="17"/>
+                <w:szCs w:val="17"/>
+              </w:rPr>
+            </w:pPr>
+            <w:r>
+              <w:rPr>
+                <w:rFonts w:ascii="Times New Roman" w:hAnsi="Times New Roman"/>
+                <w:b w:val="false"/>
+                <w:color w:val="000000"/>
+                <w:sz w:val="17"/>
+                <w:szCs w:val="17"/>
               </w:rPr>
               <w:t>Registration with invalid email syntax</w:t>
             </w:r>
@@ -8815,26 +8824,30 @@
         </w:tc>
         <w:tc>
           <w:tcPr>
-            <w:tcW w:w="1872" w:type="dxa"/>
-            <w:tcBorders>
-              <w:top w:val="single" w:sz="4" w:space="0" w:color="000000"/>
-              <w:start w:val="single" w:sz="4" w:space="0" w:color="000000"/>
-              <w:bottom w:val="single" w:sz="4" w:space="0" w:color="000000"/>
-              <w:end w:val="single" w:sz="4" w:space="0" w:color="000000"/>
-            </w:tcBorders>
-          </w:tcPr>
-          <w:p>
-            <w:pPr>
-              <w:pStyle w:val="Normal"/>
-              <w:spacing w:lineRule="auto" w:line="264" w:before="10" w:after="10"/>
-              <w:rPr/>
-            </w:pPr>
-            <w:r>
-              <w:rPr>
-                <w:rFonts w:ascii="Times New Roman" w:hAnsi="Times New Roman"/>
-                <w:b w:val="false"/>
-                <w:color w:val="000000"/>
-                <w:sz w:val="19"/>
+            <w:tcW w:w="1871" w:type="dxa"/>
+            <w:tcBorders>
+              <w:top w:val="single" w:sz="4" w:space="0" w:color="000000"/>
+              <w:start w:val="single" w:sz="4" w:space="0" w:color="000000"/>
+              <w:bottom w:val="single" w:sz="4" w:space="0" w:color="000000"/>
+              <w:end w:val="single" w:sz="4" w:space="0" w:color="000000"/>
+            </w:tcBorders>
+          </w:tcPr>
+          <w:p>
+            <w:pPr>
+              <w:pStyle w:val="Normal"/>
+              <w:spacing w:lineRule="auto" w:line="264" w:before="10" w:after="10"/>
+              <w:rPr>
+                <w:sz w:val="17"/>
+                <w:szCs w:val="17"/>
+              </w:rPr>
+            </w:pPr>
+            <w:r>
+              <w:rPr>
+                <w:rFonts w:ascii="Times New Roman" w:hAnsi="Times New Roman"/>
+                <w:b w:val="false"/>
+                <w:color w:val="000000"/>
+                <w:sz w:val="17"/>
+                <w:szCs w:val="17"/>
               </w:rPr>
               <w:t>Validation error 400, rejected</w:t>
             </w:r>
@@ -8842,26 +8855,30 @@
         </w:tc>
         <w:tc>
           <w:tcPr>
-            <w:tcW w:w="1872" w:type="dxa"/>
-            <w:tcBorders>
-              <w:top w:val="single" w:sz="4" w:space="0" w:color="000000"/>
-              <w:start w:val="single" w:sz="4" w:space="0" w:color="000000"/>
-              <w:bottom w:val="single" w:sz="4" w:space="0" w:color="000000"/>
-              <w:end w:val="single" w:sz="4" w:space="0" w:color="000000"/>
-            </w:tcBorders>
-          </w:tcPr>
-          <w:p>
-            <w:pPr>
-              <w:pStyle w:val="Normal"/>
-              <w:spacing w:lineRule="auto" w:line="264" w:before="10" w:after="10"/>
-              <w:rPr/>
-            </w:pPr>
-            <w:r>
-              <w:rPr>
-                <w:rFonts w:ascii="Times New Roman" w:hAnsi="Times New Roman"/>
-                <w:b w:val="false"/>
-                <w:color w:val="000000"/>
-                <w:sz w:val="19"/>
+            <w:tcW w:w="1874" w:type="dxa"/>
+            <w:tcBorders>
+              <w:top w:val="single" w:sz="4" w:space="0" w:color="000000"/>
+              <w:start w:val="single" w:sz="4" w:space="0" w:color="000000"/>
+              <w:bottom w:val="single" w:sz="4" w:space="0" w:color="000000"/>
+              <w:end w:val="single" w:sz="4" w:space="0" w:color="000000"/>
+            </w:tcBorders>
+          </w:tcPr>
+          <w:p>
+            <w:pPr>
+              <w:pStyle w:val="Normal"/>
+              <w:spacing w:lineRule="auto" w:line="264" w:before="10" w:after="10"/>
+              <w:rPr>
+                <w:sz w:val="17"/>
+                <w:szCs w:val="17"/>
+              </w:rPr>
+            </w:pPr>
+            <w:r>
+              <w:rPr>
+                <w:rFonts w:ascii="Times New Roman" w:hAnsi="Times New Roman"/>
+                <w:b w:val="false"/>
+                <w:color w:val="000000"/>
+                <w:sz w:val="17"/>
+                <w:szCs w:val="17"/>
               </w:rPr>
               <w:t>Pass</w:t>
             </w:r>
@@ -8874,26 +8891,30 @@
         </w:trPr>
         <w:tc>
           <w:tcPr>
-            <w:tcW w:w="1872" w:type="dxa"/>
-            <w:tcBorders>
-              <w:top w:val="single" w:sz="4" w:space="0" w:color="000000"/>
-              <w:start w:val="single" w:sz="4" w:space="0" w:color="000000"/>
-              <w:bottom w:val="single" w:sz="4" w:space="0" w:color="000000"/>
-              <w:end w:val="single" w:sz="4" w:space="0" w:color="000000"/>
-            </w:tcBorders>
-          </w:tcPr>
-          <w:p>
-            <w:pPr>
-              <w:pStyle w:val="Normal"/>
-              <w:spacing w:lineRule="auto" w:line="264" w:before="10" w:after="10"/>
-              <w:rPr/>
-            </w:pPr>
-            <w:r>
-              <w:rPr>
-                <w:rFonts w:ascii="Times New Roman" w:hAnsi="Times New Roman"/>
-                <w:b w:val="false"/>
-                <w:color w:val="000000"/>
-                <w:sz w:val="19"/>
+            <w:tcW w:w="1797" w:type="dxa"/>
+            <w:tcBorders>
+              <w:top w:val="single" w:sz="4" w:space="0" w:color="000000"/>
+              <w:start w:val="single" w:sz="4" w:space="0" w:color="000000"/>
+              <w:bottom w:val="single" w:sz="4" w:space="0" w:color="000000"/>
+              <w:end w:val="single" w:sz="4" w:space="0" w:color="000000"/>
+            </w:tcBorders>
+          </w:tcPr>
+          <w:p>
+            <w:pPr>
+              <w:pStyle w:val="Normal"/>
+              <w:spacing w:lineRule="auto" w:line="264" w:before="10" w:after="10"/>
+              <w:rPr>
+                <w:sz w:val="17"/>
+                <w:szCs w:val="17"/>
+              </w:rPr>
+            </w:pPr>
+            <w:r>
+              <w:rPr>
+                <w:rFonts w:ascii="Times New Roman" w:hAnsi="Times New Roman"/>
+                <w:b w:val="false"/>
+                <w:color w:val="000000"/>
+                <w:sz w:val="17"/>
+                <w:szCs w:val="17"/>
               </w:rPr>
               <w:t>TC-03</w:t>
             </w:r>
@@ -8901,26 +8922,30 @@
         </w:tc>
         <w:tc>
           <w:tcPr>
-            <w:tcW w:w="1872" w:type="dxa"/>
-            <w:tcBorders>
-              <w:top w:val="single" w:sz="4" w:space="0" w:color="000000"/>
-              <w:start w:val="single" w:sz="4" w:space="0" w:color="000000"/>
-              <w:bottom w:val="single" w:sz="4" w:space="0" w:color="000000"/>
-              <w:end w:val="single" w:sz="4" w:space="0" w:color="000000"/>
-            </w:tcBorders>
-          </w:tcPr>
-          <w:p>
-            <w:pPr>
-              <w:pStyle w:val="Normal"/>
-              <w:spacing w:lineRule="auto" w:line="264" w:before="10" w:after="10"/>
-              <w:rPr/>
-            </w:pPr>
-            <w:r>
-              <w:rPr>
-                <w:rFonts w:ascii="Times New Roman" w:hAnsi="Times New Roman"/>
-                <w:b w:val="false"/>
-                <w:color w:val="000000"/>
-                <w:sz w:val="19"/>
+            <w:tcW w:w="1871" w:type="dxa"/>
+            <w:tcBorders>
+              <w:top w:val="single" w:sz="4" w:space="0" w:color="000000"/>
+              <w:start w:val="single" w:sz="4" w:space="0" w:color="000000"/>
+              <w:bottom w:val="single" w:sz="4" w:space="0" w:color="000000"/>
+              <w:end w:val="single" w:sz="4" w:space="0" w:color="000000"/>
+            </w:tcBorders>
+          </w:tcPr>
+          <w:p>
+            <w:pPr>
+              <w:pStyle w:val="Normal"/>
+              <w:spacing w:lineRule="auto" w:line="264" w:before="10" w:after="10"/>
+              <w:rPr>
+                <w:sz w:val="17"/>
+                <w:szCs w:val="17"/>
+              </w:rPr>
+            </w:pPr>
+            <w:r>
+              <w:rPr>
+                <w:rFonts w:ascii="Times New Roman" w:hAnsi="Times New Roman"/>
+                <w:b w:val="false"/>
+                <w:color w:val="000000"/>
+                <w:sz w:val="17"/>
+                <w:szCs w:val="17"/>
               </w:rPr>
               <w:t>Auth</w:t>
             </w:r>
@@ -8940,14 +8965,18 @@
             <w:pPr>
               <w:pStyle w:val="Normal"/>
               <w:spacing w:lineRule="auto" w:line="264" w:before="10" w:after="10"/>
-              <w:rPr/>
-            </w:pPr>
-            <w:r>
-              <w:rPr>
-                <w:rFonts w:ascii="Times New Roman" w:hAnsi="Times New Roman"/>
-                <w:b w:val="false"/>
-                <w:color w:val="000000"/>
-                <w:sz w:val="19"/>
+              <w:rPr>
+                <w:sz w:val="17"/>
+                <w:szCs w:val="17"/>
+              </w:rPr>
+            </w:pPr>
+            <w:r>
+              <w:rPr>
+                <w:rFonts w:ascii="Times New Roman" w:hAnsi="Times New Roman"/>
+                <w:b w:val="false"/>
+                <w:color w:val="000000"/>
+                <w:sz w:val="17"/>
+                <w:szCs w:val="17"/>
               </w:rPr>
               <w:t>Registration with duplicate email address</w:t>
             </w:r>
@@ -8955,26 +8984,30 @@
         </w:tc>
         <w:tc>
           <w:tcPr>
-            <w:tcW w:w="1872" w:type="dxa"/>
-            <w:tcBorders>
-              <w:top w:val="single" w:sz="4" w:space="0" w:color="000000"/>
-              <w:start w:val="single" w:sz="4" w:space="0" w:color="000000"/>
-              <w:bottom w:val="single" w:sz="4" w:space="0" w:color="000000"/>
-              <w:end w:val="single" w:sz="4" w:space="0" w:color="000000"/>
-            </w:tcBorders>
-          </w:tcPr>
-          <w:p>
-            <w:pPr>
-              <w:pStyle w:val="Normal"/>
-              <w:spacing w:lineRule="auto" w:line="264" w:before="10" w:after="10"/>
-              <w:rPr/>
-            </w:pPr>
-            <w:r>
-              <w:rPr>
-                <w:rFonts w:ascii="Times New Roman" w:hAnsi="Times New Roman"/>
-                <w:b w:val="false"/>
-                <w:color w:val="000000"/>
-                <w:sz w:val="19"/>
+            <w:tcW w:w="1871" w:type="dxa"/>
+            <w:tcBorders>
+              <w:top w:val="single" w:sz="4" w:space="0" w:color="000000"/>
+              <w:start w:val="single" w:sz="4" w:space="0" w:color="000000"/>
+              <w:bottom w:val="single" w:sz="4" w:space="0" w:color="000000"/>
+              <w:end w:val="single" w:sz="4" w:space="0" w:color="000000"/>
+            </w:tcBorders>
+          </w:tcPr>
+          <w:p>
+            <w:pPr>
+              <w:pStyle w:val="Normal"/>
+              <w:spacing w:lineRule="auto" w:line="264" w:before="10" w:after="10"/>
+              <w:rPr>
+                <w:sz w:val="17"/>
+                <w:szCs w:val="17"/>
+              </w:rPr>
+            </w:pPr>
+            <w:r>
+              <w:rPr>
+                <w:rFonts w:ascii="Times New Roman" w:hAnsi="Times New Roman"/>
+                <w:b w:val="false"/>
+                <w:color w:val="000000"/>
+                <w:sz w:val="17"/>
+                <w:szCs w:val="17"/>
               </w:rPr>
               <w:t>Rejection error 'Email already exists'</w:t>
             </w:r>
@@ -8982,26 +9015,30 @@
         </w:tc>
         <w:tc>
           <w:tcPr>
-            <w:tcW w:w="1872" w:type="dxa"/>
-            <w:tcBorders>
-              <w:top w:val="single" w:sz="4" w:space="0" w:color="000000"/>
-              <w:start w:val="single" w:sz="4" w:space="0" w:color="000000"/>
-              <w:bottom w:val="single" w:sz="4" w:space="0" w:color="000000"/>
-              <w:end w:val="single" w:sz="4" w:space="0" w:color="000000"/>
-            </w:tcBorders>
-          </w:tcPr>
-          <w:p>
-            <w:pPr>
-              <w:pStyle w:val="Normal"/>
-              <w:spacing w:lineRule="auto" w:line="264" w:before="10" w:after="10"/>
-              <w:rPr/>
-            </w:pPr>
-            <w:r>
-              <w:rPr>
-                <w:rFonts w:ascii="Times New Roman" w:hAnsi="Times New Roman"/>
-                <w:b w:val="false"/>
-                <w:color w:val="000000"/>
-                <w:sz w:val="19"/>
+            <w:tcW w:w="1874" w:type="dxa"/>
+            <w:tcBorders>
+              <w:top w:val="single" w:sz="4" w:space="0" w:color="000000"/>
+              <w:start w:val="single" w:sz="4" w:space="0" w:color="000000"/>
+              <w:bottom w:val="single" w:sz="4" w:space="0" w:color="000000"/>
+              <w:end w:val="single" w:sz="4" w:space="0" w:color="000000"/>
+            </w:tcBorders>
+          </w:tcPr>
+          <w:p>
+            <w:pPr>
+              <w:pStyle w:val="Normal"/>
+              <w:spacing w:lineRule="auto" w:line="264" w:before="10" w:after="10"/>
+              <w:rPr>
+                <w:sz w:val="17"/>
+                <w:szCs w:val="17"/>
+              </w:rPr>
+            </w:pPr>
+            <w:r>
+              <w:rPr>
+                <w:rFonts w:ascii="Times New Roman" w:hAnsi="Times New Roman"/>
+                <w:b w:val="false"/>
+                <w:color w:val="000000"/>
+                <w:sz w:val="17"/>
+                <w:szCs w:val="17"/>
               </w:rPr>
               <w:t>Pass</w:t>
             </w:r>
@@ -9014,26 +9051,30 @@
         </w:trPr>
         <w:tc>
           <w:tcPr>
-            <w:tcW w:w="1872" w:type="dxa"/>
-            <w:tcBorders>
-              <w:top w:val="single" w:sz="4" w:space="0" w:color="000000"/>
-              <w:start w:val="single" w:sz="4" w:space="0" w:color="000000"/>
-              <w:bottom w:val="single" w:sz="4" w:space="0" w:color="000000"/>
-              <w:end w:val="single" w:sz="4" w:space="0" w:color="000000"/>
-            </w:tcBorders>
-          </w:tcPr>
-          <w:p>
-            <w:pPr>
-              <w:pStyle w:val="Normal"/>
-              <w:spacing w:lineRule="auto" w:line="264" w:before="10" w:after="10"/>
-              <w:rPr/>
-            </w:pPr>
-            <w:r>
-              <w:rPr>
-                <w:rFonts w:ascii="Times New Roman" w:hAnsi="Times New Roman"/>
-                <w:b w:val="false"/>
-                <w:color w:val="000000"/>
-                <w:sz w:val="19"/>
+            <w:tcW w:w="1797" w:type="dxa"/>
+            <w:tcBorders>
+              <w:top w:val="single" w:sz="4" w:space="0" w:color="000000"/>
+              <w:start w:val="single" w:sz="4" w:space="0" w:color="000000"/>
+              <w:bottom w:val="single" w:sz="4" w:space="0" w:color="000000"/>
+              <w:end w:val="single" w:sz="4" w:space="0" w:color="000000"/>
+            </w:tcBorders>
+          </w:tcPr>
+          <w:p>
+            <w:pPr>
+              <w:pStyle w:val="Normal"/>
+              <w:spacing w:lineRule="auto" w:line="264" w:before="10" w:after="10"/>
+              <w:rPr>
+                <w:sz w:val="17"/>
+                <w:szCs w:val="17"/>
+              </w:rPr>
+            </w:pPr>
+            <w:r>
+              <w:rPr>
+                <w:rFonts w:ascii="Times New Roman" w:hAnsi="Times New Roman"/>
+                <w:b w:val="false"/>
+                <w:color w:val="000000"/>
+                <w:sz w:val="17"/>
+                <w:szCs w:val="17"/>
               </w:rPr>
               <w:t>TC-04</w:t>
             </w:r>
@@ -9041,26 +9082,30 @@
         </w:tc>
         <w:tc>
           <w:tcPr>
-            <w:tcW w:w="1872" w:type="dxa"/>
-            <w:tcBorders>
-              <w:top w:val="single" w:sz="4" w:space="0" w:color="000000"/>
-              <w:start w:val="single" w:sz="4" w:space="0" w:color="000000"/>
-              <w:bottom w:val="single" w:sz="4" w:space="0" w:color="000000"/>
-              <w:end w:val="single" w:sz="4" w:space="0" w:color="000000"/>
-            </w:tcBorders>
-          </w:tcPr>
-          <w:p>
-            <w:pPr>
-              <w:pStyle w:val="Normal"/>
-              <w:spacing w:lineRule="auto" w:line="264" w:before="10" w:after="10"/>
-              <w:rPr/>
-            </w:pPr>
-            <w:r>
-              <w:rPr>
-                <w:rFonts w:ascii="Times New Roman" w:hAnsi="Times New Roman"/>
-                <w:b w:val="false"/>
-                <w:color w:val="000000"/>
-                <w:sz w:val="19"/>
+            <w:tcW w:w="1871" w:type="dxa"/>
+            <w:tcBorders>
+              <w:top w:val="single" w:sz="4" w:space="0" w:color="000000"/>
+              <w:start w:val="single" w:sz="4" w:space="0" w:color="000000"/>
+              <w:bottom w:val="single" w:sz="4" w:space="0" w:color="000000"/>
+              <w:end w:val="single" w:sz="4" w:space="0" w:color="000000"/>
+            </w:tcBorders>
+          </w:tcPr>
+          <w:p>
+            <w:pPr>
+              <w:pStyle w:val="Normal"/>
+              <w:spacing w:lineRule="auto" w:line="264" w:before="10" w:after="10"/>
+              <w:rPr>
+                <w:sz w:val="17"/>
+                <w:szCs w:val="17"/>
+              </w:rPr>
+            </w:pPr>
+            <w:r>
+              <w:rPr>
+                <w:rFonts w:ascii="Times New Roman" w:hAnsi="Times New Roman"/>
+                <w:b w:val="false"/>
+                <w:color w:val="000000"/>
+                <w:sz w:val="17"/>
+                <w:szCs w:val="17"/>
               </w:rPr>
               <w:t>Auth</w:t>
             </w:r>
@@ -9080,14 +9125,18 @@
             <w:pPr>
               <w:pStyle w:val="Normal"/>
               <w:spacing w:lineRule="auto" w:line="264" w:before="10" w:after="10"/>
-              <w:rPr/>
-            </w:pPr>
-            <w:r>
-              <w:rPr>
-                <w:rFonts w:ascii="Times New Roman" w:hAnsi="Times New Roman"/>
-                <w:b w:val="false"/>
-                <w:color w:val="000000"/>
-                <w:sz w:val="19"/>
+              <w:rPr>
+                <w:sz w:val="17"/>
+                <w:szCs w:val="17"/>
+              </w:rPr>
+            </w:pPr>
+            <w:r>
+              <w:rPr>
+                <w:rFonts w:ascii="Times New Roman" w:hAnsi="Times New Roman"/>
+                <w:b w:val="false"/>
+                <w:color w:val="000000"/>
+                <w:sz w:val="17"/>
+                <w:szCs w:val="17"/>
               </w:rPr>
               <w:t>Login with incorrect password</w:t>
             </w:r>
@@ -9095,26 +9144,30 @@
         </w:tc>
         <w:tc>
           <w:tcPr>
-            <w:tcW w:w="1872" w:type="dxa"/>
-            <w:tcBorders>
-              <w:top w:val="single" w:sz="4" w:space="0" w:color="000000"/>
-              <w:start w:val="single" w:sz="4" w:space="0" w:color="000000"/>
-              <w:bottom w:val="single" w:sz="4" w:space="0" w:color="000000"/>
-              <w:end w:val="single" w:sz="4" w:space="0" w:color="000000"/>
-            </w:tcBorders>
-          </w:tcPr>
-          <w:p>
-            <w:pPr>
-              <w:pStyle w:val="Normal"/>
-              <w:spacing w:lineRule="auto" w:line="264" w:before="10" w:after="10"/>
-              <w:rPr/>
-            </w:pPr>
-            <w:r>
-              <w:rPr>
-                <w:rFonts w:ascii="Times New Roman" w:hAnsi="Times New Roman"/>
-                <w:b w:val="false"/>
-                <w:color w:val="000000"/>
-                <w:sz w:val="19"/>
+            <w:tcW w:w="1871" w:type="dxa"/>
+            <w:tcBorders>
+              <w:top w:val="single" w:sz="4" w:space="0" w:color="000000"/>
+              <w:start w:val="single" w:sz="4" w:space="0" w:color="000000"/>
+              <w:bottom w:val="single" w:sz="4" w:space="0" w:color="000000"/>
+              <w:end w:val="single" w:sz="4" w:space="0" w:color="000000"/>
+            </w:tcBorders>
+          </w:tcPr>
+          <w:p>
+            <w:pPr>
+              <w:pStyle w:val="Normal"/>
+              <w:spacing w:lineRule="auto" w:line="264" w:before="10" w:after="10"/>
+              <w:rPr>
+                <w:sz w:val="17"/>
+                <w:szCs w:val="17"/>
+              </w:rPr>
+            </w:pPr>
+            <w:r>
+              <w:rPr>
+                <w:rFonts w:ascii="Times New Roman" w:hAnsi="Times New Roman"/>
+                <w:b w:val="false"/>
+                <w:color w:val="000000"/>
+                <w:sz w:val="17"/>
+                <w:szCs w:val="17"/>
               </w:rPr>
               <w:t>Authentication error 401, denied</w:t>
             </w:r>
@@ -9122,26 +9175,30 @@
         </w:tc>
         <w:tc>
           <w:tcPr>
-            <w:tcW w:w="1872" w:type="dxa"/>
-            <w:tcBorders>
-              <w:top w:val="single" w:sz="4" w:space="0" w:color="000000"/>
-              <w:start w:val="single" w:sz="4" w:space="0" w:color="000000"/>
-              <w:bottom w:val="single" w:sz="4" w:space="0" w:color="000000"/>
-              <w:end w:val="single" w:sz="4" w:space="0" w:color="000000"/>
-            </w:tcBorders>
-          </w:tcPr>
-          <w:p>
-            <w:pPr>
-              <w:pStyle w:val="Normal"/>
-              <w:spacing w:lineRule="auto" w:line="264" w:before="10" w:after="10"/>
-              <w:rPr/>
-            </w:pPr>
-            <w:r>
-              <w:rPr>
-                <w:rFonts w:ascii="Times New Roman" w:hAnsi="Times New Roman"/>
-                <w:b w:val="false"/>
-                <w:color w:val="000000"/>
-                <w:sz w:val="19"/>
+            <w:tcW w:w="1874" w:type="dxa"/>
+            <w:tcBorders>
+              <w:top w:val="single" w:sz="4" w:space="0" w:color="000000"/>
+              <w:start w:val="single" w:sz="4" w:space="0" w:color="000000"/>
+              <w:bottom w:val="single" w:sz="4" w:space="0" w:color="000000"/>
+              <w:end w:val="single" w:sz="4" w:space="0" w:color="000000"/>
+            </w:tcBorders>
+          </w:tcPr>
+          <w:p>
+            <w:pPr>
+              <w:pStyle w:val="Normal"/>
+              <w:spacing w:lineRule="auto" w:line="264" w:before="10" w:after="10"/>
+              <w:rPr>
+                <w:sz w:val="17"/>
+                <w:szCs w:val="17"/>
+              </w:rPr>
+            </w:pPr>
+            <w:r>
+              <w:rPr>
+                <w:rFonts w:ascii="Times New Roman" w:hAnsi="Times New Roman"/>
+                <w:b w:val="false"/>
+                <w:color w:val="000000"/>
+                <w:sz w:val="17"/>
+                <w:szCs w:val="17"/>
               </w:rPr>
               <w:t>Pass</w:t>
             </w:r>
@@ -9154,26 +9211,30 @@
         </w:trPr>
         <w:tc>
           <w:tcPr>
-            <w:tcW w:w="1872" w:type="dxa"/>
-            <w:tcBorders>
-              <w:top w:val="single" w:sz="4" w:space="0" w:color="000000"/>
-              <w:start w:val="single" w:sz="4" w:space="0" w:color="000000"/>
-              <w:bottom w:val="single" w:sz="4" w:space="0" w:color="000000"/>
-              <w:end w:val="single" w:sz="4" w:space="0" w:color="000000"/>
-            </w:tcBorders>
-          </w:tcPr>
-          <w:p>
-            <w:pPr>
-              <w:pStyle w:val="Normal"/>
-              <w:spacing w:lineRule="auto" w:line="264" w:before="10" w:after="10"/>
-              <w:rPr/>
-            </w:pPr>
-            <w:r>
-              <w:rPr>
-                <w:rFonts w:ascii="Times New Roman" w:hAnsi="Times New Roman"/>
-                <w:b w:val="false"/>
-                <w:color w:val="000000"/>
-                <w:sz w:val="19"/>
+            <w:tcW w:w="1797" w:type="dxa"/>
+            <w:tcBorders>
+              <w:top w:val="single" w:sz="4" w:space="0" w:color="000000"/>
+              <w:start w:val="single" w:sz="4" w:space="0" w:color="000000"/>
+              <w:bottom w:val="single" w:sz="4" w:space="0" w:color="000000"/>
+              <w:end w:val="single" w:sz="4" w:space="0" w:color="000000"/>
+            </w:tcBorders>
+          </w:tcPr>
+          <w:p>
+            <w:pPr>
+              <w:pStyle w:val="Normal"/>
+              <w:spacing w:lineRule="auto" w:line="264" w:before="10" w:after="10"/>
+              <w:rPr>
+                <w:sz w:val="17"/>
+                <w:szCs w:val="17"/>
+              </w:rPr>
+            </w:pPr>
+            <w:r>
+              <w:rPr>
+                <w:rFonts w:ascii="Times New Roman" w:hAnsi="Times New Roman"/>
+                <w:b w:val="false"/>
+                <w:color w:val="000000"/>
+                <w:sz w:val="17"/>
+                <w:szCs w:val="17"/>
               </w:rPr>
               <w:t>TC-05</w:t>
             </w:r>
@@ -9181,26 +9242,30 @@
         </w:tc>
         <w:tc>
           <w:tcPr>
-            <w:tcW w:w="1872" w:type="dxa"/>
-            <w:tcBorders>
-              <w:top w:val="single" w:sz="4" w:space="0" w:color="000000"/>
-              <w:start w:val="single" w:sz="4" w:space="0" w:color="000000"/>
-              <w:bottom w:val="single" w:sz="4" w:space="0" w:color="000000"/>
-              <w:end w:val="single" w:sz="4" w:space="0" w:color="000000"/>
-            </w:tcBorders>
-          </w:tcPr>
-          <w:p>
-            <w:pPr>
-              <w:pStyle w:val="Normal"/>
-              <w:spacing w:lineRule="auto" w:line="264" w:before="10" w:after="10"/>
-              <w:rPr/>
-            </w:pPr>
-            <w:r>
-              <w:rPr>
-                <w:rFonts w:ascii="Times New Roman" w:hAnsi="Times New Roman"/>
-                <w:b w:val="false"/>
-                <w:color w:val="000000"/>
-                <w:sz w:val="19"/>
+            <w:tcW w:w="1871" w:type="dxa"/>
+            <w:tcBorders>
+              <w:top w:val="single" w:sz="4" w:space="0" w:color="000000"/>
+              <w:start w:val="single" w:sz="4" w:space="0" w:color="000000"/>
+              <w:bottom w:val="single" w:sz="4" w:space="0" w:color="000000"/>
+              <w:end w:val="single" w:sz="4" w:space="0" w:color="000000"/>
+            </w:tcBorders>
+          </w:tcPr>
+          <w:p>
+            <w:pPr>
+              <w:pStyle w:val="Normal"/>
+              <w:spacing w:lineRule="auto" w:line="264" w:before="10" w:after="10"/>
+              <w:rPr>
+                <w:sz w:val="17"/>
+                <w:szCs w:val="17"/>
+              </w:rPr>
+            </w:pPr>
+            <w:r>
+              <w:rPr>
+                <w:rFonts w:ascii="Times New Roman" w:hAnsi="Times New Roman"/>
+                <w:b w:val="false"/>
+                <w:color w:val="000000"/>
+                <w:sz w:val="17"/>
+                <w:szCs w:val="17"/>
               </w:rPr>
               <w:t>Auth</w:t>
             </w:r>
@@ -9220,14 +9285,18 @@
             <w:pPr>
               <w:pStyle w:val="Normal"/>
               <w:spacing w:lineRule="auto" w:line="264" w:before="10" w:after="10"/>
-              <w:rPr/>
-            </w:pPr>
-            <w:r>
-              <w:rPr>
-                <w:rFonts w:ascii="Times New Roman" w:hAnsi="Times New Roman"/>
-                <w:b w:val="false"/>
-                <w:color w:val="000000"/>
-                <w:sz w:val="19"/>
+              <w:rPr>
+                <w:sz w:val="17"/>
+                <w:szCs w:val="17"/>
+              </w:rPr>
+            </w:pPr>
+            <w:r>
+              <w:rPr>
+                <w:rFonts w:ascii="Times New Roman" w:hAnsi="Times New Roman"/>
+                <w:b w:val="false"/>
+                <w:color w:val="000000"/>
+                <w:sz w:val="17"/>
+                <w:szCs w:val="17"/>
               </w:rPr>
               <w:t>Doctor registration without PMC license</w:t>
             </w:r>
@@ -9235,26 +9304,30 @@
         </w:tc>
         <w:tc>
           <w:tcPr>
-            <w:tcW w:w="1872" w:type="dxa"/>
-            <w:tcBorders>
-              <w:top w:val="single" w:sz="4" w:space="0" w:color="000000"/>
-              <w:start w:val="single" w:sz="4" w:space="0" w:color="000000"/>
-              <w:bottom w:val="single" w:sz="4" w:space="0" w:color="000000"/>
-              <w:end w:val="single" w:sz="4" w:space="0" w:color="000000"/>
-            </w:tcBorders>
-          </w:tcPr>
-          <w:p>
-            <w:pPr>
-              <w:pStyle w:val="Normal"/>
-              <w:spacing w:lineRule="auto" w:line="264" w:before="10" w:after="10"/>
-              <w:rPr/>
-            </w:pPr>
-            <w:r>
-              <w:rPr>
-                <w:rFonts w:ascii="Times New Roman" w:hAnsi="Times New Roman"/>
-                <w:b w:val="false"/>
-                <w:color w:val="000000"/>
-                <w:sz w:val="19"/>
+            <w:tcW w:w="1871" w:type="dxa"/>
+            <w:tcBorders>
+              <w:top w:val="single" w:sz="4" w:space="0" w:color="000000"/>
+              <w:start w:val="single" w:sz="4" w:space="0" w:color="000000"/>
+              <w:bottom w:val="single" w:sz="4" w:space="0" w:color="000000"/>
+              <w:end w:val="single" w:sz="4" w:space="0" w:color="000000"/>
+            </w:tcBorders>
+          </w:tcPr>
+          <w:p>
+            <w:pPr>
+              <w:pStyle w:val="Normal"/>
+              <w:spacing w:lineRule="auto" w:line="264" w:before="10" w:after="10"/>
+              <w:rPr>
+                <w:sz w:val="17"/>
+                <w:szCs w:val="17"/>
+              </w:rPr>
+            </w:pPr>
+            <w:r>
+              <w:rPr>
+                <w:rFonts w:ascii="Times New Roman" w:hAnsi="Times New Roman"/>
+                <w:b w:val="false"/>
+                <w:color w:val="000000"/>
+                <w:sz w:val="17"/>
+                <w:szCs w:val="17"/>
               </w:rPr>
               <w:t>Validation error requiring license</w:t>
             </w:r>
@@ -9262,26 +9335,30 @@
         </w:tc>
         <w:tc>
           <w:tcPr>
-            <w:tcW w:w="1872" w:type="dxa"/>
-            <w:tcBorders>
-              <w:top w:val="single" w:sz="4" w:space="0" w:color="000000"/>
-              <w:start w:val="single" w:sz="4" w:space="0" w:color="000000"/>
-              <w:bottom w:val="single" w:sz="4" w:space="0" w:color="000000"/>
-              <w:end w:val="single" w:sz="4" w:space="0" w:color="000000"/>
-            </w:tcBorders>
-          </w:tcPr>
-          <w:p>
-            <w:pPr>
-              <w:pStyle w:val="Normal"/>
-              <w:spacing w:lineRule="auto" w:line="264" w:before="10" w:after="10"/>
-              <w:rPr/>
-            </w:pPr>
-            <w:r>
-              <w:rPr>
-                <w:rFonts w:ascii="Times New Roman" w:hAnsi="Times New Roman"/>
-                <w:b w:val="false"/>
-                <w:color w:val="000000"/>
-                <w:sz w:val="19"/>
+            <w:tcW w:w="1874" w:type="dxa"/>
+            <w:tcBorders>
+              <w:top w:val="single" w:sz="4" w:space="0" w:color="000000"/>
+              <w:start w:val="single" w:sz="4" w:space="0" w:color="000000"/>
+              <w:bottom w:val="single" w:sz="4" w:space="0" w:color="000000"/>
+              <w:end w:val="single" w:sz="4" w:space="0" w:color="000000"/>
+            </w:tcBorders>
+          </w:tcPr>
+          <w:p>
+            <w:pPr>
+              <w:pStyle w:val="Normal"/>
+              <w:spacing w:lineRule="auto" w:line="264" w:before="10" w:after="10"/>
+              <w:rPr>
+                <w:sz w:val="17"/>
+                <w:szCs w:val="17"/>
+              </w:rPr>
+            </w:pPr>
+            <w:r>
+              <w:rPr>
+                <w:rFonts w:ascii="Times New Roman" w:hAnsi="Times New Roman"/>
+                <w:b w:val="false"/>
+                <w:color w:val="000000"/>
+                <w:sz w:val="17"/>
+                <w:szCs w:val="17"/>
               </w:rPr>
               <w:t>Pass</w:t>
             </w:r>
@@ -9294,26 +9371,30 @@
         </w:trPr>
         <w:tc>
           <w:tcPr>
-            <w:tcW w:w="1872" w:type="dxa"/>
-            <w:tcBorders>
-              <w:top w:val="single" w:sz="4" w:space="0" w:color="000000"/>
-              <w:start w:val="single" w:sz="4" w:space="0" w:color="000000"/>
-              <w:bottom w:val="single" w:sz="4" w:space="0" w:color="000000"/>
-              <w:end w:val="single" w:sz="4" w:space="0" w:color="000000"/>
-            </w:tcBorders>
-          </w:tcPr>
-          <w:p>
-            <w:pPr>
-              <w:pStyle w:val="Normal"/>
-              <w:spacing w:lineRule="auto" w:line="264" w:before="10" w:after="10"/>
-              <w:rPr/>
-            </w:pPr>
-            <w:r>
-              <w:rPr>
-                <w:rFonts w:ascii="Times New Roman" w:hAnsi="Times New Roman"/>
-                <w:b w:val="false"/>
-                <w:color w:val="000000"/>
-                <w:sz w:val="19"/>
+            <w:tcW w:w="1797" w:type="dxa"/>
+            <w:tcBorders>
+              <w:top w:val="single" w:sz="4" w:space="0" w:color="000000"/>
+              <w:start w:val="single" w:sz="4" w:space="0" w:color="000000"/>
+              <w:bottom w:val="single" w:sz="4" w:space="0" w:color="000000"/>
+              <w:end w:val="single" w:sz="4" w:space="0" w:color="000000"/>
+            </w:tcBorders>
+          </w:tcPr>
+          <w:p>
+            <w:pPr>
+              <w:pStyle w:val="Normal"/>
+              <w:spacing w:lineRule="auto" w:line="264" w:before="10" w:after="10"/>
+              <w:rPr>
+                <w:sz w:val="17"/>
+                <w:szCs w:val="17"/>
+              </w:rPr>
+            </w:pPr>
+            <w:r>
+              <w:rPr>
+                <w:rFonts w:ascii="Times New Roman" w:hAnsi="Times New Roman"/>
+                <w:b w:val="false"/>
+                <w:color w:val="000000"/>
+                <w:sz w:val="17"/>
+                <w:szCs w:val="17"/>
               </w:rPr>
               <w:t>TC-06</w:t>
             </w:r>
@@ -9321,26 +9402,30 @@
         </w:tc>
         <w:tc>
           <w:tcPr>
-            <w:tcW w:w="1872" w:type="dxa"/>
-            <w:tcBorders>
-              <w:top w:val="single" w:sz="4" w:space="0" w:color="000000"/>
-              <w:start w:val="single" w:sz="4" w:space="0" w:color="000000"/>
-              <w:bottom w:val="single" w:sz="4" w:space="0" w:color="000000"/>
-              <w:end w:val="single" w:sz="4" w:space="0" w:color="000000"/>
-            </w:tcBorders>
-          </w:tcPr>
-          <w:p>
-            <w:pPr>
-              <w:pStyle w:val="Normal"/>
-              <w:spacing w:lineRule="auto" w:line="264" w:before="10" w:after="10"/>
-              <w:rPr/>
-            </w:pPr>
-            <w:r>
-              <w:rPr>
-                <w:rFonts w:ascii="Times New Roman" w:hAnsi="Times New Roman"/>
-                <w:b w:val="false"/>
-                <w:color w:val="000000"/>
-                <w:sz w:val="19"/>
+            <w:tcW w:w="1871" w:type="dxa"/>
+            <w:tcBorders>
+              <w:top w:val="single" w:sz="4" w:space="0" w:color="000000"/>
+              <w:start w:val="single" w:sz="4" w:space="0" w:color="000000"/>
+              <w:bottom w:val="single" w:sz="4" w:space="0" w:color="000000"/>
+              <w:end w:val="single" w:sz="4" w:space="0" w:color="000000"/>
+            </w:tcBorders>
+          </w:tcPr>
+          <w:p>
+            <w:pPr>
+              <w:pStyle w:val="Normal"/>
+              <w:spacing w:lineRule="auto" w:line="264" w:before="10" w:after="10"/>
+              <w:rPr>
+                <w:sz w:val="17"/>
+                <w:szCs w:val="17"/>
+              </w:rPr>
+            </w:pPr>
+            <w:r>
+              <w:rPr>
+                <w:rFonts w:ascii="Times New Roman" w:hAnsi="Times New Roman"/>
+                <w:b w:val="false"/>
+                <w:color w:val="000000"/>
+                <w:sz w:val="17"/>
+                <w:szCs w:val="17"/>
               </w:rPr>
               <w:t>Triage</w:t>
             </w:r>
@@ -9360,14 +9445,18 @@
             <w:pPr>
               <w:pStyle w:val="Normal"/>
               <w:spacing w:lineRule="auto" w:line="264" w:before="10" w:after="10"/>
-              <w:rPr/>
-            </w:pPr>
-            <w:r>
-              <w:rPr>
-                <w:rFonts w:ascii="Times New Roman" w:hAnsi="Times New Roman"/>
-                <w:b w:val="false"/>
-                <w:color w:val="000000"/>
-                <w:sz w:val="19"/>
+              <w:rPr>
+                <w:sz w:val="17"/>
+                <w:szCs w:val="17"/>
+              </w:rPr>
+            </w:pPr>
+            <w:r>
+              <w:rPr>
+                <w:rFonts w:ascii="Times New Roman" w:hAnsi="Times New Roman"/>
+                <w:b w:val="false"/>
+                <w:color w:val="000000"/>
+                <w:sz w:val="17"/>
+                <w:szCs w:val="17"/>
               </w:rPr>
               <w:t>Symptom input: 'severe chest pain and dyspnea'</w:t>
             </w:r>
@@ -9375,26 +9464,30 @@
         </w:tc>
         <w:tc>
           <w:tcPr>
-            <w:tcW w:w="1872" w:type="dxa"/>
-            <w:tcBorders>
-              <w:top w:val="single" w:sz="4" w:space="0" w:color="000000"/>
-              <w:start w:val="single" w:sz="4" w:space="0" w:color="000000"/>
-              <w:bottom w:val="single" w:sz="4" w:space="0" w:color="000000"/>
-              <w:end w:val="single" w:sz="4" w:space="0" w:color="000000"/>
-            </w:tcBorders>
-          </w:tcPr>
-          <w:p>
-            <w:pPr>
-              <w:pStyle w:val="Normal"/>
-              <w:spacing w:lineRule="auto" w:line="264" w:before="10" w:after="10"/>
-              <w:rPr/>
-            </w:pPr>
-            <w:r>
-              <w:rPr>
-                <w:rFonts w:ascii="Times New Roman" w:hAnsi="Times New Roman"/>
-                <w:b w:val="false"/>
-                <w:color w:val="000000"/>
-                <w:sz w:val="19"/>
+            <w:tcW w:w="1871" w:type="dxa"/>
+            <w:tcBorders>
+              <w:top w:val="single" w:sz="4" w:space="0" w:color="000000"/>
+              <w:start w:val="single" w:sz="4" w:space="0" w:color="000000"/>
+              <w:bottom w:val="single" w:sz="4" w:space="0" w:color="000000"/>
+              <w:end w:val="single" w:sz="4" w:space="0" w:color="000000"/>
+            </w:tcBorders>
+          </w:tcPr>
+          <w:p>
+            <w:pPr>
+              <w:pStyle w:val="Normal"/>
+              <w:spacing w:lineRule="auto" w:line="264" w:before="10" w:after="10"/>
+              <w:rPr>
+                <w:sz w:val="17"/>
+                <w:szCs w:val="17"/>
+              </w:rPr>
+            </w:pPr>
+            <w:r>
+              <w:rPr>
+                <w:rFonts w:ascii="Times New Roman" w:hAnsi="Times New Roman"/>
+                <w:b w:val="false"/>
+                <w:color w:val="000000"/>
+                <w:sz w:val="17"/>
+                <w:szCs w:val="17"/>
               </w:rPr>
               <w:t>Cardiologist predicted, confidence &gt;90%</w:t>
             </w:r>
@@ -9402,26 +9495,30 @@
         </w:tc>
         <w:tc>
           <w:tcPr>
-            <w:tcW w:w="1872" w:type="dxa"/>
-            <w:tcBorders>
-              <w:top w:val="single" w:sz="4" w:space="0" w:color="000000"/>
-              <w:start w:val="single" w:sz="4" w:space="0" w:color="000000"/>
-              <w:bottom w:val="single" w:sz="4" w:space="0" w:color="000000"/>
-              <w:end w:val="single" w:sz="4" w:space="0" w:color="000000"/>
-            </w:tcBorders>
-          </w:tcPr>
-          <w:p>
-            <w:pPr>
-              <w:pStyle w:val="Normal"/>
-              <w:spacing w:lineRule="auto" w:line="264" w:before="10" w:after="10"/>
-              <w:rPr/>
-            </w:pPr>
-            <w:r>
-              <w:rPr>
-                <w:rFonts w:ascii="Times New Roman" w:hAnsi="Times New Roman"/>
-                <w:b w:val="false"/>
-                <w:color w:val="000000"/>
-                <w:sz w:val="19"/>
+            <w:tcW w:w="1874" w:type="dxa"/>
+            <w:tcBorders>
+              <w:top w:val="single" w:sz="4" w:space="0" w:color="000000"/>
+              <w:start w:val="single" w:sz="4" w:space="0" w:color="000000"/>
+              <w:bottom w:val="single" w:sz="4" w:space="0" w:color="000000"/>
+              <w:end w:val="single" w:sz="4" w:space="0" w:color="000000"/>
+            </w:tcBorders>
+          </w:tcPr>
+          <w:p>
+            <w:pPr>
+              <w:pStyle w:val="Normal"/>
+              <w:spacing w:lineRule="auto" w:line="264" w:before="10" w:after="10"/>
+              <w:rPr>
+                <w:sz w:val="17"/>
+                <w:szCs w:val="17"/>
+              </w:rPr>
+            </w:pPr>
+            <w:r>
+              <w:rPr>
+                <w:rFonts w:ascii="Times New Roman" w:hAnsi="Times New Roman"/>
+                <w:b w:val="false"/>
+                <w:color w:val="000000"/>
+                <w:sz w:val="17"/>
+                <w:szCs w:val="17"/>
               </w:rPr>
               <w:t>Pass</w:t>
             </w:r>
@@ -9434,26 +9531,30 @@
         </w:trPr>
         <w:tc>
           <w:tcPr>
-            <w:tcW w:w="1872" w:type="dxa"/>
-            <w:tcBorders>
-              <w:top w:val="single" w:sz="4" w:space="0" w:color="000000"/>
-              <w:start w:val="single" w:sz="4" w:space="0" w:color="000000"/>
-              <w:bottom w:val="single" w:sz="4" w:space="0" w:color="000000"/>
-              <w:end w:val="single" w:sz="4" w:space="0" w:color="000000"/>
-            </w:tcBorders>
-          </w:tcPr>
-          <w:p>
-            <w:pPr>
-              <w:pStyle w:val="Normal"/>
-              <w:spacing w:lineRule="auto" w:line="264" w:before="10" w:after="10"/>
-              <w:rPr/>
-            </w:pPr>
-            <w:r>
-              <w:rPr>
-                <w:rFonts w:ascii="Times New Roman" w:hAnsi="Times New Roman"/>
-                <w:b w:val="false"/>
-                <w:color w:val="000000"/>
-                <w:sz w:val="19"/>
+            <w:tcW w:w="1797" w:type="dxa"/>
+            <w:tcBorders>
+              <w:top w:val="single" w:sz="4" w:space="0" w:color="000000"/>
+              <w:start w:val="single" w:sz="4" w:space="0" w:color="000000"/>
+              <w:bottom w:val="single" w:sz="4" w:space="0" w:color="000000"/>
+              <w:end w:val="single" w:sz="4" w:space="0" w:color="000000"/>
+            </w:tcBorders>
+          </w:tcPr>
+          <w:p>
+            <w:pPr>
+              <w:pStyle w:val="Normal"/>
+              <w:spacing w:lineRule="auto" w:line="264" w:before="10" w:after="10"/>
+              <w:rPr>
+                <w:sz w:val="17"/>
+                <w:szCs w:val="17"/>
+              </w:rPr>
+            </w:pPr>
+            <w:r>
+              <w:rPr>
+                <w:rFonts w:ascii="Times New Roman" w:hAnsi="Times New Roman"/>
+                <w:b w:val="false"/>
+                <w:color w:val="000000"/>
+                <w:sz w:val="17"/>
+                <w:szCs w:val="17"/>
               </w:rPr>
               <w:t>TC-07</w:t>
             </w:r>
@@ -9461,26 +9562,30 @@
         </w:tc>
         <w:tc>
           <w:tcPr>
-            <w:tcW w:w="1872" w:type="dxa"/>
-            <w:tcBorders>
-              <w:top w:val="single" w:sz="4" w:space="0" w:color="000000"/>
-              <w:start w:val="single" w:sz="4" w:space="0" w:color="000000"/>
-              <w:bottom w:val="single" w:sz="4" w:space="0" w:color="000000"/>
-              <w:end w:val="single" w:sz="4" w:space="0" w:color="000000"/>
-            </w:tcBorders>
-          </w:tcPr>
-          <w:p>
-            <w:pPr>
-              <w:pStyle w:val="Normal"/>
-              <w:spacing w:lineRule="auto" w:line="264" w:before="10" w:after="10"/>
-              <w:rPr/>
-            </w:pPr>
-            <w:r>
-              <w:rPr>
-                <w:rFonts w:ascii="Times New Roman" w:hAnsi="Times New Roman"/>
-                <w:b w:val="false"/>
-                <w:color w:val="000000"/>
-                <w:sz w:val="19"/>
+            <w:tcW w:w="1871" w:type="dxa"/>
+            <w:tcBorders>
+              <w:top w:val="single" w:sz="4" w:space="0" w:color="000000"/>
+              <w:start w:val="single" w:sz="4" w:space="0" w:color="000000"/>
+              <w:bottom w:val="single" w:sz="4" w:space="0" w:color="000000"/>
+              <w:end w:val="single" w:sz="4" w:space="0" w:color="000000"/>
+            </w:tcBorders>
+          </w:tcPr>
+          <w:p>
+            <w:pPr>
+              <w:pStyle w:val="Normal"/>
+              <w:spacing w:lineRule="auto" w:line="264" w:before="10" w:after="10"/>
+              <w:rPr>
+                <w:sz w:val="17"/>
+                <w:szCs w:val="17"/>
+              </w:rPr>
+            </w:pPr>
+            <w:r>
+              <w:rPr>
+                <w:rFonts w:ascii="Times New Roman" w:hAnsi="Times New Roman"/>
+                <w:b w:val="false"/>
+                <w:color w:val="000000"/>
+                <w:sz w:val="17"/>
+                <w:szCs w:val="17"/>
               </w:rPr>
               <w:t>Triage</w:t>
             </w:r>
@@ -9500,14 +9605,18 @@
             <w:pPr>
               <w:pStyle w:val="Normal"/>
               <w:spacing w:lineRule="auto" w:line="264" w:before="10" w:after="10"/>
-              <w:rPr/>
-            </w:pPr>
-            <w:r>
-              <w:rPr>
-                <w:rFonts w:ascii="Times New Roman" w:hAnsi="Times New Roman"/>
-                <w:b w:val="false"/>
-                <w:color w:val="000000"/>
-                <w:sz w:val="19"/>
+              <w:rPr>
+                <w:sz w:val="17"/>
+                <w:szCs w:val="17"/>
+              </w:rPr>
+            </w:pPr>
+            <w:r>
+              <w:rPr>
+                <w:rFonts w:ascii="Times New Roman" w:hAnsi="Times New Roman"/>
+                <w:b w:val="false"/>
+                <w:color w:val="000000"/>
+                <w:sz w:val="17"/>
+                <w:szCs w:val="17"/>
               </w:rPr>
               <w:t>Symptom input: 'red itchy skin rash and hives'</w:t>
             </w:r>
@@ -9515,26 +9624,30 @@
         </w:tc>
         <w:tc>
           <w:tcPr>
-            <w:tcW w:w="1872" w:type="dxa"/>
-            <w:tcBorders>
-              <w:top w:val="single" w:sz="4" w:space="0" w:color="000000"/>
-              <w:start w:val="single" w:sz="4" w:space="0" w:color="000000"/>
-              <w:bottom w:val="single" w:sz="4" w:space="0" w:color="000000"/>
-              <w:end w:val="single" w:sz="4" w:space="0" w:color="000000"/>
-            </w:tcBorders>
-          </w:tcPr>
-          <w:p>
-            <w:pPr>
-              <w:pStyle w:val="Normal"/>
-              <w:spacing w:lineRule="auto" w:line="264" w:before="10" w:after="10"/>
-              <w:rPr/>
-            </w:pPr>
-            <w:r>
-              <w:rPr>
-                <w:rFonts w:ascii="Times New Roman" w:hAnsi="Times New Roman"/>
-                <w:b w:val="false"/>
-                <w:color w:val="000000"/>
-                <w:sz w:val="19"/>
+            <w:tcW w:w="1871" w:type="dxa"/>
+            <w:tcBorders>
+              <w:top w:val="single" w:sz="4" w:space="0" w:color="000000"/>
+              <w:start w:val="single" w:sz="4" w:space="0" w:color="000000"/>
+              <w:bottom w:val="single" w:sz="4" w:space="0" w:color="000000"/>
+              <w:end w:val="single" w:sz="4" w:space="0" w:color="000000"/>
+            </w:tcBorders>
+          </w:tcPr>
+          <w:p>
+            <w:pPr>
+              <w:pStyle w:val="Normal"/>
+              <w:spacing w:lineRule="auto" w:line="264" w:before="10" w:after="10"/>
+              <w:rPr>
+                <w:sz w:val="17"/>
+                <w:szCs w:val="17"/>
+              </w:rPr>
+            </w:pPr>
+            <w:r>
+              <w:rPr>
+                <w:rFonts w:ascii="Times New Roman" w:hAnsi="Times New Roman"/>
+                <w:b w:val="false"/>
+                <w:color w:val="000000"/>
+                <w:sz w:val="17"/>
+                <w:szCs w:val="17"/>
               </w:rPr>
               <w:t>Dermatologist predicted, confidence &gt;90%</w:t>
             </w:r>
@@ -9542,26 +9655,30 @@
         </w:tc>
         <w:tc>
           <w:tcPr>
-            <w:tcW w:w="1872" w:type="dxa"/>
-            <w:tcBorders>
-              <w:top w:val="single" w:sz="4" w:space="0" w:color="000000"/>
-              <w:start w:val="single" w:sz="4" w:space="0" w:color="000000"/>
-              <w:bottom w:val="single" w:sz="4" w:space="0" w:color="000000"/>
-              <w:end w:val="single" w:sz="4" w:space="0" w:color="000000"/>
-            </w:tcBorders>
-          </w:tcPr>
-          <w:p>
-            <w:pPr>
-              <w:pStyle w:val="Normal"/>
-              <w:spacing w:lineRule="auto" w:line="264" w:before="10" w:after="10"/>
-              <w:rPr/>
-            </w:pPr>
-            <w:r>
-              <w:rPr>
-                <w:rFonts w:ascii="Times New Roman" w:hAnsi="Times New Roman"/>
-                <w:b w:val="false"/>
-                <w:color w:val="000000"/>
-                <w:sz w:val="19"/>
+            <w:tcW w:w="1874" w:type="dxa"/>
+            <w:tcBorders>
+              <w:top w:val="single" w:sz="4" w:space="0" w:color="000000"/>
+              <w:start w:val="single" w:sz="4" w:space="0" w:color="000000"/>
+              <w:bottom w:val="single" w:sz="4" w:space="0" w:color="000000"/>
+              <w:end w:val="single" w:sz="4" w:space="0" w:color="000000"/>
+            </w:tcBorders>
+          </w:tcPr>
+          <w:p>
+            <w:pPr>
+              <w:pStyle w:val="Normal"/>
+              <w:spacing w:lineRule="auto" w:line="264" w:before="10" w:after="10"/>
+              <w:rPr>
+                <w:sz w:val="17"/>
+                <w:szCs w:val="17"/>
+              </w:rPr>
+            </w:pPr>
+            <w:r>
+              <w:rPr>
+                <w:rFonts w:ascii="Times New Roman" w:hAnsi="Times New Roman"/>
+                <w:b w:val="false"/>
+                <w:color w:val="000000"/>
+                <w:sz w:val="17"/>
+                <w:szCs w:val="17"/>
               </w:rPr>
               <w:t>Pass</w:t>
             </w:r>
@@ -9574,26 +9691,30 @@
         </w:trPr>
         <w:tc>
           <w:tcPr>
-            <w:tcW w:w="1872" w:type="dxa"/>
-            <w:tcBorders>
-              <w:top w:val="single" w:sz="4" w:space="0" w:color="000000"/>
-              <w:start w:val="single" w:sz="4" w:space="0" w:color="000000"/>
-              <w:bottom w:val="single" w:sz="4" w:space="0" w:color="000000"/>
-              <w:end w:val="single" w:sz="4" w:space="0" w:color="000000"/>
-            </w:tcBorders>
-          </w:tcPr>
-          <w:p>
-            <w:pPr>
-              <w:pStyle w:val="Normal"/>
-              <w:spacing w:lineRule="auto" w:line="264" w:before="10" w:after="10"/>
-              <w:rPr/>
-            </w:pPr>
-            <w:r>
-              <w:rPr>
-                <w:rFonts w:ascii="Times New Roman" w:hAnsi="Times New Roman"/>
-                <w:b w:val="false"/>
-                <w:color w:val="000000"/>
-                <w:sz w:val="19"/>
+            <w:tcW w:w="1797" w:type="dxa"/>
+            <w:tcBorders>
+              <w:top w:val="single" w:sz="4" w:space="0" w:color="000000"/>
+              <w:start w:val="single" w:sz="4" w:space="0" w:color="000000"/>
+              <w:bottom w:val="single" w:sz="4" w:space="0" w:color="000000"/>
+              <w:end w:val="single" w:sz="4" w:space="0" w:color="000000"/>
+            </w:tcBorders>
+          </w:tcPr>
+          <w:p>
+            <w:pPr>
+              <w:pStyle w:val="Normal"/>
+              <w:spacing w:lineRule="auto" w:line="264" w:before="10" w:after="10"/>
+              <w:rPr>
+                <w:sz w:val="17"/>
+                <w:szCs w:val="17"/>
+              </w:rPr>
+            </w:pPr>
+            <w:r>
+              <w:rPr>
+                <w:rFonts w:ascii="Times New Roman" w:hAnsi="Times New Roman"/>
+                <w:b w:val="false"/>
+                <w:color w:val="000000"/>
+                <w:sz w:val="17"/>
+                <w:szCs w:val="17"/>
               </w:rPr>
               <w:t>TC-08</w:t>
             </w:r>
@@ -9601,26 +9722,30 @@
         </w:tc>
         <w:tc>
           <w:tcPr>
-            <w:tcW w:w="1872" w:type="dxa"/>
-            <w:tcBorders>
-              <w:top w:val="single" w:sz="4" w:space="0" w:color="000000"/>
-              <w:start w:val="single" w:sz="4" w:space="0" w:color="000000"/>
-              <w:bottom w:val="single" w:sz="4" w:space="0" w:color="000000"/>
-              <w:end w:val="single" w:sz="4" w:space="0" w:color="000000"/>
-            </w:tcBorders>
-          </w:tcPr>
-          <w:p>
-            <w:pPr>
-              <w:pStyle w:val="Normal"/>
-              <w:spacing w:lineRule="auto" w:line="264" w:before="10" w:after="10"/>
-              <w:rPr/>
-            </w:pPr>
-            <w:r>
-              <w:rPr>
-                <w:rFonts w:ascii="Times New Roman" w:hAnsi="Times New Roman"/>
-                <w:b w:val="false"/>
-                <w:color w:val="000000"/>
-                <w:sz w:val="19"/>
+            <w:tcW w:w="1871" w:type="dxa"/>
+            <w:tcBorders>
+              <w:top w:val="single" w:sz="4" w:space="0" w:color="000000"/>
+              <w:start w:val="single" w:sz="4" w:space="0" w:color="000000"/>
+              <w:bottom w:val="single" w:sz="4" w:space="0" w:color="000000"/>
+              <w:end w:val="single" w:sz="4" w:space="0" w:color="000000"/>
+            </w:tcBorders>
+          </w:tcPr>
+          <w:p>
+            <w:pPr>
+              <w:pStyle w:val="Normal"/>
+              <w:spacing w:lineRule="auto" w:line="264" w:before="10" w:after="10"/>
+              <w:rPr>
+                <w:sz w:val="17"/>
+                <w:szCs w:val="17"/>
+              </w:rPr>
+            </w:pPr>
+            <w:r>
+              <w:rPr>
+                <w:rFonts w:ascii="Times New Roman" w:hAnsi="Times New Roman"/>
+                <w:b w:val="false"/>
+                <w:color w:val="000000"/>
+                <w:sz w:val="17"/>
+                <w:szCs w:val="17"/>
               </w:rPr>
               <w:t>Triage</w:t>
             </w:r>
@@ -9640,14 +9765,18 @@
             <w:pPr>
               <w:pStyle w:val="Normal"/>
               <w:spacing w:lineRule="auto" w:line="264" w:before="10" w:after="10"/>
-              <w:rPr/>
-            </w:pPr>
-            <w:r>
-              <w:rPr>
-                <w:rFonts w:ascii="Times New Roman" w:hAnsi="Times New Roman"/>
-                <w:b w:val="false"/>
-                <w:color w:val="000000"/>
-                <w:sz w:val="19"/>
+              <w:rPr>
+                <w:sz w:val="17"/>
+                <w:szCs w:val="17"/>
+              </w:rPr>
+            </w:pPr>
+            <w:r>
+              <w:rPr>
+                <w:rFonts w:ascii="Times New Roman" w:hAnsi="Times New Roman"/>
+                <w:b w:val="false"/>
+                <w:color w:val="000000"/>
+                <w:sz w:val="17"/>
+                <w:szCs w:val="17"/>
               </w:rPr>
               <w:t>Empty symptom description submitted</w:t>
             </w:r>
@@ -9655,26 +9784,30 @@
         </w:tc>
         <w:tc>
           <w:tcPr>
-            <w:tcW w:w="1872" w:type="dxa"/>
-            <w:tcBorders>
-              <w:top w:val="single" w:sz="4" w:space="0" w:color="000000"/>
-              <w:start w:val="single" w:sz="4" w:space="0" w:color="000000"/>
-              <w:bottom w:val="single" w:sz="4" w:space="0" w:color="000000"/>
-              <w:end w:val="single" w:sz="4" w:space="0" w:color="000000"/>
-            </w:tcBorders>
-          </w:tcPr>
-          <w:p>
-            <w:pPr>
-              <w:pStyle w:val="Normal"/>
-              <w:spacing w:lineRule="auto" w:line="264" w:before="10" w:after="10"/>
-              <w:rPr/>
-            </w:pPr>
-            <w:r>
-              <w:rPr>
-                <w:rFonts w:ascii="Times New Roman" w:hAnsi="Times New Roman"/>
-                <w:b w:val="false"/>
-                <w:color w:val="000000"/>
-                <w:sz w:val="19"/>
+            <w:tcW w:w="1871" w:type="dxa"/>
+            <w:tcBorders>
+              <w:top w:val="single" w:sz="4" w:space="0" w:color="000000"/>
+              <w:start w:val="single" w:sz="4" w:space="0" w:color="000000"/>
+              <w:bottom w:val="single" w:sz="4" w:space="0" w:color="000000"/>
+              <w:end w:val="single" w:sz="4" w:space="0" w:color="000000"/>
+            </w:tcBorders>
+          </w:tcPr>
+          <w:p>
+            <w:pPr>
+              <w:pStyle w:val="Normal"/>
+              <w:spacing w:lineRule="auto" w:line="264" w:before="10" w:after="10"/>
+              <w:rPr>
+                <w:sz w:val="17"/>
+                <w:szCs w:val="17"/>
+              </w:rPr>
+            </w:pPr>
+            <w:r>
+              <w:rPr>
+                <w:rFonts w:ascii="Times New Roman" w:hAnsi="Times New Roman"/>
+                <w:b w:val="false"/>
+                <w:color w:val="000000"/>
+                <w:sz w:val="17"/>
+                <w:szCs w:val="17"/>
               </w:rPr>
               <w:t>Handled gracefully with error prompt</w:t>
             </w:r>
@@ -9682,26 +9815,30 @@
         </w:tc>
         <w:tc>
           <w:tcPr>
-            <w:tcW w:w="1872" w:type="dxa"/>
-            <w:tcBorders>
-              <w:top w:val="single" w:sz="4" w:space="0" w:color="000000"/>
-              <w:start w:val="single" w:sz="4" w:space="0" w:color="000000"/>
-              <w:bottom w:val="single" w:sz="4" w:space="0" w:color="000000"/>
-              <w:end w:val="single" w:sz="4" w:space="0" w:color="000000"/>
-            </w:tcBorders>
-          </w:tcPr>
-          <w:p>
-            <w:pPr>
-              <w:pStyle w:val="Normal"/>
-              <w:spacing w:lineRule="auto" w:line="264" w:before="10" w:after="10"/>
-              <w:rPr/>
-            </w:pPr>
-            <w:r>
-              <w:rPr>
-                <w:rFonts w:ascii="Times New Roman" w:hAnsi="Times New Roman"/>
-                <w:b w:val="false"/>
-                <w:color w:val="000000"/>
-                <w:sz w:val="19"/>
+            <w:tcW w:w="1874" w:type="dxa"/>
+            <w:tcBorders>
+              <w:top w:val="single" w:sz="4" w:space="0" w:color="000000"/>
+              <w:start w:val="single" w:sz="4" w:space="0" w:color="000000"/>
+              <w:bottom w:val="single" w:sz="4" w:space="0" w:color="000000"/>
+              <w:end w:val="single" w:sz="4" w:space="0" w:color="000000"/>
+            </w:tcBorders>
+          </w:tcPr>
+          <w:p>
+            <w:pPr>
+              <w:pStyle w:val="Normal"/>
+              <w:spacing w:lineRule="auto" w:line="264" w:before="10" w:after="10"/>
+              <w:rPr>
+                <w:sz w:val="17"/>
+                <w:szCs w:val="17"/>
+              </w:rPr>
+            </w:pPr>
+            <w:r>
+              <w:rPr>
+                <w:rFonts w:ascii="Times New Roman" w:hAnsi="Times New Roman"/>
+                <w:b w:val="false"/>
+                <w:color w:val="000000"/>
+                <w:sz w:val="17"/>
+                <w:szCs w:val="17"/>
               </w:rPr>
               <w:t>Pass</w:t>
             </w:r>
@@ -9714,26 +9851,30 @@
         </w:trPr>
         <w:tc>
           <w:tcPr>
-            <w:tcW w:w="1872" w:type="dxa"/>
-            <w:tcBorders>
-              <w:top w:val="single" w:sz="4" w:space="0" w:color="000000"/>
-              <w:start w:val="single" w:sz="4" w:space="0" w:color="000000"/>
-              <w:bottom w:val="single" w:sz="4" w:space="0" w:color="000000"/>
-              <w:end w:val="single" w:sz="4" w:space="0" w:color="000000"/>
-            </w:tcBorders>
-          </w:tcPr>
-          <w:p>
-            <w:pPr>
-              <w:pStyle w:val="Normal"/>
-              <w:spacing w:lineRule="auto" w:line="264" w:before="10" w:after="10"/>
-              <w:rPr/>
-            </w:pPr>
-            <w:r>
-              <w:rPr>
-                <w:rFonts w:ascii="Times New Roman" w:hAnsi="Times New Roman"/>
-                <w:b w:val="false"/>
-                <w:color w:val="000000"/>
-                <w:sz w:val="19"/>
+            <w:tcW w:w="1797" w:type="dxa"/>
+            <w:tcBorders>
+              <w:top w:val="single" w:sz="4" w:space="0" w:color="000000"/>
+              <w:start w:val="single" w:sz="4" w:space="0" w:color="000000"/>
+              <w:bottom w:val="single" w:sz="4" w:space="0" w:color="000000"/>
+              <w:end w:val="single" w:sz="4" w:space="0" w:color="000000"/>
+            </w:tcBorders>
+          </w:tcPr>
+          <w:p>
+            <w:pPr>
+              <w:pStyle w:val="Normal"/>
+              <w:spacing w:lineRule="auto" w:line="264" w:before="10" w:after="10"/>
+              <w:rPr>
+                <w:sz w:val="17"/>
+                <w:szCs w:val="17"/>
+              </w:rPr>
+            </w:pPr>
+            <w:r>
+              <w:rPr>
+                <w:rFonts w:ascii="Times New Roman" w:hAnsi="Times New Roman"/>
+                <w:b w:val="false"/>
+                <w:color w:val="000000"/>
+                <w:sz w:val="17"/>
+                <w:szCs w:val="17"/>
               </w:rPr>
               <w:t>TC-09</w:t>
             </w:r>
@@ -9741,26 +9882,30 @@
         </w:tc>
         <w:tc>
           <w:tcPr>
-            <w:tcW w:w="1872" w:type="dxa"/>
-            <w:tcBorders>
-              <w:top w:val="single" w:sz="4" w:space="0" w:color="000000"/>
-              <w:start w:val="single" w:sz="4" w:space="0" w:color="000000"/>
-              <w:bottom w:val="single" w:sz="4" w:space="0" w:color="000000"/>
-              <w:end w:val="single" w:sz="4" w:space="0" w:color="000000"/>
-            </w:tcBorders>
-          </w:tcPr>
-          <w:p>
-            <w:pPr>
-              <w:pStyle w:val="Normal"/>
-              <w:spacing w:lineRule="auto" w:line="264" w:before="10" w:after="10"/>
-              <w:rPr/>
-            </w:pPr>
-            <w:r>
-              <w:rPr>
-                <w:rFonts w:ascii="Times New Roman" w:hAnsi="Times New Roman"/>
-                <w:b w:val="false"/>
-                <w:color w:val="000000"/>
-                <w:sz w:val="19"/>
+            <w:tcW w:w="1871" w:type="dxa"/>
+            <w:tcBorders>
+              <w:top w:val="single" w:sz="4" w:space="0" w:color="000000"/>
+              <w:start w:val="single" w:sz="4" w:space="0" w:color="000000"/>
+              <w:bottom w:val="single" w:sz="4" w:space="0" w:color="000000"/>
+              <w:end w:val="single" w:sz="4" w:space="0" w:color="000000"/>
+            </w:tcBorders>
+          </w:tcPr>
+          <w:p>
+            <w:pPr>
+              <w:pStyle w:val="Normal"/>
+              <w:spacing w:lineRule="auto" w:line="264" w:before="10" w:after="10"/>
+              <w:rPr>
+                <w:sz w:val="17"/>
+                <w:szCs w:val="17"/>
+              </w:rPr>
+            </w:pPr>
+            <w:r>
+              <w:rPr>
+                <w:rFonts w:ascii="Times New Roman" w:hAnsi="Times New Roman"/>
+                <w:b w:val="false"/>
+                <w:color w:val="000000"/>
+                <w:sz w:val="17"/>
+                <w:szCs w:val="17"/>
               </w:rPr>
               <w:t>Directory</w:t>
             </w:r>
@@ -9780,14 +9925,18 @@
             <w:pPr>
               <w:pStyle w:val="Normal"/>
               <w:spacing w:lineRule="auto" w:line="264" w:before="10" w:after="10"/>
-              <w:rPr/>
-            </w:pPr>
-            <w:r>
-              <w:rPr>
-                <w:rFonts w:ascii="Times New Roman" w:hAnsi="Times New Roman"/>
-                <w:b w:val="false"/>
-                <w:color w:val="000000"/>
-                <w:sz w:val="19"/>
+              <w:rPr>
+                <w:sz w:val="17"/>
+                <w:szCs w:val="17"/>
+              </w:rPr>
+            </w:pPr>
+            <w:r>
+              <w:rPr>
+                <w:rFonts w:ascii="Times New Roman" w:hAnsi="Times New Roman"/>
+                <w:b w:val="false"/>
+                <w:color w:val="000000"/>
+                <w:sz w:val="17"/>
+                <w:szCs w:val="17"/>
               </w:rPr>
               <w:t>Filter doctor directory by specialty</w:t>
             </w:r>
@@ -9795,26 +9944,30 @@
         </w:tc>
         <w:tc>
           <w:tcPr>
-            <w:tcW w:w="1872" w:type="dxa"/>
-            <w:tcBorders>
-              <w:top w:val="single" w:sz="4" w:space="0" w:color="000000"/>
-              <w:start w:val="single" w:sz="4" w:space="0" w:color="000000"/>
-              <w:bottom w:val="single" w:sz="4" w:space="0" w:color="000000"/>
-              <w:end w:val="single" w:sz="4" w:space="0" w:color="000000"/>
-            </w:tcBorders>
-          </w:tcPr>
-          <w:p>
-            <w:pPr>
-              <w:pStyle w:val="Normal"/>
-              <w:spacing w:lineRule="auto" w:line="264" w:before="10" w:after="10"/>
-              <w:rPr/>
-            </w:pPr>
-            <w:r>
-              <w:rPr>
-                <w:rFonts w:ascii="Times New Roman" w:hAnsi="Times New Roman"/>
-                <w:b w:val="false"/>
-                <w:color w:val="000000"/>
-                <w:sz w:val="19"/>
+            <w:tcW w:w="1871" w:type="dxa"/>
+            <w:tcBorders>
+              <w:top w:val="single" w:sz="4" w:space="0" w:color="000000"/>
+              <w:start w:val="single" w:sz="4" w:space="0" w:color="000000"/>
+              <w:bottom w:val="single" w:sz="4" w:space="0" w:color="000000"/>
+              <w:end w:val="single" w:sz="4" w:space="0" w:color="000000"/>
+            </w:tcBorders>
+          </w:tcPr>
+          <w:p>
+            <w:pPr>
+              <w:pStyle w:val="Normal"/>
+              <w:spacing w:lineRule="auto" w:line="264" w:before="10" w:after="10"/>
+              <w:rPr>
+                <w:sz w:val="17"/>
+                <w:szCs w:val="17"/>
+              </w:rPr>
+            </w:pPr>
+            <w:r>
+              <w:rPr>
+                <w:rFonts w:ascii="Times New Roman" w:hAnsi="Times New Roman"/>
+                <w:b w:val="false"/>
+                <w:color w:val="000000"/>
+                <w:sz w:val="17"/>
+                <w:szCs w:val="17"/>
               </w:rPr>
               <w:t>Filtered list of verified doctors displayed</w:t>
             </w:r>
@@ -9822,26 +9975,30 @@
         </w:tc>
         <w:tc>
           <w:tcPr>
-            <w:tcW w:w="1872" w:type="dxa"/>
-            <w:tcBorders>
-              <w:top w:val="single" w:sz="4" w:space="0" w:color="000000"/>
-              <w:start w:val="single" w:sz="4" w:space="0" w:color="000000"/>
-              <w:bottom w:val="single" w:sz="4" w:space="0" w:color="000000"/>
-              <w:end w:val="single" w:sz="4" w:space="0" w:color="000000"/>
-            </w:tcBorders>
-          </w:tcPr>
-          <w:p>
-            <w:pPr>
-              <w:pStyle w:val="Normal"/>
-              <w:spacing w:lineRule="auto" w:line="264" w:before="10" w:after="10"/>
-              <w:rPr/>
-            </w:pPr>
-            <w:r>
-              <w:rPr>
-                <w:rFonts w:ascii="Times New Roman" w:hAnsi="Times New Roman"/>
-                <w:b w:val="false"/>
-                <w:color w:val="000000"/>
-                <w:sz w:val="19"/>
+            <w:tcW w:w="1874" w:type="dxa"/>
+            <w:tcBorders>
+              <w:top w:val="single" w:sz="4" w:space="0" w:color="000000"/>
+              <w:start w:val="single" w:sz="4" w:space="0" w:color="000000"/>
+              <w:bottom w:val="single" w:sz="4" w:space="0" w:color="000000"/>
+              <w:end w:val="single" w:sz="4" w:space="0" w:color="000000"/>
+            </w:tcBorders>
+          </w:tcPr>
+          <w:p>
+            <w:pPr>
+              <w:pStyle w:val="Normal"/>
+              <w:spacing w:lineRule="auto" w:line="264" w:before="10" w:after="10"/>
+              <w:rPr>
+                <w:sz w:val="17"/>
+                <w:szCs w:val="17"/>
+              </w:rPr>
+            </w:pPr>
+            <w:r>
+              <w:rPr>
+                <w:rFonts w:ascii="Times New Roman" w:hAnsi="Times New Roman"/>
+                <w:b w:val="false"/>
+                <w:color w:val="000000"/>
+                <w:sz w:val="17"/>
+                <w:szCs w:val="17"/>
               </w:rPr>
               <w:t>Pass</w:t>
             </w:r>
@@ -9854,26 +10011,30 @@
         </w:trPr>
         <w:tc>
           <w:tcPr>
-            <w:tcW w:w="1872" w:type="dxa"/>
-            <w:tcBorders>
-              <w:top w:val="single" w:sz="4" w:space="0" w:color="000000"/>
-              <w:start w:val="single" w:sz="4" w:space="0" w:color="000000"/>
-              <w:bottom w:val="single" w:sz="4" w:space="0" w:color="000000"/>
-              <w:end w:val="single" w:sz="4" w:space="0" w:color="000000"/>
-            </w:tcBorders>
-          </w:tcPr>
-          <w:p>
-            <w:pPr>
-              <w:pStyle w:val="Normal"/>
-              <w:spacing w:lineRule="auto" w:line="264" w:before="10" w:after="10"/>
-              <w:rPr/>
-            </w:pPr>
-            <w:r>
-              <w:rPr>
-                <w:rFonts w:ascii="Times New Roman" w:hAnsi="Times New Roman"/>
-                <w:b w:val="false"/>
-                <w:color w:val="000000"/>
-                <w:sz w:val="19"/>
+            <w:tcW w:w="1797" w:type="dxa"/>
+            <w:tcBorders>
+              <w:top w:val="single" w:sz="4" w:space="0" w:color="000000"/>
+              <w:start w:val="single" w:sz="4" w:space="0" w:color="000000"/>
+              <w:bottom w:val="single" w:sz="4" w:space="0" w:color="000000"/>
+              <w:end w:val="single" w:sz="4" w:space="0" w:color="000000"/>
+            </w:tcBorders>
+          </w:tcPr>
+          <w:p>
+            <w:pPr>
+              <w:pStyle w:val="Normal"/>
+              <w:spacing w:lineRule="auto" w:line="264" w:before="10" w:after="10"/>
+              <w:rPr>
+                <w:sz w:val="17"/>
+                <w:szCs w:val="17"/>
+              </w:rPr>
+            </w:pPr>
+            <w:r>
+              <w:rPr>
+                <w:rFonts w:ascii="Times New Roman" w:hAnsi="Times New Roman"/>
+                <w:b w:val="false"/>
+                <w:color w:val="000000"/>
+                <w:sz w:val="17"/>
+                <w:szCs w:val="17"/>
               </w:rPr>
               <w:t>TC-10</w:t>
             </w:r>
@@ -9881,26 +10042,30 @@
         </w:tc>
         <w:tc>
           <w:tcPr>
-            <w:tcW w:w="1872" w:type="dxa"/>
-            <w:tcBorders>
-              <w:top w:val="single" w:sz="4" w:space="0" w:color="000000"/>
-              <w:start w:val="single" w:sz="4" w:space="0" w:color="000000"/>
-              <w:bottom w:val="single" w:sz="4" w:space="0" w:color="000000"/>
-              <w:end w:val="single" w:sz="4" w:space="0" w:color="000000"/>
-            </w:tcBorders>
-          </w:tcPr>
-          <w:p>
-            <w:pPr>
-              <w:pStyle w:val="Normal"/>
-              <w:spacing w:lineRule="auto" w:line="264" w:before="10" w:after="10"/>
-              <w:rPr/>
-            </w:pPr>
-            <w:r>
-              <w:rPr>
-                <w:rFonts w:ascii="Times New Roman" w:hAnsi="Times New Roman"/>
-                <w:b w:val="false"/>
-                <w:color w:val="000000"/>
-                <w:sz w:val="19"/>
+            <w:tcW w:w="1871" w:type="dxa"/>
+            <w:tcBorders>
+              <w:top w:val="single" w:sz="4" w:space="0" w:color="000000"/>
+              <w:start w:val="single" w:sz="4" w:space="0" w:color="000000"/>
+              <w:bottom w:val="single" w:sz="4" w:space="0" w:color="000000"/>
+              <w:end w:val="single" w:sz="4" w:space="0" w:color="000000"/>
+            </w:tcBorders>
+          </w:tcPr>
+          <w:p>
+            <w:pPr>
+              <w:pStyle w:val="Normal"/>
+              <w:spacing w:lineRule="auto" w:line="264" w:before="10" w:after="10"/>
+              <w:rPr>
+                <w:sz w:val="17"/>
+                <w:szCs w:val="17"/>
+              </w:rPr>
+            </w:pPr>
+            <w:r>
+              <w:rPr>
+                <w:rFonts w:ascii="Times New Roman" w:hAnsi="Times New Roman"/>
+                <w:b w:val="false"/>
+                <w:color w:val="000000"/>
+                <w:sz w:val="17"/>
+                <w:szCs w:val="17"/>
               </w:rPr>
               <w:t>Booking</w:t>
             </w:r>
@@ -9920,14 +10085,18 @@
             <w:pPr>
               <w:pStyle w:val="Normal"/>
               <w:spacing w:lineRule="auto" w:line="264" w:before="10" w:after="10"/>
-              <w:rPr/>
-            </w:pPr>
-            <w:r>
-              <w:rPr>
-                <w:rFonts w:ascii="Times New Roman" w:hAnsi="Times New Roman"/>
-                <w:b w:val="false"/>
-                <w:color w:val="000000"/>
-                <w:sz w:val="19"/>
+              <w:rPr>
+                <w:sz w:val="17"/>
+                <w:szCs w:val="17"/>
+              </w:rPr>
+            </w:pPr>
+            <w:r>
+              <w:rPr>
+                <w:rFonts w:ascii="Times New Roman" w:hAnsi="Times New Roman"/>
+                <w:b w:val="false"/>
+                <w:color w:val="000000"/>
+                <w:sz w:val="17"/>
+                <w:szCs w:val="17"/>
               </w:rPr>
               <w:t>Book appointment on available date and time</w:t>
             </w:r>
@@ -9935,26 +10104,30 @@
         </w:tc>
         <w:tc>
           <w:tcPr>
-            <w:tcW w:w="1872" w:type="dxa"/>
-            <w:tcBorders>
-              <w:top w:val="single" w:sz="4" w:space="0" w:color="000000"/>
-              <w:start w:val="single" w:sz="4" w:space="0" w:color="000000"/>
-              <w:bottom w:val="single" w:sz="4" w:space="0" w:color="000000"/>
-              <w:end w:val="single" w:sz="4" w:space="0" w:color="000000"/>
-            </w:tcBorders>
-          </w:tcPr>
-          <w:p>
-            <w:pPr>
-              <w:pStyle w:val="Normal"/>
-              <w:spacing w:lineRule="auto" w:line="264" w:before="10" w:after="10"/>
-              <w:rPr/>
-            </w:pPr>
-            <w:r>
-              <w:rPr>
-                <w:rFonts w:ascii="Times New Roman" w:hAnsi="Times New Roman"/>
-                <w:b w:val="false"/>
-                <w:color w:val="000000"/>
-                <w:sz w:val="19"/>
+            <w:tcW w:w="1871" w:type="dxa"/>
+            <w:tcBorders>
+              <w:top w:val="single" w:sz="4" w:space="0" w:color="000000"/>
+              <w:start w:val="single" w:sz="4" w:space="0" w:color="000000"/>
+              <w:bottom w:val="single" w:sz="4" w:space="0" w:color="000000"/>
+              <w:end w:val="single" w:sz="4" w:space="0" w:color="000000"/>
+            </w:tcBorders>
+          </w:tcPr>
+          <w:p>
+            <w:pPr>
+              <w:pStyle w:val="Normal"/>
+              <w:spacing w:lineRule="auto" w:line="264" w:before="10" w:after="10"/>
+              <w:rPr>
+                <w:sz w:val="17"/>
+                <w:szCs w:val="17"/>
+              </w:rPr>
+            </w:pPr>
+            <w:r>
+              <w:rPr>
+                <w:rFonts w:ascii="Times New Roman" w:hAnsi="Times New Roman"/>
+                <w:b w:val="false"/>
+                <w:color w:val="000000"/>
+                <w:sz w:val="17"/>
+                <w:szCs w:val="17"/>
               </w:rPr>
               <w:t>Appointment created with Pending status</w:t>
             </w:r>
@@ -9962,26 +10135,30 @@
         </w:tc>
         <w:tc>
           <w:tcPr>
-            <w:tcW w:w="1872" w:type="dxa"/>
-            <w:tcBorders>
-              <w:top w:val="single" w:sz="4" w:space="0" w:color="000000"/>
-              <w:start w:val="single" w:sz="4" w:space="0" w:color="000000"/>
-              <w:bottom w:val="single" w:sz="4" w:space="0" w:color="000000"/>
-              <w:end w:val="single" w:sz="4" w:space="0" w:color="000000"/>
-            </w:tcBorders>
-          </w:tcPr>
-          <w:p>
-            <w:pPr>
-              <w:pStyle w:val="Normal"/>
-              <w:spacing w:lineRule="auto" w:line="264" w:before="10" w:after="10"/>
-              <w:rPr/>
-            </w:pPr>
-            <w:r>
-              <w:rPr>
-                <w:rFonts w:ascii="Times New Roman" w:hAnsi="Times New Roman"/>
-                <w:b w:val="false"/>
-                <w:color w:val="000000"/>
-                <w:sz w:val="19"/>
+            <w:tcW w:w="1874" w:type="dxa"/>
+            <w:tcBorders>
+              <w:top w:val="single" w:sz="4" w:space="0" w:color="000000"/>
+              <w:start w:val="single" w:sz="4" w:space="0" w:color="000000"/>
+              <w:bottom w:val="single" w:sz="4" w:space="0" w:color="000000"/>
+              <w:end w:val="single" w:sz="4" w:space="0" w:color="000000"/>
+            </w:tcBorders>
+          </w:tcPr>
+          <w:p>
+            <w:pPr>
+              <w:pStyle w:val="Normal"/>
+              <w:spacing w:lineRule="auto" w:line="264" w:before="10" w:after="10"/>
+              <w:rPr>
+                <w:sz w:val="17"/>
+                <w:szCs w:val="17"/>
+              </w:rPr>
+            </w:pPr>
+            <w:r>
+              <w:rPr>
+                <w:rFonts w:ascii="Times New Roman" w:hAnsi="Times New Roman"/>
+                <w:b w:val="false"/>
+                <w:color w:val="000000"/>
+                <w:sz w:val="17"/>
+                <w:szCs w:val="17"/>
               </w:rPr>
               <w:t>Pass</w:t>
             </w:r>
@@ -9994,26 +10171,30 @@
         </w:trPr>
         <w:tc>
           <w:tcPr>
-            <w:tcW w:w="1872" w:type="dxa"/>
-            <w:tcBorders>
-              <w:top w:val="single" w:sz="4" w:space="0" w:color="000000"/>
-              <w:start w:val="single" w:sz="4" w:space="0" w:color="000000"/>
-              <w:bottom w:val="single" w:sz="4" w:space="0" w:color="000000"/>
-              <w:end w:val="single" w:sz="4" w:space="0" w:color="000000"/>
-            </w:tcBorders>
-          </w:tcPr>
-          <w:p>
-            <w:pPr>
-              <w:pStyle w:val="Normal"/>
-              <w:spacing w:lineRule="auto" w:line="264" w:before="10" w:after="10"/>
-              <w:rPr/>
-            </w:pPr>
-            <w:r>
-              <w:rPr>
-                <w:rFonts w:ascii="Times New Roman" w:hAnsi="Times New Roman"/>
-                <w:b w:val="false"/>
-                <w:color w:val="000000"/>
-                <w:sz w:val="19"/>
+            <w:tcW w:w="1797" w:type="dxa"/>
+            <w:tcBorders>
+              <w:top w:val="single" w:sz="4" w:space="0" w:color="000000"/>
+              <w:start w:val="single" w:sz="4" w:space="0" w:color="000000"/>
+              <w:bottom w:val="single" w:sz="4" w:space="0" w:color="000000"/>
+              <w:end w:val="single" w:sz="4" w:space="0" w:color="000000"/>
+            </w:tcBorders>
+          </w:tcPr>
+          <w:p>
+            <w:pPr>
+              <w:pStyle w:val="Normal"/>
+              <w:spacing w:lineRule="auto" w:line="264" w:before="10" w:after="10"/>
+              <w:rPr>
+                <w:sz w:val="17"/>
+                <w:szCs w:val="17"/>
+              </w:rPr>
+            </w:pPr>
+            <w:r>
+              <w:rPr>
+                <w:rFonts w:ascii="Times New Roman" w:hAnsi="Times New Roman"/>
+                <w:b w:val="false"/>
+                <w:color w:val="000000"/>
+                <w:sz w:val="17"/>
+                <w:szCs w:val="17"/>
               </w:rPr>
               <w:t>TC-11</w:t>
             </w:r>
@@ -10021,26 +10202,30 @@
         </w:tc>
         <w:tc>
           <w:tcPr>
-            <w:tcW w:w="1872" w:type="dxa"/>
-            <w:tcBorders>
-              <w:top w:val="single" w:sz="4" w:space="0" w:color="000000"/>
-              <w:start w:val="single" w:sz="4" w:space="0" w:color="000000"/>
-              <w:bottom w:val="single" w:sz="4" w:space="0" w:color="000000"/>
-              <w:end w:val="single" w:sz="4" w:space="0" w:color="000000"/>
-            </w:tcBorders>
-          </w:tcPr>
-          <w:p>
-            <w:pPr>
-              <w:pStyle w:val="Normal"/>
-              <w:spacing w:lineRule="auto" w:line="264" w:before="10" w:after="10"/>
-              <w:rPr/>
-            </w:pPr>
-            <w:r>
-              <w:rPr>
-                <w:rFonts w:ascii="Times New Roman" w:hAnsi="Times New Roman"/>
-                <w:b w:val="false"/>
-                <w:color w:val="000000"/>
-                <w:sz w:val="19"/>
+            <w:tcW w:w="1871" w:type="dxa"/>
+            <w:tcBorders>
+              <w:top w:val="single" w:sz="4" w:space="0" w:color="000000"/>
+              <w:start w:val="single" w:sz="4" w:space="0" w:color="000000"/>
+              <w:bottom w:val="single" w:sz="4" w:space="0" w:color="000000"/>
+              <w:end w:val="single" w:sz="4" w:space="0" w:color="000000"/>
+            </w:tcBorders>
+          </w:tcPr>
+          <w:p>
+            <w:pPr>
+              <w:pStyle w:val="Normal"/>
+              <w:spacing w:lineRule="auto" w:line="264" w:before="10" w:after="10"/>
+              <w:rPr>
+                <w:sz w:val="17"/>
+                <w:szCs w:val="17"/>
+              </w:rPr>
+            </w:pPr>
+            <w:r>
+              <w:rPr>
+                <w:rFonts w:ascii="Times New Roman" w:hAnsi="Times New Roman"/>
+                <w:b w:val="false"/>
+                <w:color w:val="000000"/>
+                <w:sz w:val="17"/>
+                <w:szCs w:val="17"/>
               </w:rPr>
               <w:t>Booking</w:t>
             </w:r>
@@ -10060,14 +10245,18 @@
             <w:pPr>
               <w:pStyle w:val="Normal"/>
               <w:spacing w:lineRule="auto" w:line="264" w:before="10" w:after="10"/>
-              <w:rPr/>
-            </w:pPr>
-            <w:r>
-              <w:rPr>
-                <w:rFonts w:ascii="Times New Roman" w:hAnsi="Times New Roman"/>
-                <w:b w:val="false"/>
-                <w:color w:val="000000"/>
-                <w:sz w:val="19"/>
+              <w:rPr>
+                <w:sz w:val="17"/>
+                <w:szCs w:val="17"/>
+              </w:rPr>
+            </w:pPr>
+            <w:r>
+              <w:rPr>
+                <w:rFonts w:ascii="Times New Roman" w:hAnsi="Times New Roman"/>
+                <w:b w:val="false"/>
+                <w:color w:val="000000"/>
+                <w:sz w:val="17"/>
+                <w:szCs w:val="17"/>
               </w:rPr>
               <w:t>Book overlapping appointment for same doctor</w:t>
             </w:r>
@@ -10075,26 +10264,30 @@
         </w:tc>
         <w:tc>
           <w:tcPr>
-            <w:tcW w:w="1872" w:type="dxa"/>
-            <w:tcBorders>
-              <w:top w:val="single" w:sz="4" w:space="0" w:color="000000"/>
-              <w:start w:val="single" w:sz="4" w:space="0" w:color="000000"/>
-              <w:bottom w:val="single" w:sz="4" w:space="0" w:color="000000"/>
-              <w:end w:val="single" w:sz="4" w:space="0" w:color="000000"/>
-            </w:tcBorders>
-          </w:tcPr>
-          <w:p>
-            <w:pPr>
-              <w:pStyle w:val="Normal"/>
-              <w:spacing w:lineRule="auto" w:line="264" w:before="10" w:after="10"/>
-              <w:rPr/>
-            </w:pPr>
-            <w:r>
-              <w:rPr>
-                <w:rFonts w:ascii="Times New Roman" w:hAnsi="Times New Roman"/>
-                <w:b w:val="false"/>
-                <w:color w:val="000000"/>
-                <w:sz w:val="19"/>
+            <w:tcW w:w="1871" w:type="dxa"/>
+            <w:tcBorders>
+              <w:top w:val="single" w:sz="4" w:space="0" w:color="000000"/>
+              <w:start w:val="single" w:sz="4" w:space="0" w:color="000000"/>
+              <w:bottom w:val="single" w:sz="4" w:space="0" w:color="000000"/>
+              <w:end w:val="single" w:sz="4" w:space="0" w:color="000000"/>
+            </w:tcBorders>
+          </w:tcPr>
+          <w:p>
+            <w:pPr>
+              <w:pStyle w:val="Normal"/>
+              <w:spacing w:lineRule="auto" w:line="264" w:before="10" w:after="10"/>
+              <w:rPr>
+                <w:sz w:val="17"/>
+                <w:szCs w:val="17"/>
+              </w:rPr>
+            </w:pPr>
+            <w:r>
+              <w:rPr>
+                <w:rFonts w:ascii="Times New Roman" w:hAnsi="Times New Roman"/>
+                <w:b w:val="false"/>
+                <w:color w:val="000000"/>
+                <w:sz w:val="17"/>
+                <w:szCs w:val="17"/>
               </w:rPr>
               <w:t>Conflict detection rejects double-booking</w:t>
             </w:r>
@@ -10102,26 +10295,30 @@
         </w:tc>
         <w:tc>
           <w:tcPr>
-            <w:tcW w:w="1872" w:type="dxa"/>
-            <w:tcBorders>
-              <w:top w:val="single" w:sz="4" w:space="0" w:color="000000"/>
-              <w:start w:val="single" w:sz="4" w:space="0" w:color="000000"/>
-              <w:bottom w:val="single" w:sz="4" w:space="0" w:color="000000"/>
-              <w:end w:val="single" w:sz="4" w:space="0" w:color="000000"/>
-            </w:tcBorders>
-          </w:tcPr>
-          <w:p>
-            <w:pPr>
-              <w:pStyle w:val="Normal"/>
-              <w:spacing w:lineRule="auto" w:line="264" w:before="10" w:after="10"/>
-              <w:rPr/>
-            </w:pPr>
-            <w:r>
-              <w:rPr>
-                <w:rFonts w:ascii="Times New Roman" w:hAnsi="Times New Roman"/>
-                <w:b w:val="false"/>
-                <w:color w:val="000000"/>
-                <w:sz w:val="19"/>
+            <w:tcW w:w="1874" w:type="dxa"/>
+            <w:tcBorders>
+              <w:top w:val="single" w:sz="4" w:space="0" w:color="000000"/>
+              <w:start w:val="single" w:sz="4" w:space="0" w:color="000000"/>
+              <w:bottom w:val="single" w:sz="4" w:space="0" w:color="000000"/>
+              <w:end w:val="single" w:sz="4" w:space="0" w:color="000000"/>
+            </w:tcBorders>
+          </w:tcPr>
+          <w:p>
+            <w:pPr>
+              <w:pStyle w:val="Normal"/>
+              <w:spacing w:lineRule="auto" w:line="264" w:before="10" w:after="10"/>
+              <w:rPr>
+                <w:sz w:val="17"/>
+                <w:szCs w:val="17"/>
+              </w:rPr>
+            </w:pPr>
+            <w:r>
+              <w:rPr>
+                <w:rFonts w:ascii="Times New Roman" w:hAnsi="Times New Roman"/>
+                <w:b w:val="false"/>
+                <w:color w:val="000000"/>
+                <w:sz w:val="17"/>
+                <w:szCs w:val="17"/>
               </w:rPr>
               <w:t>Pass</w:t>
             </w:r>
@@ -10134,26 +10331,30 @@
         </w:trPr>
         <w:tc>
           <w:tcPr>
-            <w:tcW w:w="1872" w:type="dxa"/>
-            <w:tcBorders>
-              <w:top w:val="single" w:sz="4" w:space="0" w:color="000000"/>
-              <w:start w:val="single" w:sz="4" w:space="0" w:color="000000"/>
-              <w:bottom w:val="single" w:sz="4" w:space="0" w:color="000000"/>
-              <w:end w:val="single" w:sz="4" w:space="0" w:color="000000"/>
-            </w:tcBorders>
-          </w:tcPr>
-          <w:p>
-            <w:pPr>
-              <w:pStyle w:val="Normal"/>
-              <w:spacing w:lineRule="auto" w:line="264" w:before="10" w:after="10"/>
-              <w:rPr/>
-            </w:pPr>
-            <w:r>
-              <w:rPr>
-                <w:rFonts w:ascii="Times New Roman" w:hAnsi="Times New Roman"/>
-                <w:b w:val="false"/>
-                <w:color w:val="000000"/>
-                <w:sz w:val="19"/>
+            <w:tcW w:w="1797" w:type="dxa"/>
+            <w:tcBorders>
+              <w:top w:val="single" w:sz="4" w:space="0" w:color="000000"/>
+              <w:start w:val="single" w:sz="4" w:space="0" w:color="000000"/>
+              <w:bottom w:val="single" w:sz="4" w:space="0" w:color="000000"/>
+              <w:end w:val="single" w:sz="4" w:space="0" w:color="000000"/>
+            </w:tcBorders>
+          </w:tcPr>
+          <w:p>
+            <w:pPr>
+              <w:pStyle w:val="Normal"/>
+              <w:spacing w:lineRule="auto" w:line="264" w:before="10" w:after="10"/>
+              <w:rPr>
+                <w:sz w:val="17"/>
+                <w:szCs w:val="17"/>
+              </w:rPr>
+            </w:pPr>
+            <w:r>
+              <w:rPr>
+                <w:rFonts w:ascii="Times New Roman" w:hAnsi="Times New Roman"/>
+                <w:b w:val="false"/>
+                <w:color w:val="000000"/>
+                <w:sz w:val="17"/>
+                <w:szCs w:val="17"/>
               </w:rPr>
               <w:t>TC-12</w:t>
             </w:r>
@@ -10161,26 +10362,30 @@
         </w:tc>
         <w:tc>
           <w:tcPr>
-            <w:tcW w:w="1872" w:type="dxa"/>
-            <w:tcBorders>
-              <w:top w:val="single" w:sz="4" w:space="0" w:color="000000"/>
-              <w:start w:val="single" w:sz="4" w:space="0" w:color="000000"/>
-              <w:bottom w:val="single" w:sz="4" w:space="0" w:color="000000"/>
-              <w:end w:val="single" w:sz="4" w:space="0" w:color="000000"/>
-            </w:tcBorders>
-          </w:tcPr>
-          <w:p>
-            <w:pPr>
-              <w:pStyle w:val="Normal"/>
-              <w:spacing w:lineRule="auto" w:line="264" w:before="10" w:after="10"/>
-              <w:rPr/>
-            </w:pPr>
-            <w:r>
-              <w:rPr>
-                <w:rFonts w:ascii="Times New Roman" w:hAnsi="Times New Roman"/>
-                <w:b w:val="false"/>
-                <w:color w:val="000000"/>
-                <w:sz w:val="19"/>
+            <w:tcW w:w="1871" w:type="dxa"/>
+            <w:tcBorders>
+              <w:top w:val="single" w:sz="4" w:space="0" w:color="000000"/>
+              <w:start w:val="single" w:sz="4" w:space="0" w:color="000000"/>
+              <w:bottom w:val="single" w:sz="4" w:space="0" w:color="000000"/>
+              <w:end w:val="single" w:sz="4" w:space="0" w:color="000000"/>
+            </w:tcBorders>
+          </w:tcPr>
+          <w:p>
+            <w:pPr>
+              <w:pStyle w:val="Normal"/>
+              <w:spacing w:lineRule="auto" w:line="264" w:before="10" w:after="10"/>
+              <w:rPr>
+                <w:sz w:val="17"/>
+                <w:szCs w:val="17"/>
+              </w:rPr>
+            </w:pPr>
+            <w:r>
+              <w:rPr>
+                <w:rFonts w:ascii="Times New Roman" w:hAnsi="Times New Roman"/>
+                <w:b w:val="false"/>
+                <w:color w:val="000000"/>
+                <w:sz w:val="17"/>
+                <w:szCs w:val="17"/>
               </w:rPr>
               <w:t>Doctor</w:t>
             </w:r>
@@ -10200,14 +10405,18 @@
             <w:pPr>
               <w:pStyle w:val="Normal"/>
               <w:spacing w:lineRule="auto" w:line="264" w:before="10" w:after="10"/>
-              <w:rPr/>
-            </w:pPr>
-            <w:r>
-              <w:rPr>
-                <w:rFonts w:ascii="Times New Roman" w:hAnsi="Times New Roman"/>
-                <w:b w:val="false"/>
-                <w:color w:val="000000"/>
-                <w:sz w:val="19"/>
+              <w:rPr>
+                <w:sz w:val="17"/>
+                <w:szCs w:val="17"/>
+              </w:rPr>
+            </w:pPr>
+            <w:r>
+              <w:rPr>
+                <w:rFonts w:ascii="Times New Roman" w:hAnsi="Times New Roman"/>
+                <w:b w:val="false"/>
+                <w:color w:val="000000"/>
+                <w:sz w:val="17"/>
+                <w:szCs w:val="17"/>
               </w:rPr>
               <w:t>Doctor accepts pending appointment</w:t>
             </w:r>
@@ -10215,26 +10424,30 @@
         </w:tc>
         <w:tc>
           <w:tcPr>
-            <w:tcW w:w="1872" w:type="dxa"/>
-            <w:tcBorders>
-              <w:top w:val="single" w:sz="4" w:space="0" w:color="000000"/>
-              <w:start w:val="single" w:sz="4" w:space="0" w:color="000000"/>
-              <w:bottom w:val="single" w:sz="4" w:space="0" w:color="000000"/>
-              <w:end w:val="single" w:sz="4" w:space="0" w:color="000000"/>
-            </w:tcBorders>
-          </w:tcPr>
-          <w:p>
-            <w:pPr>
-              <w:pStyle w:val="Normal"/>
-              <w:spacing w:lineRule="auto" w:line="264" w:before="10" w:after="10"/>
-              <w:rPr/>
-            </w:pPr>
-            <w:r>
-              <w:rPr>
-                <w:rFonts w:ascii="Times New Roman" w:hAnsi="Times New Roman"/>
-                <w:b w:val="false"/>
-                <w:color w:val="000000"/>
-                <w:sz w:val="19"/>
+            <w:tcW w:w="1871" w:type="dxa"/>
+            <w:tcBorders>
+              <w:top w:val="single" w:sz="4" w:space="0" w:color="000000"/>
+              <w:start w:val="single" w:sz="4" w:space="0" w:color="000000"/>
+              <w:bottom w:val="single" w:sz="4" w:space="0" w:color="000000"/>
+              <w:end w:val="single" w:sz="4" w:space="0" w:color="000000"/>
+            </w:tcBorders>
+          </w:tcPr>
+          <w:p>
+            <w:pPr>
+              <w:pStyle w:val="Normal"/>
+              <w:spacing w:lineRule="auto" w:line="264" w:before="10" w:after="10"/>
+              <w:rPr>
+                <w:sz w:val="17"/>
+                <w:szCs w:val="17"/>
+              </w:rPr>
+            </w:pPr>
+            <w:r>
+              <w:rPr>
+                <w:rFonts w:ascii="Times New Roman" w:hAnsi="Times New Roman"/>
+                <w:b w:val="false"/>
+                <w:color w:val="000000"/>
+                <w:sz w:val="17"/>
+                <w:szCs w:val="17"/>
               </w:rPr>
               <w:t>Status updated to Confirmed</w:t>
             </w:r>
@@ -10242,26 +10455,30 @@
         </w:tc>
         <w:tc>
           <w:tcPr>
-            <w:tcW w:w="1872" w:type="dxa"/>
-            <w:tcBorders>
-              <w:top w:val="single" w:sz="4" w:space="0" w:color="000000"/>
-              <w:start w:val="single" w:sz="4" w:space="0" w:color="000000"/>
-              <w:bottom w:val="single" w:sz="4" w:space="0" w:color="000000"/>
-              <w:end w:val="single" w:sz="4" w:space="0" w:color="000000"/>
-            </w:tcBorders>
-          </w:tcPr>
-          <w:p>
-            <w:pPr>
-              <w:pStyle w:val="Normal"/>
-              <w:spacing w:lineRule="auto" w:line="264" w:before="10" w:after="10"/>
-              <w:rPr/>
-            </w:pPr>
-            <w:r>
-              <w:rPr>
-                <w:rFonts w:ascii="Times New Roman" w:hAnsi="Times New Roman"/>
-                <w:b w:val="false"/>
-                <w:color w:val="000000"/>
-                <w:sz w:val="19"/>
+            <w:tcW w:w="1874" w:type="dxa"/>
+            <w:tcBorders>
+              <w:top w:val="single" w:sz="4" w:space="0" w:color="000000"/>
+              <w:start w:val="single" w:sz="4" w:space="0" w:color="000000"/>
+              <w:bottom w:val="single" w:sz="4" w:space="0" w:color="000000"/>
+              <w:end w:val="single" w:sz="4" w:space="0" w:color="000000"/>
+            </w:tcBorders>
+          </w:tcPr>
+          <w:p>
+            <w:pPr>
+              <w:pStyle w:val="Normal"/>
+              <w:spacing w:lineRule="auto" w:line="264" w:before="10" w:after="10"/>
+              <w:rPr>
+                <w:sz w:val="17"/>
+                <w:szCs w:val="17"/>
+              </w:rPr>
+            </w:pPr>
+            <w:r>
+              <w:rPr>
+                <w:rFonts w:ascii="Times New Roman" w:hAnsi="Times New Roman"/>
+                <w:b w:val="false"/>
+                <w:color w:val="000000"/>
+                <w:sz w:val="17"/>
+                <w:szCs w:val="17"/>
               </w:rPr>
               <w:t>Pass</w:t>
             </w:r>
@@ -10274,26 +10491,30 @@
         </w:trPr>
         <w:tc>
           <w:tcPr>
-            <w:tcW w:w="1872" w:type="dxa"/>
-            <w:tcBorders>
-              <w:top w:val="single" w:sz="4" w:space="0" w:color="000000"/>
-              <w:start w:val="single" w:sz="4" w:space="0" w:color="000000"/>
-              <w:bottom w:val="single" w:sz="4" w:space="0" w:color="000000"/>
-              <w:end w:val="single" w:sz="4" w:space="0" w:color="000000"/>
-            </w:tcBorders>
-          </w:tcPr>
-          <w:p>
-            <w:pPr>
-              <w:pStyle w:val="Normal"/>
-              <w:spacing w:lineRule="auto" w:line="264" w:before="10" w:after="10"/>
-              <w:rPr/>
-            </w:pPr>
-            <w:r>
-              <w:rPr>
-                <w:rFonts w:ascii="Times New Roman" w:hAnsi="Times New Roman"/>
-                <w:b w:val="false"/>
-                <w:color w:val="000000"/>
-                <w:sz w:val="19"/>
+            <w:tcW w:w="1797" w:type="dxa"/>
+            <w:tcBorders>
+              <w:top w:val="single" w:sz="4" w:space="0" w:color="000000"/>
+              <w:start w:val="single" w:sz="4" w:space="0" w:color="000000"/>
+              <w:bottom w:val="single" w:sz="4" w:space="0" w:color="000000"/>
+              <w:end w:val="single" w:sz="4" w:space="0" w:color="000000"/>
+            </w:tcBorders>
+          </w:tcPr>
+          <w:p>
+            <w:pPr>
+              <w:pStyle w:val="Normal"/>
+              <w:spacing w:lineRule="auto" w:line="264" w:before="10" w:after="10"/>
+              <w:rPr>
+                <w:sz w:val="17"/>
+                <w:szCs w:val="17"/>
+              </w:rPr>
+            </w:pPr>
+            <w:r>
+              <w:rPr>
+                <w:rFonts w:ascii="Times New Roman" w:hAnsi="Times New Roman"/>
+                <w:b w:val="false"/>
+                <w:color w:val="000000"/>
+                <w:sz w:val="17"/>
+                <w:szCs w:val="17"/>
               </w:rPr>
               <w:t>TC-13</w:t>
             </w:r>
@@ -10301,26 +10522,30 @@
         </w:tc>
         <w:tc>
           <w:tcPr>
-            <w:tcW w:w="1872" w:type="dxa"/>
-            <w:tcBorders>
-              <w:top w:val="single" w:sz="4" w:space="0" w:color="000000"/>
-              <w:start w:val="single" w:sz="4" w:space="0" w:color="000000"/>
-              <w:bottom w:val="single" w:sz="4" w:space="0" w:color="000000"/>
-              <w:end w:val="single" w:sz="4" w:space="0" w:color="000000"/>
-            </w:tcBorders>
-          </w:tcPr>
-          <w:p>
-            <w:pPr>
-              <w:pStyle w:val="Normal"/>
-              <w:spacing w:lineRule="auto" w:line="264" w:before="10" w:after="10"/>
-              <w:rPr/>
-            </w:pPr>
-            <w:r>
-              <w:rPr>
-                <w:rFonts w:ascii="Times New Roman" w:hAnsi="Times New Roman"/>
-                <w:b w:val="false"/>
-                <w:color w:val="000000"/>
-                <w:sz w:val="19"/>
+            <w:tcW w:w="1871" w:type="dxa"/>
+            <w:tcBorders>
+              <w:top w:val="single" w:sz="4" w:space="0" w:color="000000"/>
+              <w:start w:val="single" w:sz="4" w:space="0" w:color="000000"/>
+              <w:bottom w:val="single" w:sz="4" w:space="0" w:color="000000"/>
+              <w:end w:val="single" w:sz="4" w:space="0" w:color="000000"/>
+            </w:tcBorders>
+          </w:tcPr>
+          <w:p>
+            <w:pPr>
+              <w:pStyle w:val="Normal"/>
+              <w:spacing w:lineRule="auto" w:line="264" w:before="10" w:after="10"/>
+              <w:rPr>
+                <w:sz w:val="17"/>
+                <w:szCs w:val="17"/>
+              </w:rPr>
+            </w:pPr>
+            <w:r>
+              <w:rPr>
+                <w:rFonts w:ascii="Times New Roman" w:hAnsi="Times New Roman"/>
+                <w:b w:val="false"/>
+                <w:color w:val="000000"/>
+                <w:sz w:val="17"/>
+                <w:szCs w:val="17"/>
               </w:rPr>
               <w:t>Messaging</w:t>
             </w:r>
@@ -10340,14 +10565,18 @@
             <w:pPr>
               <w:pStyle w:val="Normal"/>
               <w:spacing w:lineRule="auto" w:line="264" w:before="10" w:after="10"/>
-              <w:rPr/>
-            </w:pPr>
-            <w:r>
-              <w:rPr>
-                <w:rFonts w:ascii="Times New Roman" w:hAnsi="Times New Roman"/>
-                <w:b w:val="false"/>
-                <w:color w:val="000000"/>
-                <w:sz w:val="19"/>
+              <w:rPr>
+                <w:sz w:val="17"/>
+                <w:szCs w:val="17"/>
+              </w:rPr>
+            </w:pPr>
+            <w:r>
+              <w:rPr>
+                <w:rFonts w:ascii="Times New Roman" w:hAnsi="Times New Roman"/>
+                <w:b w:val="false"/>
+                <w:color w:val="000000"/>
+                <w:sz w:val="17"/>
+                <w:szCs w:val="17"/>
               </w:rPr>
               <w:t>Send text message within confirmed appointment</w:t>
             </w:r>
@@ -10355,26 +10584,30 @@
         </w:tc>
         <w:tc>
           <w:tcPr>
-            <w:tcW w:w="1872" w:type="dxa"/>
-            <w:tcBorders>
-              <w:top w:val="single" w:sz="4" w:space="0" w:color="000000"/>
-              <w:start w:val="single" w:sz="4" w:space="0" w:color="000000"/>
-              <w:bottom w:val="single" w:sz="4" w:space="0" w:color="000000"/>
-              <w:end w:val="single" w:sz="4" w:space="0" w:color="000000"/>
-            </w:tcBorders>
-          </w:tcPr>
-          <w:p>
-            <w:pPr>
-              <w:pStyle w:val="Normal"/>
-              <w:spacing w:lineRule="auto" w:line="264" w:before="10" w:after="10"/>
-              <w:rPr/>
-            </w:pPr>
-            <w:r>
-              <w:rPr>
-                <w:rFonts w:ascii="Times New Roman" w:hAnsi="Times New Roman"/>
-                <w:b w:val="false"/>
-                <w:color w:val="000000"/>
-                <w:sz w:val="19"/>
+            <w:tcW w:w="1871" w:type="dxa"/>
+            <w:tcBorders>
+              <w:top w:val="single" w:sz="4" w:space="0" w:color="000000"/>
+              <w:start w:val="single" w:sz="4" w:space="0" w:color="000000"/>
+              <w:bottom w:val="single" w:sz="4" w:space="0" w:color="000000"/>
+              <w:end w:val="single" w:sz="4" w:space="0" w:color="000000"/>
+            </w:tcBorders>
+          </w:tcPr>
+          <w:p>
+            <w:pPr>
+              <w:pStyle w:val="Normal"/>
+              <w:spacing w:lineRule="auto" w:line="264" w:before="10" w:after="10"/>
+              <w:rPr>
+                <w:sz w:val="17"/>
+                <w:szCs w:val="17"/>
+              </w:rPr>
+            </w:pPr>
+            <w:r>
+              <w:rPr>
+                <w:rFonts w:ascii="Times New Roman" w:hAnsi="Times New Roman"/>
+                <w:b w:val="false"/>
+                <w:color w:val="000000"/>
+                <w:sz w:val="17"/>
+                <w:szCs w:val="17"/>
               </w:rPr>
               <w:t>Message stored in DB and rendered in chat</w:t>
             </w:r>
@@ -10382,26 +10615,30 @@
         </w:tc>
         <w:tc>
           <w:tcPr>
-            <w:tcW w:w="1872" w:type="dxa"/>
-            <w:tcBorders>
-              <w:top w:val="single" w:sz="4" w:space="0" w:color="000000"/>
-              <w:start w:val="single" w:sz="4" w:space="0" w:color="000000"/>
-              <w:bottom w:val="single" w:sz="4" w:space="0" w:color="000000"/>
-              <w:end w:val="single" w:sz="4" w:space="0" w:color="000000"/>
-            </w:tcBorders>
-          </w:tcPr>
-          <w:p>
-            <w:pPr>
-              <w:pStyle w:val="Normal"/>
-              <w:spacing w:lineRule="auto" w:line="264" w:before="10" w:after="10"/>
-              <w:rPr/>
-            </w:pPr>
-            <w:r>
-              <w:rPr>
-                <w:rFonts w:ascii="Times New Roman" w:hAnsi="Times New Roman"/>
-                <w:b w:val="false"/>
-                <w:color w:val="000000"/>
-                <w:sz w:val="19"/>
+            <w:tcW w:w="1874" w:type="dxa"/>
+            <w:tcBorders>
+              <w:top w:val="single" w:sz="4" w:space="0" w:color="000000"/>
+              <w:start w:val="single" w:sz="4" w:space="0" w:color="000000"/>
+              <w:bottom w:val="single" w:sz="4" w:space="0" w:color="000000"/>
+              <w:end w:val="single" w:sz="4" w:space="0" w:color="000000"/>
+            </w:tcBorders>
+          </w:tcPr>
+          <w:p>
+            <w:pPr>
+              <w:pStyle w:val="Normal"/>
+              <w:spacing w:lineRule="auto" w:line="264" w:before="10" w:after="10"/>
+              <w:rPr>
+                <w:sz w:val="17"/>
+                <w:szCs w:val="17"/>
+              </w:rPr>
+            </w:pPr>
+            <w:r>
+              <w:rPr>
+                <w:rFonts w:ascii="Times New Roman" w:hAnsi="Times New Roman"/>
+                <w:b w:val="false"/>
+                <w:color w:val="000000"/>
+                <w:sz w:val="17"/>
+                <w:szCs w:val="17"/>
               </w:rPr>
               <w:t>Pass</w:t>
             </w:r>
@@ -10414,26 +10651,30 @@
         </w:trPr>
         <w:tc>
           <w:tcPr>
-            <w:tcW w:w="1872" w:type="dxa"/>
-            <w:tcBorders>
-              <w:top w:val="single" w:sz="4" w:space="0" w:color="000000"/>
-              <w:start w:val="single" w:sz="4" w:space="0" w:color="000000"/>
-              <w:bottom w:val="single" w:sz="4" w:space="0" w:color="000000"/>
-              <w:end w:val="single" w:sz="4" w:space="0" w:color="000000"/>
-            </w:tcBorders>
-          </w:tcPr>
-          <w:p>
-            <w:pPr>
-              <w:pStyle w:val="Normal"/>
-              <w:spacing w:lineRule="auto" w:line="264" w:before="10" w:after="10"/>
-              <w:rPr/>
-            </w:pPr>
-            <w:r>
-              <w:rPr>
-                <w:rFonts w:ascii="Times New Roman" w:hAnsi="Times New Roman"/>
-                <w:b w:val="false"/>
-                <w:color w:val="000000"/>
-                <w:sz w:val="19"/>
+            <w:tcW w:w="1797" w:type="dxa"/>
+            <w:tcBorders>
+              <w:top w:val="single" w:sz="4" w:space="0" w:color="000000"/>
+              <w:start w:val="single" w:sz="4" w:space="0" w:color="000000"/>
+              <w:bottom w:val="single" w:sz="4" w:space="0" w:color="000000"/>
+              <w:end w:val="single" w:sz="4" w:space="0" w:color="000000"/>
+            </w:tcBorders>
+          </w:tcPr>
+          <w:p>
+            <w:pPr>
+              <w:pStyle w:val="Normal"/>
+              <w:spacing w:lineRule="auto" w:line="264" w:before="10" w:after="10"/>
+              <w:rPr>
+                <w:sz w:val="17"/>
+                <w:szCs w:val="17"/>
+              </w:rPr>
+            </w:pPr>
+            <w:r>
+              <w:rPr>
+                <w:rFonts w:ascii="Times New Roman" w:hAnsi="Times New Roman"/>
+                <w:b w:val="false"/>
+                <w:color w:val="000000"/>
+                <w:sz w:val="17"/>
+                <w:szCs w:val="17"/>
               </w:rPr>
               <w:t>TC-14</w:t>
             </w:r>
@@ -10441,26 +10682,30 @@
         </w:tc>
         <w:tc>
           <w:tcPr>
-            <w:tcW w:w="1872" w:type="dxa"/>
-            <w:tcBorders>
-              <w:top w:val="single" w:sz="4" w:space="0" w:color="000000"/>
-              <w:start w:val="single" w:sz="4" w:space="0" w:color="000000"/>
-              <w:bottom w:val="single" w:sz="4" w:space="0" w:color="000000"/>
-              <w:end w:val="single" w:sz="4" w:space="0" w:color="000000"/>
-            </w:tcBorders>
-          </w:tcPr>
-          <w:p>
-            <w:pPr>
-              <w:pStyle w:val="Normal"/>
-              <w:spacing w:lineRule="auto" w:line="264" w:before="10" w:after="10"/>
-              <w:rPr/>
-            </w:pPr>
-            <w:r>
-              <w:rPr>
-                <w:rFonts w:ascii="Times New Roman" w:hAnsi="Times New Roman"/>
-                <w:b w:val="false"/>
-                <w:color w:val="000000"/>
-                <w:sz w:val="19"/>
+            <w:tcW w:w="1871" w:type="dxa"/>
+            <w:tcBorders>
+              <w:top w:val="single" w:sz="4" w:space="0" w:color="000000"/>
+              <w:start w:val="single" w:sz="4" w:space="0" w:color="000000"/>
+              <w:bottom w:val="single" w:sz="4" w:space="0" w:color="000000"/>
+              <w:end w:val="single" w:sz="4" w:space="0" w:color="000000"/>
+            </w:tcBorders>
+          </w:tcPr>
+          <w:p>
+            <w:pPr>
+              <w:pStyle w:val="Normal"/>
+              <w:spacing w:lineRule="auto" w:line="264" w:before="10" w:after="10"/>
+              <w:rPr>
+                <w:sz w:val="17"/>
+                <w:szCs w:val="17"/>
+              </w:rPr>
+            </w:pPr>
+            <w:r>
+              <w:rPr>
+                <w:rFonts w:ascii="Times New Roman" w:hAnsi="Times New Roman"/>
+                <w:b w:val="false"/>
+                <w:color w:val="000000"/>
+                <w:sz w:val="17"/>
+                <w:szCs w:val="17"/>
               </w:rPr>
               <w:t>Messaging</w:t>
             </w:r>
@@ -10480,14 +10725,18 @@
             <w:pPr>
               <w:pStyle w:val="Normal"/>
               <w:spacing w:lineRule="auto" w:line="264" w:before="10" w:after="10"/>
-              <w:rPr/>
-            </w:pPr>
-            <w:r>
-              <w:rPr>
-                <w:rFonts w:ascii="Times New Roman" w:hAnsi="Times New Roman"/>
-                <w:b w:val="false"/>
-                <w:color w:val="000000"/>
-                <w:sz w:val="19"/>
+              <w:rPr>
+                <w:sz w:val="17"/>
+                <w:szCs w:val="17"/>
+              </w:rPr>
+            </w:pPr>
+            <w:r>
+              <w:rPr>
+                <w:rFonts w:ascii="Times New Roman" w:hAnsi="Times New Roman"/>
+                <w:b w:val="false"/>
+                <w:color w:val="000000"/>
+                <w:sz w:val="17"/>
+                <w:szCs w:val="17"/>
               </w:rPr>
               <w:t>Poll for new messages via 3s AJAX endpoint</w:t>
             </w:r>
@@ -10495,26 +10744,30 @@
         </w:tc>
         <w:tc>
           <w:tcPr>
-            <w:tcW w:w="1872" w:type="dxa"/>
-            <w:tcBorders>
-              <w:top w:val="single" w:sz="4" w:space="0" w:color="000000"/>
-              <w:start w:val="single" w:sz="4" w:space="0" w:color="000000"/>
-              <w:bottom w:val="single" w:sz="4" w:space="0" w:color="000000"/>
-              <w:end w:val="single" w:sz="4" w:space="0" w:color="000000"/>
-            </w:tcBorders>
-          </w:tcPr>
-          <w:p>
-            <w:pPr>
-              <w:pStyle w:val="Normal"/>
-              <w:spacing w:lineRule="auto" w:line="264" w:before="10" w:after="10"/>
-              <w:rPr/>
-            </w:pPr>
-            <w:r>
-              <w:rPr>
-                <w:rFonts w:ascii="Times New Roman" w:hAnsi="Times New Roman"/>
-                <w:b w:val="false"/>
-                <w:color w:val="000000"/>
-                <w:sz w:val="19"/>
+            <w:tcW w:w="1871" w:type="dxa"/>
+            <w:tcBorders>
+              <w:top w:val="single" w:sz="4" w:space="0" w:color="000000"/>
+              <w:start w:val="single" w:sz="4" w:space="0" w:color="000000"/>
+              <w:bottom w:val="single" w:sz="4" w:space="0" w:color="000000"/>
+              <w:end w:val="single" w:sz="4" w:space="0" w:color="000000"/>
+            </w:tcBorders>
+          </w:tcPr>
+          <w:p>
+            <w:pPr>
+              <w:pStyle w:val="Normal"/>
+              <w:spacing w:lineRule="auto" w:line="264" w:before="10" w:after="10"/>
+              <w:rPr>
+                <w:sz w:val="17"/>
+                <w:szCs w:val="17"/>
+              </w:rPr>
+            </w:pPr>
+            <w:r>
+              <w:rPr>
+                <w:rFonts w:ascii="Times New Roman" w:hAnsi="Times New Roman"/>
+                <w:b w:val="false"/>
+                <w:color w:val="000000"/>
+                <w:sz w:val="17"/>
+                <w:szCs w:val="17"/>
               </w:rPr>
               <w:t>Returns newly posted message in JSON</w:t>
             </w:r>
@@ -10522,26 +10775,30 @@
         </w:tc>
         <w:tc>
           <w:tcPr>
-            <w:tcW w:w="1872" w:type="dxa"/>
-            <w:tcBorders>
-              <w:top w:val="single" w:sz="4" w:space="0" w:color="000000"/>
-              <w:start w:val="single" w:sz="4" w:space="0" w:color="000000"/>
-              <w:bottom w:val="single" w:sz="4" w:space="0" w:color="000000"/>
-              <w:end w:val="single" w:sz="4" w:space="0" w:color="000000"/>
-            </w:tcBorders>
-          </w:tcPr>
-          <w:p>
-            <w:pPr>
-              <w:pStyle w:val="Normal"/>
-              <w:spacing w:lineRule="auto" w:line="264" w:before="10" w:after="10"/>
-              <w:rPr/>
-            </w:pPr>
-            <w:r>
-              <w:rPr>
-                <w:rFonts w:ascii="Times New Roman" w:hAnsi="Times New Roman"/>
-                <w:b w:val="false"/>
-                <w:color w:val="000000"/>
-                <w:sz w:val="19"/>
+            <w:tcW w:w="1874" w:type="dxa"/>
+            <w:tcBorders>
+              <w:top w:val="single" w:sz="4" w:space="0" w:color="000000"/>
+              <w:start w:val="single" w:sz="4" w:space="0" w:color="000000"/>
+              <w:bottom w:val="single" w:sz="4" w:space="0" w:color="000000"/>
+              <w:end w:val="single" w:sz="4" w:space="0" w:color="000000"/>
+            </w:tcBorders>
+          </w:tcPr>
+          <w:p>
+            <w:pPr>
+              <w:pStyle w:val="Normal"/>
+              <w:spacing w:lineRule="auto" w:line="264" w:before="10" w:after="10"/>
+              <w:rPr>
+                <w:sz w:val="17"/>
+                <w:szCs w:val="17"/>
+              </w:rPr>
+            </w:pPr>
+            <w:r>
+              <w:rPr>
+                <w:rFonts w:ascii="Times New Roman" w:hAnsi="Times New Roman"/>
+                <w:b w:val="false"/>
+                <w:color w:val="000000"/>
+                <w:sz w:val="17"/>
+                <w:szCs w:val="17"/>
               </w:rPr>
               <w:t>Pass</w:t>
             </w:r>
@@ -10554,26 +10811,30 @@
         </w:trPr>
         <w:tc>
           <w:tcPr>
-            <w:tcW w:w="1872" w:type="dxa"/>
-            <w:tcBorders>
-              <w:top w:val="single" w:sz="4" w:space="0" w:color="000000"/>
-              <w:start w:val="single" w:sz="4" w:space="0" w:color="000000"/>
-              <w:bottom w:val="single" w:sz="4" w:space="0" w:color="000000"/>
-              <w:end w:val="single" w:sz="4" w:space="0" w:color="000000"/>
-            </w:tcBorders>
-          </w:tcPr>
-          <w:p>
-            <w:pPr>
-              <w:pStyle w:val="Normal"/>
-              <w:spacing w:lineRule="auto" w:line="264" w:before="10" w:after="10"/>
-              <w:rPr/>
-            </w:pPr>
-            <w:r>
-              <w:rPr>
-                <w:rFonts w:ascii="Times New Roman" w:hAnsi="Times New Roman"/>
-                <w:b w:val="false"/>
-                <w:color w:val="000000"/>
-                <w:sz w:val="19"/>
+            <w:tcW w:w="1797" w:type="dxa"/>
+            <w:tcBorders>
+              <w:top w:val="single" w:sz="4" w:space="0" w:color="000000"/>
+              <w:start w:val="single" w:sz="4" w:space="0" w:color="000000"/>
+              <w:bottom w:val="single" w:sz="4" w:space="0" w:color="000000"/>
+              <w:end w:val="single" w:sz="4" w:space="0" w:color="000000"/>
+            </w:tcBorders>
+          </w:tcPr>
+          <w:p>
+            <w:pPr>
+              <w:pStyle w:val="Normal"/>
+              <w:spacing w:lineRule="auto" w:line="264" w:before="10" w:after="10"/>
+              <w:rPr>
+                <w:sz w:val="17"/>
+                <w:szCs w:val="17"/>
+              </w:rPr>
+            </w:pPr>
+            <w:r>
+              <w:rPr>
+                <w:rFonts w:ascii="Times New Roman" w:hAnsi="Times New Roman"/>
+                <w:b w:val="false"/>
+                <w:color w:val="000000"/>
+                <w:sz w:val="17"/>
+                <w:szCs w:val="17"/>
               </w:rPr>
               <w:t>TC-15</w:t>
             </w:r>
@@ -10581,26 +10842,30 @@
         </w:tc>
         <w:tc>
           <w:tcPr>
-            <w:tcW w:w="1872" w:type="dxa"/>
-            <w:tcBorders>
-              <w:top w:val="single" w:sz="4" w:space="0" w:color="000000"/>
-              <w:start w:val="single" w:sz="4" w:space="0" w:color="000000"/>
-              <w:bottom w:val="single" w:sz="4" w:space="0" w:color="000000"/>
-              <w:end w:val="single" w:sz="4" w:space="0" w:color="000000"/>
-            </w:tcBorders>
-          </w:tcPr>
-          <w:p>
-            <w:pPr>
-              <w:pStyle w:val="Normal"/>
-              <w:spacing w:lineRule="auto" w:line="264" w:before="10" w:after="10"/>
-              <w:rPr/>
-            </w:pPr>
-            <w:r>
-              <w:rPr>
-                <w:rFonts w:ascii="Times New Roman" w:hAnsi="Times New Roman"/>
-                <w:b w:val="false"/>
-                <w:color w:val="000000"/>
-                <w:sz w:val="19"/>
+            <w:tcW w:w="1871" w:type="dxa"/>
+            <w:tcBorders>
+              <w:top w:val="single" w:sz="4" w:space="0" w:color="000000"/>
+              <w:start w:val="single" w:sz="4" w:space="0" w:color="000000"/>
+              <w:bottom w:val="single" w:sz="4" w:space="0" w:color="000000"/>
+              <w:end w:val="single" w:sz="4" w:space="0" w:color="000000"/>
+            </w:tcBorders>
+          </w:tcPr>
+          <w:p>
+            <w:pPr>
+              <w:pStyle w:val="Normal"/>
+              <w:spacing w:lineRule="auto" w:line="264" w:before="10" w:after="10"/>
+              <w:rPr>
+                <w:sz w:val="17"/>
+                <w:szCs w:val="17"/>
+              </w:rPr>
+            </w:pPr>
+            <w:r>
+              <w:rPr>
+                <w:rFonts w:ascii="Times New Roman" w:hAnsi="Times New Roman"/>
+                <w:b w:val="false"/>
+                <w:color w:val="000000"/>
+                <w:sz w:val="17"/>
+                <w:szCs w:val="17"/>
               </w:rPr>
               <w:t>Messaging</w:t>
             </w:r>
@@ -10620,14 +10885,18 @@
             <w:pPr>
               <w:pStyle w:val="Normal"/>
               <w:spacing w:lineRule="auto" w:line="264" w:before="10" w:after="10"/>
-              <w:rPr/>
-            </w:pPr>
-            <w:r>
-              <w:rPr>
-                <w:rFonts w:ascii="Times New Roman" w:hAnsi="Times New Roman"/>
-                <w:b w:val="false"/>
-                <w:color w:val="000000"/>
-                <w:sz w:val="19"/>
+              <w:rPr>
+                <w:sz w:val="17"/>
+                <w:szCs w:val="17"/>
+              </w:rPr>
+            </w:pPr>
+            <w:r>
+              <w:rPr>
+                <w:rFonts w:ascii="Times New Roman" w:hAnsi="Times New Roman"/>
+                <w:b w:val="false"/>
+                <w:color w:val="000000"/>
+                <w:sz w:val="17"/>
+                <w:szCs w:val="17"/>
               </w:rPr>
               <w:t>Unauthorized user attempts to access chat</w:t>
             </w:r>
@@ -10635,26 +10904,30 @@
         </w:tc>
         <w:tc>
           <w:tcPr>
-            <w:tcW w:w="1872" w:type="dxa"/>
-            <w:tcBorders>
-              <w:top w:val="single" w:sz="4" w:space="0" w:color="000000"/>
-              <w:start w:val="single" w:sz="4" w:space="0" w:color="000000"/>
-              <w:bottom w:val="single" w:sz="4" w:space="0" w:color="000000"/>
-              <w:end w:val="single" w:sz="4" w:space="0" w:color="000000"/>
-            </w:tcBorders>
-          </w:tcPr>
-          <w:p>
-            <w:pPr>
-              <w:pStyle w:val="Normal"/>
-              <w:spacing w:lineRule="auto" w:line="264" w:before="10" w:after="10"/>
-              <w:rPr/>
-            </w:pPr>
-            <w:r>
-              <w:rPr>
-                <w:rFonts w:ascii="Times New Roman" w:hAnsi="Times New Roman"/>
-                <w:b w:val="false"/>
-                <w:color w:val="000000"/>
-                <w:sz w:val="19"/>
+            <w:tcW w:w="1871" w:type="dxa"/>
+            <w:tcBorders>
+              <w:top w:val="single" w:sz="4" w:space="0" w:color="000000"/>
+              <w:start w:val="single" w:sz="4" w:space="0" w:color="000000"/>
+              <w:bottom w:val="single" w:sz="4" w:space="0" w:color="000000"/>
+              <w:end w:val="single" w:sz="4" w:space="0" w:color="000000"/>
+            </w:tcBorders>
+          </w:tcPr>
+          <w:p>
+            <w:pPr>
+              <w:pStyle w:val="Normal"/>
+              <w:spacing w:lineRule="auto" w:line="264" w:before="10" w:after="10"/>
+              <w:rPr>
+                <w:sz w:val="17"/>
+                <w:szCs w:val="17"/>
+              </w:rPr>
+            </w:pPr>
+            <w:r>
+              <w:rPr>
+                <w:rFonts w:ascii="Times New Roman" w:hAnsi="Times New Roman"/>
+                <w:b w:val="false"/>
+                <w:color w:val="000000"/>
+                <w:sz w:val="17"/>
+                <w:szCs w:val="17"/>
               </w:rPr>
               <w:t>Access denied 403 Forbidden</w:t>
             </w:r>
@@ -10662,26 +10935,30 @@
         </w:tc>
         <w:tc>
           <w:tcPr>
-            <w:tcW w:w="1872" w:type="dxa"/>
-            <w:tcBorders>
-              <w:top w:val="single" w:sz="4" w:space="0" w:color="000000"/>
-              <w:start w:val="single" w:sz="4" w:space="0" w:color="000000"/>
-              <w:bottom w:val="single" w:sz="4" w:space="0" w:color="000000"/>
-              <w:end w:val="single" w:sz="4" w:space="0" w:color="000000"/>
-            </w:tcBorders>
-          </w:tcPr>
-          <w:p>
-            <w:pPr>
-              <w:pStyle w:val="Normal"/>
-              <w:spacing w:lineRule="auto" w:line="264" w:before="10" w:after="10"/>
-              <w:rPr/>
-            </w:pPr>
-            <w:r>
-              <w:rPr>
-                <w:rFonts w:ascii="Times New Roman" w:hAnsi="Times New Roman"/>
-                <w:b w:val="false"/>
-                <w:color w:val="000000"/>
-                <w:sz w:val="19"/>
+            <w:tcW w:w="1874" w:type="dxa"/>
+            <w:tcBorders>
+              <w:top w:val="single" w:sz="4" w:space="0" w:color="000000"/>
+              <w:start w:val="single" w:sz="4" w:space="0" w:color="000000"/>
+              <w:bottom w:val="single" w:sz="4" w:space="0" w:color="000000"/>
+              <w:end w:val="single" w:sz="4" w:space="0" w:color="000000"/>
+            </w:tcBorders>
+          </w:tcPr>
+          <w:p>
+            <w:pPr>
+              <w:pStyle w:val="Normal"/>
+              <w:spacing w:lineRule="auto" w:line="264" w:before="10" w:after="10"/>
+              <w:rPr>
+                <w:sz w:val="17"/>
+                <w:szCs w:val="17"/>
+              </w:rPr>
+            </w:pPr>
+            <w:r>
+              <w:rPr>
+                <w:rFonts w:ascii="Times New Roman" w:hAnsi="Times New Roman"/>
+                <w:b w:val="false"/>
+                <w:color w:val="000000"/>
+                <w:sz w:val="17"/>
+                <w:szCs w:val="17"/>
               </w:rPr>
               <w:t>Pass</w:t>
             </w:r>
@@ -10694,26 +10971,30 @@
         </w:trPr>
         <w:tc>
           <w:tcPr>
-            <w:tcW w:w="1872" w:type="dxa"/>
-            <w:tcBorders>
-              <w:top w:val="single" w:sz="4" w:space="0" w:color="000000"/>
-              <w:start w:val="single" w:sz="4" w:space="0" w:color="000000"/>
-              <w:bottom w:val="single" w:sz="4" w:space="0" w:color="000000"/>
-              <w:end w:val="single" w:sz="4" w:space="0" w:color="000000"/>
-            </w:tcBorders>
-          </w:tcPr>
-          <w:p>
-            <w:pPr>
-              <w:pStyle w:val="Normal"/>
-              <w:spacing w:lineRule="auto" w:line="264" w:before="10" w:after="10"/>
-              <w:rPr/>
-            </w:pPr>
-            <w:r>
-              <w:rPr>
-                <w:rFonts w:ascii="Times New Roman" w:hAnsi="Times New Roman"/>
-                <w:b w:val="false"/>
-                <w:color w:val="000000"/>
-                <w:sz w:val="19"/>
+            <w:tcW w:w="1797" w:type="dxa"/>
+            <w:tcBorders>
+              <w:top w:val="single" w:sz="4" w:space="0" w:color="000000"/>
+              <w:start w:val="single" w:sz="4" w:space="0" w:color="000000"/>
+              <w:bottom w:val="single" w:sz="4" w:space="0" w:color="000000"/>
+              <w:end w:val="single" w:sz="4" w:space="0" w:color="000000"/>
+            </w:tcBorders>
+          </w:tcPr>
+          <w:p>
+            <w:pPr>
+              <w:pStyle w:val="Normal"/>
+              <w:spacing w:lineRule="auto" w:line="264" w:before="10" w:after="10"/>
+              <w:rPr>
+                <w:sz w:val="17"/>
+                <w:szCs w:val="17"/>
+              </w:rPr>
+            </w:pPr>
+            <w:r>
+              <w:rPr>
+                <w:rFonts w:ascii="Times New Roman" w:hAnsi="Times New Roman"/>
+                <w:b w:val="false"/>
+                <w:color w:val="000000"/>
+                <w:sz w:val="17"/>
+                <w:szCs w:val="17"/>
               </w:rPr>
               <w:t>TC-16</w:t>
             </w:r>
@@ -10721,26 +11002,30 @@
         </w:tc>
         <w:tc>
           <w:tcPr>
-            <w:tcW w:w="1872" w:type="dxa"/>
-            <w:tcBorders>
-              <w:top w:val="single" w:sz="4" w:space="0" w:color="000000"/>
-              <w:start w:val="single" w:sz="4" w:space="0" w:color="000000"/>
-              <w:bottom w:val="single" w:sz="4" w:space="0" w:color="000000"/>
-              <w:end w:val="single" w:sz="4" w:space="0" w:color="000000"/>
-            </w:tcBorders>
-          </w:tcPr>
-          <w:p>
-            <w:pPr>
-              <w:pStyle w:val="Normal"/>
-              <w:spacing w:lineRule="auto" w:line="264" w:before="10" w:after="10"/>
-              <w:rPr/>
-            </w:pPr>
-            <w:r>
-              <w:rPr>
-                <w:rFonts w:ascii="Times New Roman" w:hAnsi="Times New Roman"/>
-                <w:b w:val="false"/>
-                <w:color w:val="000000"/>
-                <w:sz w:val="19"/>
+            <w:tcW w:w="1871" w:type="dxa"/>
+            <w:tcBorders>
+              <w:top w:val="single" w:sz="4" w:space="0" w:color="000000"/>
+              <w:start w:val="single" w:sz="4" w:space="0" w:color="000000"/>
+              <w:bottom w:val="single" w:sz="4" w:space="0" w:color="000000"/>
+              <w:end w:val="single" w:sz="4" w:space="0" w:color="000000"/>
+            </w:tcBorders>
+          </w:tcPr>
+          <w:p>
+            <w:pPr>
+              <w:pStyle w:val="Normal"/>
+              <w:spacing w:lineRule="auto" w:line="264" w:before="10" w:after="10"/>
+              <w:rPr>
+                <w:sz w:val="17"/>
+                <w:szCs w:val="17"/>
+              </w:rPr>
+            </w:pPr>
+            <w:r>
+              <w:rPr>
+                <w:rFonts w:ascii="Times New Roman" w:hAnsi="Times New Roman"/>
+                <w:b w:val="false"/>
+                <w:color w:val="000000"/>
+                <w:sz w:val="17"/>
+                <w:szCs w:val="17"/>
               </w:rPr>
               <w:t>Records</w:t>
             </w:r>
@@ -10760,14 +11045,18 @@
             <w:pPr>
               <w:pStyle w:val="Normal"/>
               <w:spacing w:lineRule="auto" w:line="264" w:before="10" w:after="10"/>
-              <w:rPr/>
-            </w:pPr>
-            <w:r>
-              <w:rPr>
-                <w:rFonts w:ascii="Times New Roman" w:hAnsi="Times New Roman"/>
-                <w:b w:val="false"/>
-                <w:color w:val="000000"/>
-                <w:sz w:val="19"/>
+              <w:rPr>
+                <w:sz w:val="17"/>
+                <w:szCs w:val="17"/>
+              </w:rPr>
+            </w:pPr>
+            <w:r>
+              <w:rPr>
+                <w:rFonts w:ascii="Times New Roman" w:hAnsi="Times New Roman"/>
+                <w:b w:val="false"/>
+                <w:color w:val="000000"/>
+                <w:sz w:val="17"/>
+                <w:szCs w:val="17"/>
               </w:rPr>
               <w:t>Doctor issues digital prescription</w:t>
             </w:r>
@@ -10775,26 +11064,30 @@
         </w:tc>
         <w:tc>
           <w:tcPr>
-            <w:tcW w:w="1872" w:type="dxa"/>
-            <w:tcBorders>
-              <w:top w:val="single" w:sz="4" w:space="0" w:color="000000"/>
-              <w:start w:val="single" w:sz="4" w:space="0" w:color="000000"/>
-              <w:bottom w:val="single" w:sz="4" w:space="0" w:color="000000"/>
-              <w:end w:val="single" w:sz="4" w:space="0" w:color="000000"/>
-            </w:tcBorders>
-          </w:tcPr>
-          <w:p>
-            <w:pPr>
-              <w:pStyle w:val="Normal"/>
-              <w:spacing w:lineRule="auto" w:line="264" w:before="10" w:after="10"/>
-              <w:rPr/>
-            </w:pPr>
-            <w:r>
-              <w:rPr>
-                <w:rFonts w:ascii="Times New Roman" w:hAnsi="Times New Roman"/>
-                <w:b w:val="false"/>
-                <w:color w:val="000000"/>
-                <w:sz w:val="19"/>
+            <w:tcW w:w="1871" w:type="dxa"/>
+            <w:tcBorders>
+              <w:top w:val="single" w:sz="4" w:space="0" w:color="000000"/>
+              <w:start w:val="single" w:sz="4" w:space="0" w:color="000000"/>
+              <w:bottom w:val="single" w:sz="4" w:space="0" w:color="000000"/>
+              <w:end w:val="single" w:sz="4" w:space="0" w:color="000000"/>
+            </w:tcBorders>
+          </w:tcPr>
+          <w:p>
+            <w:pPr>
+              <w:pStyle w:val="Normal"/>
+              <w:spacing w:lineRule="auto" w:line="264" w:before="10" w:after="10"/>
+              <w:rPr>
+                <w:sz w:val="17"/>
+                <w:szCs w:val="17"/>
+              </w:rPr>
+            </w:pPr>
+            <w:r>
+              <w:rPr>
+                <w:rFonts w:ascii="Times New Roman" w:hAnsi="Times New Roman"/>
+                <w:b w:val="false"/>
+                <w:color w:val="000000"/>
+                <w:sz w:val="17"/>
+                <w:szCs w:val="17"/>
               </w:rPr>
               <w:t>Prescription stored, linked to appointment</w:t>
             </w:r>
@@ -10802,26 +11095,30 @@
         </w:tc>
         <w:tc>
           <w:tcPr>
-            <w:tcW w:w="1872" w:type="dxa"/>
-            <w:tcBorders>
-              <w:top w:val="single" w:sz="4" w:space="0" w:color="000000"/>
-              <w:start w:val="single" w:sz="4" w:space="0" w:color="000000"/>
-              <w:bottom w:val="single" w:sz="4" w:space="0" w:color="000000"/>
-              <w:end w:val="single" w:sz="4" w:space="0" w:color="000000"/>
-            </w:tcBorders>
-          </w:tcPr>
-          <w:p>
-            <w:pPr>
-              <w:pStyle w:val="Normal"/>
-              <w:spacing w:lineRule="auto" w:line="264" w:before="10" w:after="10"/>
-              <w:rPr/>
-            </w:pPr>
-            <w:r>
-              <w:rPr>
-                <w:rFonts w:ascii="Times New Roman" w:hAnsi="Times New Roman"/>
-                <w:b w:val="false"/>
-                <w:color w:val="000000"/>
-                <w:sz w:val="19"/>
+            <w:tcW w:w="1874" w:type="dxa"/>
+            <w:tcBorders>
+              <w:top w:val="single" w:sz="4" w:space="0" w:color="000000"/>
+              <w:start w:val="single" w:sz="4" w:space="0" w:color="000000"/>
+              <w:bottom w:val="single" w:sz="4" w:space="0" w:color="000000"/>
+              <w:end w:val="single" w:sz="4" w:space="0" w:color="000000"/>
+            </w:tcBorders>
+          </w:tcPr>
+          <w:p>
+            <w:pPr>
+              <w:pStyle w:val="Normal"/>
+              <w:spacing w:lineRule="auto" w:line="264" w:before="10" w:after="10"/>
+              <w:rPr>
+                <w:sz w:val="17"/>
+                <w:szCs w:val="17"/>
+              </w:rPr>
+            </w:pPr>
+            <w:r>
+              <w:rPr>
+                <w:rFonts w:ascii="Times New Roman" w:hAnsi="Times New Roman"/>
+                <w:b w:val="false"/>
+                <w:color w:val="000000"/>
+                <w:sz w:val="17"/>
+                <w:szCs w:val="17"/>
               </w:rPr>
               <w:t>Pass</w:t>
             </w:r>
@@ -10834,26 +11131,30 @@
         </w:trPr>
         <w:tc>
           <w:tcPr>
-            <w:tcW w:w="1872" w:type="dxa"/>
-            <w:tcBorders>
-              <w:top w:val="single" w:sz="4" w:space="0" w:color="000000"/>
-              <w:start w:val="single" w:sz="4" w:space="0" w:color="000000"/>
-              <w:bottom w:val="single" w:sz="4" w:space="0" w:color="000000"/>
-              <w:end w:val="single" w:sz="4" w:space="0" w:color="000000"/>
-            </w:tcBorders>
-          </w:tcPr>
-          <w:p>
-            <w:pPr>
-              <w:pStyle w:val="Normal"/>
-              <w:spacing w:lineRule="auto" w:line="264" w:before="10" w:after="10"/>
-              <w:rPr/>
-            </w:pPr>
-            <w:r>
-              <w:rPr>
-                <w:rFonts w:ascii="Times New Roman" w:hAnsi="Times New Roman"/>
-                <w:b w:val="false"/>
-                <w:color w:val="000000"/>
-                <w:sz w:val="19"/>
+            <w:tcW w:w="1797" w:type="dxa"/>
+            <w:tcBorders>
+              <w:top w:val="single" w:sz="4" w:space="0" w:color="000000"/>
+              <w:start w:val="single" w:sz="4" w:space="0" w:color="000000"/>
+              <w:bottom w:val="single" w:sz="4" w:space="0" w:color="000000"/>
+              <w:end w:val="single" w:sz="4" w:space="0" w:color="000000"/>
+            </w:tcBorders>
+          </w:tcPr>
+          <w:p>
+            <w:pPr>
+              <w:pStyle w:val="Normal"/>
+              <w:spacing w:lineRule="auto" w:line="264" w:before="10" w:after="10"/>
+              <w:rPr>
+                <w:sz w:val="17"/>
+                <w:szCs w:val="17"/>
+              </w:rPr>
+            </w:pPr>
+            <w:r>
+              <w:rPr>
+                <w:rFonts w:ascii="Times New Roman" w:hAnsi="Times New Roman"/>
+                <w:b w:val="false"/>
+                <w:color w:val="000000"/>
+                <w:sz w:val="17"/>
+                <w:szCs w:val="17"/>
               </w:rPr>
               <w:t>TC-17</w:t>
             </w:r>
@@ -10861,26 +11162,30 @@
         </w:tc>
         <w:tc>
           <w:tcPr>
-            <w:tcW w:w="1872" w:type="dxa"/>
-            <w:tcBorders>
-              <w:top w:val="single" w:sz="4" w:space="0" w:color="000000"/>
-              <w:start w:val="single" w:sz="4" w:space="0" w:color="000000"/>
-              <w:bottom w:val="single" w:sz="4" w:space="0" w:color="000000"/>
-              <w:end w:val="single" w:sz="4" w:space="0" w:color="000000"/>
-            </w:tcBorders>
-          </w:tcPr>
-          <w:p>
-            <w:pPr>
-              <w:pStyle w:val="Normal"/>
-              <w:spacing w:lineRule="auto" w:line="264" w:before="10" w:after="10"/>
-              <w:rPr/>
-            </w:pPr>
-            <w:r>
-              <w:rPr>
-                <w:rFonts w:ascii="Times New Roman" w:hAnsi="Times New Roman"/>
-                <w:b w:val="false"/>
-                <w:color w:val="000000"/>
-                <w:sz w:val="19"/>
+            <w:tcW w:w="1871" w:type="dxa"/>
+            <w:tcBorders>
+              <w:top w:val="single" w:sz="4" w:space="0" w:color="000000"/>
+              <w:start w:val="single" w:sz="4" w:space="0" w:color="000000"/>
+              <w:bottom w:val="single" w:sz="4" w:space="0" w:color="000000"/>
+              <w:end w:val="single" w:sz="4" w:space="0" w:color="000000"/>
+            </w:tcBorders>
+          </w:tcPr>
+          <w:p>
+            <w:pPr>
+              <w:pStyle w:val="Normal"/>
+              <w:spacing w:lineRule="auto" w:line="264" w:before="10" w:after="10"/>
+              <w:rPr>
+                <w:sz w:val="17"/>
+                <w:szCs w:val="17"/>
+              </w:rPr>
+            </w:pPr>
+            <w:r>
+              <w:rPr>
+                <w:rFonts w:ascii="Times New Roman" w:hAnsi="Times New Roman"/>
+                <w:b w:val="false"/>
+                <w:color w:val="000000"/>
+                <w:sz w:val="17"/>
+                <w:szCs w:val="17"/>
               </w:rPr>
               <w:t>Billing</w:t>
             </w:r>
@@ -10900,14 +11205,18 @@
             <w:pPr>
               <w:pStyle w:val="Normal"/>
               <w:spacing w:lineRule="auto" w:line="264" w:before="10" w:after="10"/>
-              <w:rPr/>
-            </w:pPr>
-            <w:r>
-              <w:rPr>
-                <w:rFonts w:ascii="Times New Roman" w:hAnsi="Times New Roman"/>
-                <w:b w:val="false"/>
-                <w:color w:val="000000"/>
-                <w:sz w:val="19"/>
+              <w:rPr>
+                <w:sz w:val="17"/>
+                <w:szCs w:val="17"/>
+              </w:rPr>
+            </w:pPr>
+            <w:r>
+              <w:rPr>
+                <w:rFonts w:ascii="Times New Roman" w:hAnsi="Times New Roman"/>
+                <w:b w:val="false"/>
+                <w:color w:val="000000"/>
+                <w:sz w:val="17"/>
+                <w:szCs w:val="17"/>
               </w:rPr>
               <w:t>Doctor issues consultation invoice</w:t>
             </w:r>
@@ -10915,26 +11224,30 @@
         </w:tc>
         <w:tc>
           <w:tcPr>
-            <w:tcW w:w="1872" w:type="dxa"/>
-            <w:tcBorders>
-              <w:top w:val="single" w:sz="4" w:space="0" w:color="000000"/>
-              <w:start w:val="single" w:sz="4" w:space="0" w:color="000000"/>
-              <w:bottom w:val="single" w:sz="4" w:space="0" w:color="000000"/>
-              <w:end w:val="single" w:sz="4" w:space="0" w:color="000000"/>
-            </w:tcBorders>
-          </w:tcPr>
-          <w:p>
-            <w:pPr>
-              <w:pStyle w:val="Normal"/>
-              <w:spacing w:lineRule="auto" w:line="264" w:before="10" w:after="10"/>
-              <w:rPr/>
-            </w:pPr>
-            <w:r>
-              <w:rPr>
-                <w:rFonts w:ascii="Times New Roman" w:hAnsi="Times New Roman"/>
-                <w:b w:val="false"/>
-                <w:color w:val="000000"/>
-                <w:sz w:val="19"/>
+            <w:tcW w:w="1871" w:type="dxa"/>
+            <w:tcBorders>
+              <w:top w:val="single" w:sz="4" w:space="0" w:color="000000"/>
+              <w:start w:val="single" w:sz="4" w:space="0" w:color="000000"/>
+              <w:bottom w:val="single" w:sz="4" w:space="0" w:color="000000"/>
+              <w:end w:val="single" w:sz="4" w:space="0" w:color="000000"/>
+            </w:tcBorders>
+          </w:tcPr>
+          <w:p>
+            <w:pPr>
+              <w:pStyle w:val="Normal"/>
+              <w:spacing w:lineRule="auto" w:line="264" w:before="10" w:after="10"/>
+              <w:rPr>
+                <w:sz w:val="17"/>
+                <w:szCs w:val="17"/>
+              </w:rPr>
+            </w:pPr>
+            <w:r>
+              <w:rPr>
+                <w:rFonts w:ascii="Times New Roman" w:hAnsi="Times New Roman"/>
+                <w:b w:val="false"/>
+                <w:color w:val="000000"/>
+                <w:sz w:val="17"/>
+                <w:szCs w:val="17"/>
               </w:rPr>
               <w:t>Invoice created with status Pending</w:t>
             </w:r>
@@ -10942,26 +11255,30 @@
         </w:tc>
         <w:tc>
           <w:tcPr>
-            <w:tcW w:w="1872" w:type="dxa"/>
-            <w:tcBorders>
-              <w:top w:val="single" w:sz="4" w:space="0" w:color="000000"/>
-              <w:start w:val="single" w:sz="4" w:space="0" w:color="000000"/>
-              <w:bottom w:val="single" w:sz="4" w:space="0" w:color="000000"/>
-              <w:end w:val="single" w:sz="4" w:space="0" w:color="000000"/>
-            </w:tcBorders>
-          </w:tcPr>
-          <w:p>
-            <w:pPr>
-              <w:pStyle w:val="Normal"/>
-              <w:spacing w:lineRule="auto" w:line="264" w:before="10" w:after="10"/>
-              <w:rPr/>
-            </w:pPr>
-            <w:r>
-              <w:rPr>
-                <w:rFonts w:ascii="Times New Roman" w:hAnsi="Times New Roman"/>
-                <w:b w:val="false"/>
-                <w:color w:val="000000"/>
-                <w:sz w:val="19"/>
+            <w:tcW w:w="1874" w:type="dxa"/>
+            <w:tcBorders>
+              <w:top w:val="single" w:sz="4" w:space="0" w:color="000000"/>
+              <w:start w:val="single" w:sz="4" w:space="0" w:color="000000"/>
+              <w:bottom w:val="single" w:sz="4" w:space="0" w:color="000000"/>
+              <w:end w:val="single" w:sz="4" w:space="0" w:color="000000"/>
+            </w:tcBorders>
+          </w:tcPr>
+          <w:p>
+            <w:pPr>
+              <w:pStyle w:val="Normal"/>
+              <w:spacing w:lineRule="auto" w:line="264" w:before="10" w:after="10"/>
+              <w:rPr>
+                <w:sz w:val="17"/>
+                <w:szCs w:val="17"/>
+              </w:rPr>
+            </w:pPr>
+            <w:r>
+              <w:rPr>
+                <w:rFonts w:ascii="Times New Roman" w:hAnsi="Times New Roman"/>
+                <w:b w:val="false"/>
+                <w:color w:val="000000"/>
+                <w:sz w:val="17"/>
+                <w:szCs w:val="17"/>
               </w:rPr>
               <w:t>Pass</w:t>
             </w:r>
@@ -10974,26 +11291,30 @@
         </w:trPr>
         <w:tc>
           <w:tcPr>
-            <w:tcW w:w="1872" w:type="dxa"/>
-            <w:tcBorders>
-              <w:top w:val="single" w:sz="4" w:space="0" w:color="000000"/>
-              <w:start w:val="single" w:sz="4" w:space="0" w:color="000000"/>
-              <w:bottom w:val="single" w:sz="4" w:space="0" w:color="000000"/>
-              <w:end w:val="single" w:sz="4" w:space="0" w:color="000000"/>
-            </w:tcBorders>
-          </w:tcPr>
-          <w:p>
-            <w:pPr>
-              <w:pStyle w:val="Normal"/>
-              <w:spacing w:lineRule="auto" w:line="264" w:before="10" w:after="10"/>
-              <w:rPr/>
-            </w:pPr>
-            <w:r>
-              <w:rPr>
-                <w:rFonts w:ascii="Times New Roman" w:hAnsi="Times New Roman"/>
-                <w:b w:val="false"/>
-                <w:color w:val="000000"/>
-                <w:sz w:val="19"/>
+            <w:tcW w:w="1797" w:type="dxa"/>
+            <w:tcBorders>
+              <w:top w:val="single" w:sz="4" w:space="0" w:color="000000"/>
+              <w:start w:val="single" w:sz="4" w:space="0" w:color="000000"/>
+              <w:bottom w:val="single" w:sz="4" w:space="0" w:color="000000"/>
+              <w:end w:val="single" w:sz="4" w:space="0" w:color="000000"/>
+            </w:tcBorders>
+          </w:tcPr>
+          <w:p>
+            <w:pPr>
+              <w:pStyle w:val="Normal"/>
+              <w:spacing w:lineRule="auto" w:line="264" w:before="10" w:after="10"/>
+              <w:rPr>
+                <w:sz w:val="17"/>
+                <w:szCs w:val="17"/>
+              </w:rPr>
+            </w:pPr>
+            <w:r>
+              <w:rPr>
+                <w:rFonts w:ascii="Times New Roman" w:hAnsi="Times New Roman"/>
+                <w:b w:val="false"/>
+                <w:color w:val="000000"/>
+                <w:sz w:val="17"/>
+                <w:szCs w:val="17"/>
               </w:rPr>
               <w:t>TC-18</w:t>
             </w:r>
@@ -11001,26 +11322,30 @@
         </w:tc>
         <w:tc>
           <w:tcPr>
-            <w:tcW w:w="1872" w:type="dxa"/>
-            <w:tcBorders>
-              <w:top w:val="single" w:sz="4" w:space="0" w:color="000000"/>
-              <w:start w:val="single" w:sz="4" w:space="0" w:color="000000"/>
-              <w:bottom w:val="single" w:sz="4" w:space="0" w:color="000000"/>
-              <w:end w:val="single" w:sz="4" w:space="0" w:color="000000"/>
-            </w:tcBorders>
-          </w:tcPr>
-          <w:p>
-            <w:pPr>
-              <w:pStyle w:val="Normal"/>
-              <w:spacing w:lineRule="auto" w:line="264" w:before="10" w:after="10"/>
-              <w:rPr/>
-            </w:pPr>
-            <w:r>
-              <w:rPr>
-                <w:rFonts w:ascii="Times New Roman" w:hAnsi="Times New Roman"/>
-                <w:b w:val="false"/>
-                <w:color w:val="000000"/>
-                <w:sz w:val="19"/>
+            <w:tcW w:w="1871" w:type="dxa"/>
+            <w:tcBorders>
+              <w:top w:val="single" w:sz="4" w:space="0" w:color="000000"/>
+              <w:start w:val="single" w:sz="4" w:space="0" w:color="000000"/>
+              <w:bottom w:val="single" w:sz="4" w:space="0" w:color="000000"/>
+              <w:end w:val="single" w:sz="4" w:space="0" w:color="000000"/>
+            </w:tcBorders>
+          </w:tcPr>
+          <w:p>
+            <w:pPr>
+              <w:pStyle w:val="Normal"/>
+              <w:spacing w:lineRule="auto" w:line="264" w:before="10" w:after="10"/>
+              <w:rPr>
+                <w:sz w:val="17"/>
+                <w:szCs w:val="17"/>
+              </w:rPr>
+            </w:pPr>
+            <w:r>
+              <w:rPr>
+                <w:rFonts w:ascii="Times New Roman" w:hAnsi="Times New Roman"/>
+                <w:b w:val="false"/>
+                <w:color w:val="000000"/>
+                <w:sz w:val="17"/>
+                <w:szCs w:val="17"/>
               </w:rPr>
               <w:t>Admin</w:t>
             </w:r>
@@ -11040,14 +11365,18 @@
             <w:pPr>
               <w:pStyle w:val="Normal"/>
               <w:spacing w:lineRule="auto" w:line="264" w:before="10" w:after="10"/>
-              <w:rPr/>
-            </w:pPr>
-            <w:r>
-              <w:rPr>
-                <w:rFonts w:ascii="Times New Roman" w:hAnsi="Times New Roman"/>
-                <w:b w:val="false"/>
-                <w:color w:val="000000"/>
-                <w:sz w:val="19"/>
+              <w:rPr>
+                <w:sz w:val="17"/>
+                <w:szCs w:val="17"/>
+              </w:rPr>
+            </w:pPr>
+            <w:r>
+              <w:rPr>
+                <w:rFonts w:ascii="Times New Roman" w:hAnsi="Times New Roman"/>
+                <w:b w:val="false"/>
+                <w:color w:val="000000"/>
+                <w:sz w:val="17"/>
+                <w:szCs w:val="17"/>
               </w:rPr>
               <w:t>Admin audits and verifies doctor license</w:t>
             </w:r>
@@ -11055,26 +11384,30 @@
         </w:tc>
         <w:tc>
           <w:tcPr>
-            <w:tcW w:w="1872" w:type="dxa"/>
-            <w:tcBorders>
-              <w:top w:val="single" w:sz="4" w:space="0" w:color="000000"/>
-              <w:start w:val="single" w:sz="4" w:space="0" w:color="000000"/>
-              <w:bottom w:val="single" w:sz="4" w:space="0" w:color="000000"/>
-              <w:end w:val="single" w:sz="4" w:space="0" w:color="000000"/>
-            </w:tcBorders>
-          </w:tcPr>
-          <w:p>
-            <w:pPr>
-              <w:pStyle w:val="Normal"/>
-              <w:spacing w:lineRule="auto" w:line="264" w:before="10" w:after="10"/>
-              <w:rPr/>
-            </w:pPr>
-            <w:r>
-              <w:rPr>
-                <w:rFonts w:ascii="Times New Roman" w:hAnsi="Times New Roman"/>
-                <w:b w:val="false"/>
-                <w:color w:val="000000"/>
-                <w:sz w:val="19"/>
+            <w:tcW w:w="1871" w:type="dxa"/>
+            <w:tcBorders>
+              <w:top w:val="single" w:sz="4" w:space="0" w:color="000000"/>
+              <w:start w:val="single" w:sz="4" w:space="0" w:color="000000"/>
+              <w:bottom w:val="single" w:sz="4" w:space="0" w:color="000000"/>
+              <w:end w:val="single" w:sz="4" w:space="0" w:color="000000"/>
+            </w:tcBorders>
+          </w:tcPr>
+          <w:p>
+            <w:pPr>
+              <w:pStyle w:val="Normal"/>
+              <w:spacing w:lineRule="auto" w:line="264" w:before="10" w:after="10"/>
+              <w:rPr>
+                <w:sz w:val="17"/>
+                <w:szCs w:val="17"/>
+              </w:rPr>
+            </w:pPr>
+            <w:r>
+              <w:rPr>
+                <w:rFonts w:ascii="Times New Roman" w:hAnsi="Times New Roman"/>
+                <w:b w:val="false"/>
+                <w:color w:val="000000"/>
+                <w:sz w:val="17"/>
+                <w:szCs w:val="17"/>
               </w:rPr>
               <w:t>Doctor is_verified set to 1, profile public</w:t>
             </w:r>
@@ -11082,26 +11415,30 @@
         </w:tc>
         <w:tc>
           <w:tcPr>
-            <w:tcW w:w="1872" w:type="dxa"/>
-            <w:tcBorders>
-              <w:top w:val="single" w:sz="4" w:space="0" w:color="000000"/>
-              <w:start w:val="single" w:sz="4" w:space="0" w:color="000000"/>
-              <w:bottom w:val="single" w:sz="4" w:space="0" w:color="000000"/>
-              <w:end w:val="single" w:sz="4" w:space="0" w:color="000000"/>
-            </w:tcBorders>
-          </w:tcPr>
-          <w:p>
-            <w:pPr>
-              <w:pStyle w:val="Normal"/>
-              <w:spacing w:lineRule="auto" w:line="264" w:before="10" w:after="10"/>
-              <w:rPr/>
-            </w:pPr>
-            <w:r>
-              <w:rPr>
-                <w:rFonts w:ascii="Times New Roman" w:hAnsi="Times New Roman"/>
-                <w:b w:val="false"/>
-                <w:color w:val="000000"/>
-                <w:sz w:val="19"/>
+            <w:tcW w:w="1874" w:type="dxa"/>
+            <w:tcBorders>
+              <w:top w:val="single" w:sz="4" w:space="0" w:color="000000"/>
+              <w:start w:val="single" w:sz="4" w:space="0" w:color="000000"/>
+              <w:bottom w:val="single" w:sz="4" w:space="0" w:color="000000"/>
+              <w:end w:val="single" w:sz="4" w:space="0" w:color="000000"/>
+            </w:tcBorders>
+          </w:tcPr>
+          <w:p>
+            <w:pPr>
+              <w:pStyle w:val="Normal"/>
+              <w:spacing w:lineRule="auto" w:line="264" w:before="10" w:after="10"/>
+              <w:rPr>
+                <w:sz w:val="17"/>
+                <w:szCs w:val="17"/>
+              </w:rPr>
+            </w:pPr>
+            <w:r>
+              <w:rPr>
+                <w:rFonts w:ascii="Times New Roman" w:hAnsi="Times New Roman"/>
+                <w:b w:val="false"/>
+                <w:color w:val="000000"/>
+                <w:sz w:val="17"/>
+                <w:szCs w:val="17"/>
               </w:rPr>
               <w:t>Pass</w:t>
             </w:r>
@@ -11114,26 +11451,30 @@
         </w:trPr>
         <w:tc>
           <w:tcPr>
-            <w:tcW w:w="1872" w:type="dxa"/>
-            <w:tcBorders>
-              <w:top w:val="single" w:sz="4" w:space="0" w:color="000000"/>
-              <w:start w:val="single" w:sz="4" w:space="0" w:color="000000"/>
-              <w:bottom w:val="single" w:sz="4" w:space="0" w:color="000000"/>
-              <w:end w:val="single" w:sz="4" w:space="0" w:color="000000"/>
-            </w:tcBorders>
-          </w:tcPr>
-          <w:p>
-            <w:pPr>
-              <w:pStyle w:val="Normal"/>
-              <w:spacing w:lineRule="auto" w:line="264" w:before="10" w:after="10"/>
-              <w:rPr/>
-            </w:pPr>
-            <w:r>
-              <w:rPr>
-                <w:rFonts w:ascii="Times New Roman" w:hAnsi="Times New Roman"/>
-                <w:b w:val="false"/>
-                <w:color w:val="000000"/>
-                <w:sz w:val="19"/>
+            <w:tcW w:w="1797" w:type="dxa"/>
+            <w:tcBorders>
+              <w:top w:val="single" w:sz="4" w:space="0" w:color="000000"/>
+              <w:start w:val="single" w:sz="4" w:space="0" w:color="000000"/>
+              <w:bottom w:val="single" w:sz="4" w:space="0" w:color="000000"/>
+              <w:end w:val="single" w:sz="4" w:space="0" w:color="000000"/>
+            </w:tcBorders>
+          </w:tcPr>
+          <w:p>
+            <w:pPr>
+              <w:pStyle w:val="Normal"/>
+              <w:spacing w:lineRule="auto" w:line="264" w:before="10" w:after="10"/>
+              <w:rPr>
+                <w:sz w:val="17"/>
+                <w:szCs w:val="17"/>
+              </w:rPr>
+            </w:pPr>
+            <w:r>
+              <w:rPr>
+                <w:rFonts w:ascii="Times New Roman" w:hAnsi="Times New Roman"/>
+                <w:b w:val="false"/>
+                <w:color w:val="000000"/>
+                <w:sz w:val="17"/>
+                <w:szCs w:val="17"/>
               </w:rPr>
               <w:t>TC-19</w:t>
             </w:r>
@@ -11141,26 +11482,30 @@
         </w:tc>
         <w:tc>
           <w:tcPr>
-            <w:tcW w:w="1872" w:type="dxa"/>
-            <w:tcBorders>
-              <w:top w:val="single" w:sz="4" w:space="0" w:color="000000"/>
-              <w:start w:val="single" w:sz="4" w:space="0" w:color="000000"/>
-              <w:bottom w:val="single" w:sz="4" w:space="0" w:color="000000"/>
-              <w:end w:val="single" w:sz="4" w:space="0" w:color="000000"/>
-            </w:tcBorders>
-          </w:tcPr>
-          <w:p>
-            <w:pPr>
-              <w:pStyle w:val="Normal"/>
-              <w:spacing w:lineRule="auto" w:line="264" w:before="10" w:after="10"/>
-              <w:rPr/>
-            </w:pPr>
-            <w:r>
-              <w:rPr>
-                <w:rFonts w:ascii="Times New Roman" w:hAnsi="Times New Roman"/>
-                <w:b w:val="false"/>
-                <w:color w:val="000000"/>
-                <w:sz w:val="19"/>
+            <w:tcW w:w="1871" w:type="dxa"/>
+            <w:tcBorders>
+              <w:top w:val="single" w:sz="4" w:space="0" w:color="000000"/>
+              <w:start w:val="single" w:sz="4" w:space="0" w:color="000000"/>
+              <w:bottom w:val="single" w:sz="4" w:space="0" w:color="000000"/>
+              <w:end w:val="single" w:sz="4" w:space="0" w:color="000000"/>
+            </w:tcBorders>
+          </w:tcPr>
+          <w:p>
+            <w:pPr>
+              <w:pStyle w:val="Normal"/>
+              <w:spacing w:lineRule="auto" w:line="264" w:before="10" w:after="10"/>
+              <w:rPr>
+                <w:sz w:val="17"/>
+                <w:szCs w:val="17"/>
+              </w:rPr>
+            </w:pPr>
+            <w:r>
+              <w:rPr>
+                <w:rFonts w:ascii="Times New Roman" w:hAnsi="Times New Roman"/>
+                <w:b w:val="false"/>
+                <w:color w:val="000000"/>
+                <w:sz w:val="17"/>
+                <w:szCs w:val="17"/>
               </w:rPr>
               <w:t>Security</w:t>
             </w:r>
@@ -11180,14 +11525,18 @@
             <w:pPr>
               <w:pStyle w:val="Normal"/>
               <w:spacing w:lineRule="auto" w:line="264" w:before="10" w:after="10"/>
-              <w:rPr/>
-            </w:pPr>
-            <w:r>
-              <w:rPr>
-                <w:rFonts w:ascii="Times New Roman" w:hAnsi="Times New Roman"/>
-                <w:b w:val="false"/>
-                <w:color w:val="000000"/>
-                <w:sz w:val="19"/>
+              <w:rPr>
+                <w:sz w:val="17"/>
+                <w:szCs w:val="17"/>
+              </w:rPr>
+            </w:pPr>
+            <w:r>
+              <w:rPr>
+                <w:rFonts w:ascii="Times New Roman" w:hAnsi="Times New Roman"/>
+                <w:b w:val="false"/>
+                <w:color w:val="000000"/>
+                <w:sz w:val="17"/>
+                <w:szCs w:val="17"/>
               </w:rPr>
               <w:t>SQL Injection payload in login input field</w:t>
             </w:r>
@@ -11195,26 +11544,30 @@
         </w:tc>
         <w:tc>
           <w:tcPr>
-            <w:tcW w:w="1872" w:type="dxa"/>
-            <w:tcBorders>
-              <w:top w:val="single" w:sz="4" w:space="0" w:color="000000"/>
-              <w:start w:val="single" w:sz="4" w:space="0" w:color="000000"/>
-              <w:bottom w:val="single" w:sz="4" w:space="0" w:color="000000"/>
-              <w:end w:val="single" w:sz="4" w:space="0" w:color="000000"/>
-            </w:tcBorders>
-          </w:tcPr>
-          <w:p>
-            <w:pPr>
-              <w:pStyle w:val="Normal"/>
-              <w:spacing w:lineRule="auto" w:line="264" w:before="10" w:after="10"/>
-              <w:rPr/>
-            </w:pPr>
-            <w:r>
-              <w:rPr>
-                <w:rFonts w:ascii="Times New Roman" w:hAnsi="Times New Roman"/>
-                <w:b w:val="false"/>
-                <w:color w:val="000000"/>
-                <w:sz w:val="19"/>
+            <w:tcW w:w="1871" w:type="dxa"/>
+            <w:tcBorders>
+              <w:top w:val="single" w:sz="4" w:space="0" w:color="000000"/>
+              <w:start w:val="single" w:sz="4" w:space="0" w:color="000000"/>
+              <w:bottom w:val="single" w:sz="4" w:space="0" w:color="000000"/>
+              <w:end w:val="single" w:sz="4" w:space="0" w:color="000000"/>
+            </w:tcBorders>
+          </w:tcPr>
+          <w:p>
+            <w:pPr>
+              <w:pStyle w:val="Normal"/>
+              <w:spacing w:lineRule="auto" w:line="264" w:before="10" w:after="10"/>
+              <w:rPr>
+                <w:sz w:val="17"/>
+                <w:szCs w:val="17"/>
+              </w:rPr>
+            </w:pPr>
+            <w:r>
+              <w:rPr>
+                <w:rFonts w:ascii="Times New Roman" w:hAnsi="Times New Roman"/>
+                <w:b w:val="false"/>
+                <w:color w:val="000000"/>
+                <w:sz w:val="17"/>
+                <w:szCs w:val="17"/>
               </w:rPr>
               <w:t>Sanitized via PDO prepared statements, safe</w:t>
             </w:r>
@@ -11222,26 +11575,30 @@
         </w:tc>
         <w:tc>
           <w:tcPr>
-            <w:tcW w:w="1872" w:type="dxa"/>
-            <w:tcBorders>
-              <w:top w:val="single" w:sz="4" w:space="0" w:color="000000"/>
-              <w:start w:val="single" w:sz="4" w:space="0" w:color="000000"/>
-              <w:bottom w:val="single" w:sz="4" w:space="0" w:color="000000"/>
-              <w:end w:val="single" w:sz="4" w:space="0" w:color="000000"/>
-            </w:tcBorders>
-          </w:tcPr>
-          <w:p>
-            <w:pPr>
-              <w:pStyle w:val="Normal"/>
-              <w:spacing w:lineRule="auto" w:line="264" w:before="10" w:after="10"/>
-              <w:rPr/>
-            </w:pPr>
-            <w:r>
-              <w:rPr>
-                <w:rFonts w:ascii="Times New Roman" w:hAnsi="Times New Roman"/>
-                <w:b w:val="false"/>
-                <w:color w:val="000000"/>
-                <w:sz w:val="19"/>
+            <w:tcW w:w="1874" w:type="dxa"/>
+            <w:tcBorders>
+              <w:top w:val="single" w:sz="4" w:space="0" w:color="000000"/>
+              <w:start w:val="single" w:sz="4" w:space="0" w:color="000000"/>
+              <w:bottom w:val="single" w:sz="4" w:space="0" w:color="000000"/>
+              <w:end w:val="single" w:sz="4" w:space="0" w:color="000000"/>
+            </w:tcBorders>
+          </w:tcPr>
+          <w:p>
+            <w:pPr>
+              <w:pStyle w:val="Normal"/>
+              <w:spacing w:lineRule="auto" w:line="264" w:before="10" w:after="10"/>
+              <w:rPr>
+                <w:sz w:val="17"/>
+                <w:szCs w:val="17"/>
+              </w:rPr>
+            </w:pPr>
+            <w:r>
+              <w:rPr>
+                <w:rFonts w:ascii="Times New Roman" w:hAnsi="Times New Roman"/>
+                <w:b w:val="false"/>
+                <w:color w:val="000000"/>
+                <w:sz w:val="17"/>
+                <w:szCs w:val="17"/>
               </w:rPr>
               <w:t>Pass</w:t>
             </w:r>
@@ -11254,26 +11611,30 @@
         </w:trPr>
         <w:tc>
           <w:tcPr>
-            <w:tcW w:w="1872" w:type="dxa"/>
-            <w:tcBorders>
-              <w:top w:val="single" w:sz="4" w:space="0" w:color="000000"/>
-              <w:start w:val="single" w:sz="4" w:space="0" w:color="000000"/>
-              <w:bottom w:val="single" w:sz="4" w:space="0" w:color="000000"/>
-              <w:end w:val="single" w:sz="4" w:space="0" w:color="000000"/>
-            </w:tcBorders>
-          </w:tcPr>
-          <w:p>
-            <w:pPr>
-              <w:pStyle w:val="Normal"/>
-              <w:spacing w:lineRule="auto" w:line="264" w:before="10" w:after="10"/>
-              <w:rPr/>
-            </w:pPr>
-            <w:r>
-              <w:rPr>
-                <w:rFonts w:ascii="Times New Roman" w:hAnsi="Times New Roman"/>
-                <w:b w:val="false"/>
-                <w:color w:val="000000"/>
-                <w:sz w:val="19"/>
+            <w:tcW w:w="1797" w:type="dxa"/>
+            <w:tcBorders>
+              <w:top w:val="single" w:sz="4" w:space="0" w:color="000000"/>
+              <w:start w:val="single" w:sz="4" w:space="0" w:color="000000"/>
+              <w:bottom w:val="single" w:sz="4" w:space="0" w:color="000000"/>
+              <w:end w:val="single" w:sz="4" w:space="0" w:color="000000"/>
+            </w:tcBorders>
+          </w:tcPr>
+          <w:p>
+            <w:pPr>
+              <w:pStyle w:val="Normal"/>
+              <w:spacing w:lineRule="auto" w:line="264" w:before="10" w:after="10"/>
+              <w:rPr>
+                <w:sz w:val="17"/>
+                <w:szCs w:val="17"/>
+              </w:rPr>
+            </w:pPr>
+            <w:r>
+              <w:rPr>
+                <w:rFonts w:ascii="Times New Roman" w:hAnsi="Times New Roman"/>
+                <w:b w:val="false"/>
+                <w:color w:val="000000"/>
+                <w:sz w:val="17"/>
+                <w:szCs w:val="17"/>
               </w:rPr>
               <w:t>TC-20</w:t>
             </w:r>
@@ -11281,26 +11642,30 @@
         </w:tc>
         <w:tc>
           <w:tcPr>
-            <w:tcW w:w="1872" w:type="dxa"/>
-            <w:tcBorders>
-              <w:top w:val="single" w:sz="4" w:space="0" w:color="000000"/>
-              <w:start w:val="single" w:sz="4" w:space="0" w:color="000000"/>
-              <w:bottom w:val="single" w:sz="4" w:space="0" w:color="000000"/>
-              <w:end w:val="single" w:sz="4" w:space="0" w:color="000000"/>
-            </w:tcBorders>
-          </w:tcPr>
-          <w:p>
-            <w:pPr>
-              <w:pStyle w:val="Normal"/>
-              <w:spacing w:lineRule="auto" w:line="264" w:before="10" w:after="10"/>
-              <w:rPr/>
-            </w:pPr>
-            <w:r>
-              <w:rPr>
-                <w:rFonts w:ascii="Times New Roman" w:hAnsi="Times New Roman"/>
-                <w:b w:val="false"/>
-                <w:color w:val="000000"/>
-                <w:sz w:val="19"/>
+            <w:tcW w:w="1871" w:type="dxa"/>
+            <w:tcBorders>
+              <w:top w:val="single" w:sz="4" w:space="0" w:color="000000"/>
+              <w:start w:val="single" w:sz="4" w:space="0" w:color="000000"/>
+              <w:bottom w:val="single" w:sz="4" w:space="0" w:color="000000"/>
+              <w:end w:val="single" w:sz="4" w:space="0" w:color="000000"/>
+            </w:tcBorders>
+          </w:tcPr>
+          <w:p>
+            <w:pPr>
+              <w:pStyle w:val="Normal"/>
+              <w:spacing w:lineRule="auto" w:line="264" w:before="10" w:after="10"/>
+              <w:rPr>
+                <w:sz w:val="17"/>
+                <w:szCs w:val="17"/>
+              </w:rPr>
+            </w:pPr>
+            <w:r>
+              <w:rPr>
+                <w:rFonts w:ascii="Times New Roman" w:hAnsi="Times New Roman"/>
+                <w:b w:val="false"/>
+                <w:color w:val="000000"/>
+                <w:sz w:val="17"/>
+                <w:szCs w:val="17"/>
               </w:rPr>
               <w:t>Security</w:t>
             </w:r>
@@ -11320,14 +11685,18 @@
             <w:pPr>
               <w:pStyle w:val="Normal"/>
               <w:spacing w:lineRule="auto" w:line="264" w:before="10" w:after="10"/>
-              <w:rPr/>
-            </w:pPr>
-            <w:r>
-              <w:rPr>
-                <w:rFonts w:ascii="Times New Roman" w:hAnsi="Times New Roman"/>
-                <w:b w:val="false"/>
-                <w:color w:val="000000"/>
-                <w:sz w:val="19"/>
+              <w:rPr>
+                <w:sz w:val="17"/>
+                <w:szCs w:val="17"/>
+              </w:rPr>
+            </w:pPr>
+            <w:r>
+              <w:rPr>
+                <w:rFonts w:ascii="Times New Roman" w:hAnsi="Times New Roman"/>
+                <w:b w:val="false"/>
+                <w:color w:val="000000"/>
+                <w:sz w:val="17"/>
+                <w:szCs w:val="17"/>
               </w:rPr>
               <w:t>XSS script tag in consultation message body</w:t>
             </w:r>
@@ -11335,26 +11704,30 @@
         </w:tc>
         <w:tc>
           <w:tcPr>
-            <w:tcW w:w="1872" w:type="dxa"/>
-            <w:tcBorders>
-              <w:top w:val="single" w:sz="4" w:space="0" w:color="000000"/>
-              <w:start w:val="single" w:sz="4" w:space="0" w:color="000000"/>
-              <w:bottom w:val="single" w:sz="4" w:space="0" w:color="000000"/>
-              <w:end w:val="single" w:sz="4" w:space="0" w:color="000000"/>
-            </w:tcBorders>
-          </w:tcPr>
-          <w:p>
-            <w:pPr>
-              <w:pStyle w:val="Normal"/>
-              <w:spacing w:lineRule="auto" w:line="264" w:before="10" w:after="10"/>
-              <w:rPr/>
-            </w:pPr>
-            <w:r>
-              <w:rPr>
-                <w:rFonts w:ascii="Times New Roman" w:hAnsi="Times New Roman"/>
-                <w:b w:val="false"/>
-                <w:color w:val="000000"/>
-                <w:sz w:val="19"/>
+            <w:tcW w:w="1871" w:type="dxa"/>
+            <w:tcBorders>
+              <w:top w:val="single" w:sz="4" w:space="0" w:color="000000"/>
+              <w:start w:val="single" w:sz="4" w:space="0" w:color="000000"/>
+              <w:bottom w:val="single" w:sz="4" w:space="0" w:color="000000"/>
+              <w:end w:val="single" w:sz="4" w:space="0" w:color="000000"/>
+            </w:tcBorders>
+          </w:tcPr>
+          <w:p>
+            <w:pPr>
+              <w:pStyle w:val="Normal"/>
+              <w:spacing w:lineRule="auto" w:line="264" w:before="10" w:after="10"/>
+              <w:rPr>
+                <w:sz w:val="17"/>
+                <w:szCs w:val="17"/>
+              </w:rPr>
+            </w:pPr>
+            <w:r>
+              <w:rPr>
+                <w:rFonts w:ascii="Times New Roman" w:hAnsi="Times New Roman"/>
+                <w:b w:val="false"/>
+                <w:color w:val="000000"/>
+                <w:sz w:val="17"/>
+                <w:szCs w:val="17"/>
               </w:rPr>
               <w:t>Sanitized via htmlspecialchars, rendered safe</w:t>
             </w:r>
@@ -11362,26 +11735,30 @@
         </w:tc>
         <w:tc>
           <w:tcPr>
-            <w:tcW w:w="1872" w:type="dxa"/>
-            <w:tcBorders>
-              <w:top w:val="single" w:sz="4" w:space="0" w:color="000000"/>
-              <w:start w:val="single" w:sz="4" w:space="0" w:color="000000"/>
-              <w:bottom w:val="single" w:sz="4" w:space="0" w:color="000000"/>
-              <w:end w:val="single" w:sz="4" w:space="0" w:color="000000"/>
-            </w:tcBorders>
-          </w:tcPr>
-          <w:p>
-            <w:pPr>
-              <w:pStyle w:val="Normal"/>
-              <w:spacing w:lineRule="auto" w:line="264" w:before="10" w:after="10"/>
-              <w:rPr/>
-            </w:pPr>
-            <w:r>
-              <w:rPr>
-                <w:rFonts w:ascii="Times New Roman" w:hAnsi="Times New Roman"/>
-                <w:b w:val="false"/>
-                <w:color w:val="000000"/>
-                <w:sz w:val="19"/>
+            <w:tcW w:w="1874" w:type="dxa"/>
+            <w:tcBorders>
+              <w:top w:val="single" w:sz="4" w:space="0" w:color="000000"/>
+              <w:start w:val="single" w:sz="4" w:space="0" w:color="000000"/>
+              <w:bottom w:val="single" w:sz="4" w:space="0" w:color="000000"/>
+              <w:end w:val="single" w:sz="4" w:space="0" w:color="000000"/>
+            </w:tcBorders>
+          </w:tcPr>
+          <w:p>
+            <w:pPr>
+              <w:pStyle w:val="Normal"/>
+              <w:spacing w:lineRule="auto" w:line="264" w:before="10" w:after="10"/>
+              <w:rPr>
+                <w:sz w:val="17"/>
+                <w:szCs w:val="17"/>
+              </w:rPr>
+            </w:pPr>
+            <w:r>
+              <w:rPr>
+                <w:rFonts w:ascii="Times New Roman" w:hAnsi="Times New Roman"/>
+                <w:b w:val="false"/>
+                <w:color w:val="000000"/>
+                <w:sz w:val="17"/>
+                <w:szCs w:val="17"/>
               </w:rPr>
               <w:t>Pass</w:t>
             </w:r>
@@ -11430,7 +11807,7 @@
       <w:pPr>
         <w:pStyle w:val="Normal"/>
         <w:keepNext w:val="true"/>
-        <w:spacing w:before="280" w:after="120"/>
+        <w:spacing w:before="0" w:after="120"/>
         <w:jc w:val="start"/>
         <w:rPr/>
       </w:pPr>
@@ -11691,7 +12068,7 @@
       <w:pPr>
         <w:pStyle w:val="Normal"/>
         <w:keepNext w:val="true"/>
-        <w:spacing w:lineRule="auto" w:line="312" w:before="40" w:after="100"/>
+        <w:spacing w:lineRule="auto" w:line="312" w:before="0" w:after="100"/>
         <w:jc w:val="center"/>
         <w:rPr/>
       </w:pPr>
@@ -11911,7 +12288,7 @@
       <w:pPr>
         <w:pStyle w:val="Normal"/>
         <w:keepNext w:val="true"/>
-        <w:spacing w:lineRule="auto" w:line="312" w:before="40" w:after="100"/>
+        <w:spacing w:lineRule="auto" w:line="312" w:before="0" w:after="100"/>
         <w:jc w:val="center"/>
         <w:rPr/>
       </w:pPr>
@@ -12093,7 +12470,7 @@
       <w:pPr>
         <w:pStyle w:val="Normal"/>
         <w:keepNext w:val="true"/>
-        <w:spacing w:lineRule="auto" w:line="312" w:before="40" w:after="100"/>
+        <w:spacing w:lineRule="auto" w:line="312" w:before="0" w:after="100"/>
         <w:jc w:val="center"/>
         <w:rPr/>
       </w:pPr>
@@ -12275,7 +12652,7 @@
       <w:pPr>
         <w:pStyle w:val="Normal"/>
         <w:keepNext w:val="true"/>
-        <w:spacing w:before="160" w:after="60"/>
+        <w:spacing w:before="0" w:after="60"/>
         <w:jc w:val="start"/>
         <w:rPr/>
       </w:pPr>
@@ -12436,7 +12813,7 @@
       <w:pPr>
         <w:pStyle w:val="Normal"/>
         <w:keepNext w:val="true"/>
-        <w:spacing w:before="120" w:after="40"/>
+        <w:spacing w:before="0" w:after="40"/>
         <w:jc w:val="start"/>
         <w:rPr/>
       </w:pPr>
@@ -20939,7 +21316,7 @@
       <w:pPr>
         <w:pStyle w:val="Normal"/>
         <w:keepNext w:val="true"/>
-        <w:spacing w:before="280" w:after="120"/>
+        <w:spacing w:before="0" w:after="120"/>
         <w:jc w:val="start"/>
         <w:rPr/>
       </w:pPr>
@@ -23690,7 +24067,7 @@
       <w:pPr>
         <w:pStyle w:val="Normal"/>
         <w:keepNext w:val="true"/>
-        <w:spacing w:lineRule="auto" w:line="312" w:before="40" w:after="100"/>
+        <w:spacing w:lineRule="auto" w:line="312" w:before="0" w:after="100"/>
         <w:jc w:val="center"/>
         <w:rPr/>
       </w:pPr>
@@ -23872,7 +24249,7 @@
       <w:pPr>
         <w:pStyle w:val="Normal"/>
         <w:keepNext w:val="true"/>
-        <w:spacing w:lineRule="auto" w:line="312" w:before="40" w:after="100"/>
+        <w:spacing w:lineRule="auto" w:line="312" w:before="0" w:after="100"/>
         <w:jc w:val="center"/>
         <w:rPr/>
       </w:pPr>
@@ -24054,7 +24431,7 @@
       <w:pPr>
         <w:pStyle w:val="Normal"/>
         <w:keepNext w:val="true"/>
-        <w:spacing w:lineRule="auto" w:line="312" w:before="40" w:after="100"/>
+        <w:spacing w:lineRule="auto" w:line="312" w:before="0" w:after="100"/>
         <w:jc w:val="center"/>
         <w:rPr/>
       </w:pPr>
@@ -24236,7 +24613,7 @@
       <w:pPr>
         <w:pStyle w:val="Normal"/>
         <w:keepNext w:val="true"/>
-        <w:spacing w:lineRule="auto" w:line="312" w:before="40" w:after="100"/>
+        <w:spacing w:lineRule="auto" w:line="312" w:before="0" w:after="100"/>
         <w:jc w:val="center"/>
         <w:rPr/>
       </w:pPr>
@@ -24418,7 +24795,7 @@
       <w:pPr>
         <w:pStyle w:val="Normal"/>
         <w:keepNext w:val="true"/>
-        <w:spacing w:before="160" w:after="60"/>
+        <w:spacing w:before="0" w:after="60"/>
         <w:jc w:val="start"/>
         <w:rPr/>
       </w:pPr>
@@ -24606,7 +24983,7 @@
       <w:pPr>
         <w:pStyle w:val="Normal"/>
         <w:keepNext w:val="true"/>
-        <w:spacing w:before="280" w:after="120"/>
+        <w:spacing w:before="0" w:after="120"/>
         <w:jc w:val="start"/>
         <w:rPr/>
       </w:pPr>
@@ -24846,7 +25223,7 @@
       <w:pPr>
         <w:pStyle w:val="Normal"/>
         <w:keepNext w:val="true"/>
-        <w:spacing w:before="160" w:after="60"/>
+        <w:spacing w:before="0" w:after="60"/>
         <w:jc w:val="start"/>
         <w:rPr/>
       </w:pPr>
@@ -25042,7 +25419,7 @@
       <w:pPr>
         <w:pStyle w:val="Normal"/>
         <w:keepNext w:val="true"/>
-        <w:spacing w:before="280" w:after="120"/>
+        <w:spacing w:before="0" w:after="120"/>
         <w:jc w:val="start"/>
         <w:rPr/>
       </w:pPr>
@@ -25348,7 +25725,7 @@
       <w:pPr>
         <w:pStyle w:val="Normal"/>
         <w:keepNext w:val="true"/>
-        <w:spacing w:before="280" w:after="120"/>
+        <w:spacing w:before="0" w:after="120"/>
         <w:jc w:val="start"/>
         <w:rPr/>
       </w:pPr>
@@ -25856,7 +26233,7 @@
       <w:pPr>
         <w:pStyle w:val="Normal"/>
         <w:keepNext w:val="true"/>
-        <w:spacing w:before="280" w:after="120"/>
+        <w:spacing w:before="0" w:after="120"/>
         <w:jc w:val="start"/>
         <w:rPr/>
       </w:pPr>
@@ -26563,7 +26940,7 @@
     </w:r>
     <w:r>
       <w:rPr/>
-      <w:t>10</w:t>
+      <w:t>11</w:t>
     </w:r>
     <w:r>
       <w:rPr/>
@@ -26615,7 +26992,7 @@
     </w:r>
     <w:r>
       <w:rPr/>
-      <w:t>10</w:t>
+      <w:t>11</w:t>
     </w:r>
     <w:r>
       <w:rPr/>
@@ -26681,7 +27058,7 @@
     </w:r>
     <w:r>
       <w:rPr/>
-      <w:t>19</w:t>
+      <w:t>11</w:t>
     </w:r>
     <w:r>
       <w:rPr/>
@@ -26733,7 +27110,7 @@
     </w:r>
     <w:r>
       <w:rPr/>
-      <w:t>19</w:t>
+      <w:t>11</w:t>
     </w:r>
     <w:r>
       <w:rPr/>
@@ -26813,7 +27190,7 @@
     </w:r>
     <w:r>
       <w:rPr/>
-      <w:t>26</w:t>
+      <w:t>20</w:t>
     </w:r>
     <w:r>
       <w:rPr/>
@@ -26865,7 +27242,7 @@
     </w:r>
     <w:r>
       <w:rPr/>
-      <w:t>26</w:t>
+      <w:t>20</w:t>
     </w:r>
     <w:r>
       <w:rPr/>
@@ -26931,7 +27308,7 @@
     </w:r>
     <w:r>
       <w:rPr/>
-      <w:t>28</w:t>
+      <w:t>27</w:t>
     </w:r>
     <w:r>
       <w:rPr/>
@@ -26983,7 +27360,7 @@
     </w:r>
     <w:r>
       <w:rPr/>
-      <w:t>28</w:t>
+      <w:t>27</w:t>
     </w:r>
     <w:r>
       <w:rPr/>
@@ -27167,7 +27544,7 @@
     </w:r>
     <w:r>
       <w:rPr/>
-      <w:t>31</w:t>
+      <w:t>30</w:t>
     </w:r>
     <w:r>
       <w:rPr/>
@@ -27233,7 +27610,7 @@
     </w:r>
     <w:r>
       <w:rPr/>
-      <w:t>31</w:t>
+      <w:t>30</w:t>
     </w:r>
     <w:r>
       <w:rPr/>
@@ -27268,7 +27645,6 @@
       <w:tabs>
         <w:tab w:val="clear" w:pos="4680"/>
       </w:tabs>
-      <w:jc w:val="center"/>
       <w:rPr/>
     </w:pPr>
     <w:r>
@@ -27321,7 +27697,6 @@
       <w:tabs>
         <w:tab w:val="clear" w:pos="4680"/>
       </w:tabs>
-      <w:jc w:val="center"/>
       <w:rPr/>
     </w:pPr>
     <w:r>
@@ -27392,21 +27767,6 @@
       <w:rPr/>
     </w:pPr>
     <w:r>
-      <w:rPr>
-        <w:rFonts w:ascii="Times New Roman" w:hAnsi="Times New Roman"/>
-        <w:color w:val="000000"/>
-        <w:sz w:val="20"/>
-      </w:rPr>
-      <w:t>Online Medical Consultation Platform</w:t>
-    </w:r>
-    <w:r>
-      <w:rPr>
-        <w:rFonts w:ascii="Times New Roman" w:hAnsi="Times New Roman"/>
-        <w:sz w:val="20"/>
-      </w:rPr>
-      <w:tab/>
-    </w:r>
-    <w:r>
       <w:rPr/>
       <w:fldChar w:fldCharType="begin"/>
     </w:r>
@@ -27420,7 +27780,7 @@
     </w:r>
     <w:r>
       <w:rPr/>
-      <w:t>vi</w:t>
+      <w:t>v</w:t>
     </w:r>
     <w:r>
       <w:rPr/>
@@ -27445,21 +27805,6 @@
       <w:rPr/>
     </w:pPr>
     <w:r>
-      <w:rPr>
-        <w:rFonts w:ascii="Times New Roman" w:hAnsi="Times New Roman"/>
-        <w:color w:val="000000"/>
-        <w:sz w:val="20"/>
-      </w:rPr>
-      <w:t>Online Medical Consultation Platform</w:t>
-    </w:r>
-    <w:r>
-      <w:rPr>
-        <w:rFonts w:ascii="Times New Roman" w:hAnsi="Times New Roman"/>
-        <w:sz w:val="20"/>
-      </w:rPr>
-      <w:tab/>
-    </w:r>
-    <w:r>
       <w:rPr/>
       <w:fldChar w:fldCharType="begin"/>
     </w:r>
@@ -27473,7 +27818,7 @@
     </w:r>
     <w:r>
       <w:rPr/>
-      <w:t>vi</w:t>
+      <w:t>v</w:t>
     </w:r>
     <w:r>
       <w:rPr/>
@@ -28425,27 +28770,7 @@
       <w:rPr/>
     </w:pPr>
     <w:r>
-      <w:rPr>
-        <w:rFonts w:ascii="Times New Roman" w:hAnsi="Times New Roman"/>
-        <w:color w:val="000000"/>
-        <w:sz w:val="20"/>
-      </w:rPr>
-      <w:t>Online Medical Consultation Platform</w:t>
-    </w:r>
-    <w:r>
-      <w:rPr>
-        <w:rFonts w:ascii="Times New Roman" w:hAnsi="Times New Roman"/>
-        <w:sz w:val="20"/>
-      </w:rPr>
-      <w:tab/>
-    </w:r>
-    <w:r>
-      <w:rPr>
-        <w:rFonts w:ascii="Times New Roman" w:hAnsi="Times New Roman"/>
-        <w:color w:val="000000"/>
-        <w:sz w:val="20"/>
-      </w:rPr>
-      <w:t>Final Year Project Report</w:t>
+      <w:rPr/>
     </w:r>
   </w:p>
 </w:hdr>
@@ -28465,27 +28790,7 @@
       <w:rPr/>
     </w:pPr>
     <w:r>
-      <w:rPr>
-        <w:rFonts w:ascii="Times New Roman" w:hAnsi="Times New Roman"/>
-        <w:color w:val="000000"/>
-        <w:sz w:val="20"/>
-      </w:rPr>
-      <w:t>Online Medical Consultation Platform</w:t>
-    </w:r>
-    <w:r>
-      <w:rPr>
-        <w:rFonts w:ascii="Times New Roman" w:hAnsi="Times New Roman"/>
-        <w:sz w:val="20"/>
-      </w:rPr>
-      <w:tab/>
-    </w:r>
-    <w:r>
-      <w:rPr>
-        <w:rFonts w:ascii="Times New Roman" w:hAnsi="Times New Roman"/>
-        <w:color w:val="000000"/>
-        <w:sz w:val="20"/>
-      </w:rPr>
-      <w:t>Final Year Project Report</w:t>
+      <w:rPr/>
     </w:r>
   </w:p>
 </w:hdr>
